--- a/doc/詞/宋朝/辛棄疾/辛棄疾-南鄉子·登京口北固亭有懷.docx
+++ b/doc/詞/宋朝/辛棄疾/辛棄疾-南鄉子·登京口北固亭有懷.docx
@@ -1,6 +1,6 @@
 
 <file path=word/document.xml><?xml version="1.0" encoding="utf-8"?>
-<w:document xmlns:wpc="http://schemas.microsoft.com/office/word/2010/wordprocessingCanvas" xmlns:cx="http://schemas.microsoft.com/office/drawing/2014/chartex" xmlns:cx1="http://schemas.microsoft.com/office/drawing/2015/9/8/chartex" xmlns:cx2="http://schemas.microsoft.com/office/drawing/2015/10/21/chartex" xmlns:cx3="http://schemas.microsoft.com/office/drawing/2016/5/9/chartex" xmlns:cx4="http://schemas.microsoft.com/office/drawing/2016/5/10/chartex" xmlns:cx5="http://schemas.microsoft.com/office/drawing/2016/5/11/chartex" xmlns:cx6="http://schemas.microsoft.com/office/drawing/2016/5/12/chartex" xmlns:cx7="http://schemas.microsoft.com/office/drawing/2016/5/13/chartex" xmlns:cx8="http://schemas.microsoft.com/office/drawing/2016/5/14/chartex" xmlns:mc="http://schemas.openxmlformats.org/markup-compatibility/2006" xmlns:aink="http://schemas.microsoft.com/office/drawing/2016/ink" xmlns:am3d="http://schemas.microsoft.com/office/drawing/2017/model3d" xmlns:o="urn:schemas-microsoft-com:office:office" xmlns:oel="http://schemas.microsoft.com/office/2019/extlst" xmlns:r="http://schemas.openxmlformats.org/officeDocument/2006/relationships" xmlns:m="http://schemas.openxmlformats.org/officeDocument/2006/math" xmlns:v="urn:schemas-microsoft-com:vml" xmlns:wp14="http://schemas.microsoft.com/office/word/2010/wordprocessingDrawing" xmlns:wp="http://schemas.openxmlformats.org/drawingml/2006/wordprocessingDrawing" xmlns:w10="urn:schemas-microsoft-com:office:word" xmlns:w="http://schemas.openxmlformats.org/wordprocessingml/2006/main" xmlns:w14="http://schemas.microsoft.com/office/word/2010/wordml" xmlns:w15="http://schemas.microsoft.com/office/word/2012/wordml" xmlns:w16cex="http://schemas.microsoft.com/office/word/2018/wordml/cex" xmlns:w16cid="http://schemas.microsoft.com/office/word/2016/wordml/cid" xmlns:w16="http://schemas.microsoft.com/office/word/2018/wordml" xmlns:w16du="http://schemas.microsoft.com/office/word/2023/wordml/word16du" xmlns:w16sdtdh="http://schemas.microsoft.com/office/word/2020/wordml/sdtdatahash" xmlns:w16se="http://schemas.microsoft.com/office/word/2015/wordml/symex" xmlns:wpg="http://schemas.microsoft.com/office/word/2010/wordprocessingGroup" xmlns:wpi="http://schemas.microsoft.com/office/word/2010/wordprocessingInk" xmlns:wne="http://schemas.microsoft.com/office/word/2006/wordml" xmlns:wps="http://schemas.microsoft.com/office/word/2010/wordprocessingShape" mc:Ignorable="w14 w15 w16se w16cid w16 w16cex w16sdtdh wp14">
+<w:document xmlns:wpc="http://schemas.microsoft.com/office/word/2010/wordprocessingCanvas" xmlns:cx="http://schemas.microsoft.com/office/drawing/2014/chartex" xmlns:cx1="http://schemas.microsoft.com/office/drawing/2015/9/8/chartex" xmlns:cx2="http://schemas.microsoft.com/office/drawing/2015/10/21/chartex" xmlns:cx3="http://schemas.microsoft.com/office/drawing/2016/5/9/chartex" xmlns:cx4="http://schemas.microsoft.com/office/drawing/2016/5/10/chartex" xmlns:cx5="http://schemas.microsoft.com/office/drawing/2016/5/11/chartex" xmlns:cx6="http://schemas.microsoft.com/office/drawing/2016/5/12/chartex" xmlns:cx7="http://schemas.microsoft.com/office/drawing/2016/5/13/chartex" xmlns:cx8="http://schemas.microsoft.com/office/drawing/2016/5/14/chartex" xmlns:mc="http://schemas.openxmlformats.org/markup-compatibility/2006" xmlns:aink="http://schemas.microsoft.com/office/drawing/2016/ink" xmlns:am3d="http://schemas.microsoft.com/office/drawing/2017/model3d" xmlns:o="urn:schemas-microsoft-com:office:office" xmlns:oel="http://schemas.microsoft.com/office/2019/extlst" xmlns:r="http://schemas.openxmlformats.org/officeDocument/2006/relationships" xmlns:m="http://schemas.openxmlformats.org/officeDocument/2006/math" xmlns:v="urn:schemas-microsoft-com:vml" xmlns:wp14="http://schemas.microsoft.com/office/word/2010/wordprocessingDrawing" xmlns:wp="http://schemas.openxmlformats.org/drawingml/2006/wordprocessingDrawing" xmlns:w10="urn:schemas-microsoft-com:office:word" xmlns:w="http://schemas.openxmlformats.org/wordprocessingml/2006/main" xmlns:w14="http://schemas.microsoft.com/office/word/2010/wordml" xmlns:w15="http://schemas.microsoft.com/office/word/2012/wordml" xmlns:w16cex="http://schemas.microsoft.com/office/word/2018/wordml/cex" xmlns:w16cid="http://schemas.microsoft.com/office/word/2016/wordml/cid" xmlns:w16="http://schemas.microsoft.com/office/word/2018/wordml" xmlns:w16du="http://schemas.microsoft.com/office/word/2023/wordml/word16du" xmlns:w16sdtdh="http://schemas.microsoft.com/office/word/2020/wordml/sdtdatahash" xmlns:w16sdtfl="http://schemas.microsoft.com/office/word/2024/wordml/sdtformatlock" xmlns:w16se="http://schemas.microsoft.com/office/word/2015/wordml/symex" xmlns:wpg="http://schemas.microsoft.com/office/word/2010/wordprocessingGroup" xmlns:wpi="http://schemas.microsoft.com/office/word/2010/wordprocessingInk" xmlns:wne="http://schemas.microsoft.com/office/word/2006/wordml" xmlns:wps="http://schemas.microsoft.com/office/word/2010/wordprocessingShape" mc:Ignorable="w14 w15 w16se w16cid w16 w16cex w16sdtdh w16sdtfl w16du wp14">
   <w:body>
     <w:p>
       <w:pPr>
@@ -86,9 +86,8 @@
           <w:sz w:val="30"/>
           <w:szCs w:val="30"/>
         </w:rPr>
-        <w:t>何處望神州？滿眼風光</w:t>
-      </w:r>
-      <w:proofErr w:type="gramStart"/>
+        <w:t>何處望神州？滿眼風光北固樓。千古興亡多少事？悠悠</w:t>
+      </w:r>
       <w:r>
         <w:rPr>
           <w:rFonts w:hint="eastAsia"/>
@@ -96,9 +95,8 @@
           <w:sz w:val="30"/>
           <w:szCs w:val="30"/>
         </w:rPr>
-        <w:t>北固樓</w:t>
-      </w:r>
-      <w:proofErr w:type="gramEnd"/>
+        <w:t>。</w:t>
+      </w:r>
       <w:r>
         <w:rPr>
           <w:rFonts w:hint="eastAsia"/>
@@ -106,8 +104,19 @@
           <w:sz w:val="30"/>
           <w:szCs w:val="30"/>
         </w:rPr>
-        <w:t>。千古興亡多少事？悠悠</w:t>
-      </w:r>
+        <w:t>不盡長江滾滾流。</w:t>
+      </w:r>
+    </w:p>
+    <w:p>
+      <w:pPr>
+        <w:spacing w:beforeLines="50" w:before="120" w:afterLines="50" w:after="120" w:line="480" w:lineRule="exact"/>
+        <w:ind w:left="0" w:right="0" w:firstLine="0"/>
+        <w:rPr>
+          <w:color w:val="0F0F0F"/>
+          <w:sz w:val="32"/>
+          <w:szCs w:val="32"/>
+        </w:rPr>
+      </w:pPr>
       <w:r>
         <w:rPr>
           <w:rFonts w:hint="eastAsia"/>
@@ -115,7 +124,7 @@
           <w:sz w:val="30"/>
           <w:szCs w:val="30"/>
         </w:rPr>
-        <w:t>。</w:t>
+        <w:t>年少萬兜鍪，坐斷東南戰未休。天下英雄誰敵手？曹劉</w:t>
       </w:r>
       <w:r>
         <w:rPr>
@@ -124,19 +133,8 @@
           <w:sz w:val="30"/>
           <w:szCs w:val="30"/>
         </w:rPr>
-        <w:t>不盡長江滾滾流。</w:t>
-      </w:r>
-    </w:p>
-    <w:p>
-      <w:pPr>
-        <w:spacing w:beforeLines="50" w:before="120" w:afterLines="50" w:after="120" w:line="480" w:lineRule="exact"/>
-        <w:ind w:left="0" w:right="0" w:firstLine="0"/>
-        <w:rPr>
-          <w:color w:val="0F0F0F"/>
-          <w:sz w:val="32"/>
-          <w:szCs w:val="32"/>
-        </w:rPr>
-      </w:pPr>
+        <w:t>。</w:t>
+      </w:r>
       <w:r>
         <w:rPr>
           <w:rFonts w:hint="eastAsia"/>
@@ -144,81 +142,12 @@
           <w:sz w:val="30"/>
           <w:szCs w:val="30"/>
         </w:rPr>
-        <w:t>年少萬兜</w:t>
-      </w:r>
-      <w:proofErr w:type="gramStart"/>
-      <w:r>
-        <w:rPr>
-          <w:rFonts w:hint="eastAsia"/>
-          <w:color w:val="0F0F0F"/>
-          <w:sz w:val="30"/>
-          <w:szCs w:val="30"/>
-        </w:rPr>
-        <w:t>鍪</w:t>
-      </w:r>
-      <w:proofErr w:type="gramEnd"/>
-      <w:r>
-        <w:rPr>
-          <w:rFonts w:hint="eastAsia"/>
-          <w:color w:val="0F0F0F"/>
-          <w:sz w:val="30"/>
-          <w:szCs w:val="30"/>
-        </w:rPr>
-        <w:t>，坐斷</w:t>
-      </w:r>
-      <w:proofErr w:type="gramStart"/>
-      <w:r>
-        <w:rPr>
-          <w:rFonts w:hint="eastAsia"/>
-          <w:color w:val="0F0F0F"/>
-          <w:sz w:val="30"/>
-          <w:szCs w:val="30"/>
-        </w:rPr>
-        <w:t>東南戰</w:t>
-      </w:r>
-      <w:proofErr w:type="gramEnd"/>
-      <w:r>
-        <w:rPr>
-          <w:rFonts w:hint="eastAsia"/>
-          <w:color w:val="0F0F0F"/>
-          <w:sz w:val="30"/>
-          <w:szCs w:val="30"/>
-        </w:rPr>
-        <w:t>未休。天下英雄誰敵手？</w:t>
-      </w:r>
-      <w:proofErr w:type="gramStart"/>
-      <w:r>
-        <w:rPr>
-          <w:rFonts w:hint="eastAsia"/>
-          <w:color w:val="0F0F0F"/>
-          <w:sz w:val="30"/>
-          <w:szCs w:val="30"/>
-        </w:rPr>
-        <w:t>曹劉</w:t>
-      </w:r>
-      <w:proofErr w:type="gramEnd"/>
-      <w:r>
-        <w:rPr>
-          <w:rFonts w:hint="eastAsia"/>
-          <w:color w:val="0F0F0F"/>
-          <w:sz w:val="30"/>
-          <w:szCs w:val="30"/>
-        </w:rPr>
-        <w:t>。</w:t>
-      </w:r>
-      <w:r>
-        <w:rPr>
-          <w:rFonts w:hint="eastAsia"/>
-          <w:color w:val="0F0F0F"/>
-          <w:sz w:val="30"/>
-          <w:szCs w:val="30"/>
-        </w:rPr>
         <w:t>生子當如孫仲謀。</w:t>
       </w:r>
     </w:p>
     <w:p>
       <w:pPr>
-        <w:spacing w:beforeLines="50" w:before="120" w:after="0" w:line="400" w:lineRule="exact"/>
+        <w:spacing w:beforeLines="50" w:before="120" w:after="0" w:line="440" w:lineRule="exact"/>
         <w:ind w:left="0" w:right="0" w:firstLine="0"/>
       </w:pPr>
       <w:r>
@@ -232,8 +161,9 @@
     </w:p>
     <w:p>
       <w:pPr>
-        <w:spacing w:after="0" w:line="480" w:lineRule="exact"/>
+        <w:spacing w:after="0" w:line="460" w:lineRule="exact"/>
         <w:ind w:left="0" w:right="0" w:firstLine="0"/>
+        <w:jc w:val="both"/>
         <w:rPr>
           <w:szCs w:val="28"/>
         </w:rPr>
@@ -250,15 +180,7 @@
           <w:rFonts w:hint="eastAsia"/>
           <w:szCs w:val="28"/>
         </w:rPr>
-        <w:t>什麼地方可以看見中原呢？</w:t>
-      </w:r>
-      <w:proofErr w:type="gramStart"/>
-      <w:r>
-        <w:rPr>
-          <w:rFonts w:hint="eastAsia"/>
-          <w:szCs w:val="28"/>
-        </w:rPr>
-        <w:t>在</w:t>
+        <w:t>站在</w:t>
       </w:r>
       <w:r>
         <w:rPr>
@@ -273,15 +195,7 @@
           <w:rFonts w:hint="eastAsia"/>
           <w:szCs w:val="28"/>
         </w:rPr>
-        <w:t>上</w:t>
-      </w:r>
-      <w:proofErr w:type="gramEnd"/>
-      <w:r>
-        <w:rPr>
-          <w:rFonts w:hint="eastAsia"/>
-          <w:szCs w:val="28"/>
-        </w:rPr>
-        <w:t>，滿眼都是美好的風光。從古到今，有多少國家興亡大事呢？不知道。往事連綿不斷，如同沒有盡頭的</w:t>
+        <w:t>上，向哪裡才能眺望故鄉中原呢？眼前看到的，只有</w:t>
       </w:r>
       <w:r>
         <w:rPr>
@@ -289,6 +203,34 @@
           <w:szCs w:val="28"/>
           <w:u w:val="single"/>
         </w:rPr>
+        <w:t>北固樓</w:t>
+      </w:r>
+      <w:r>
+        <w:rPr>
+          <w:rFonts w:hint="eastAsia"/>
+          <w:szCs w:val="28"/>
+        </w:rPr>
+        <w:t>周圍美麗的山河景色。從古到今，國家經歷了多少興盛與衰亡的事情？這些往事悠悠無盡</w:t>
+      </w:r>
+      <w:r>
+        <w:rPr>
+          <w:szCs w:val="28"/>
+        </w:rPr>
+        <w:br/>
+      </w:r>
+      <w:r>
+        <w:rPr>
+          <w:rFonts w:hint="eastAsia"/>
+          <w:szCs w:val="28"/>
+        </w:rPr>
+        <w:t>，就像眼前的</w:t>
+      </w:r>
+      <w:r>
+        <w:rPr>
+          <w:rFonts w:hint="eastAsia"/>
+          <w:szCs w:val="28"/>
+          <w:u w:val="single"/>
+        </w:rPr>
         <w:t>長江</w:t>
       </w:r>
       <w:r>
@@ -296,23 +238,24 @@
           <w:rFonts w:hint="eastAsia"/>
           <w:szCs w:val="28"/>
         </w:rPr>
-        <w:t>水滾滾地奔流不息。</w:t>
+        <w:t>一樣，永不停息地向東滾滾流去。</w:t>
       </w:r>
     </w:p>
     <w:p>
       <w:pPr>
-        <w:spacing w:after="0" w:line="480" w:lineRule="exact"/>
+        <w:spacing w:after="0" w:line="460" w:lineRule="exact"/>
         <w:ind w:left="0" w:right="0" w:firstLine="0"/>
-        <w:rPr>
-          <w:szCs w:val="28"/>
-        </w:rPr>
-      </w:pPr>
-      <w:r>
-        <w:rPr>
-          <w:rFonts w:hint="eastAsia"/>
-          <w:szCs w:val="28"/>
-        </w:rPr>
-        <w:t xml:space="preserve">    當年</w:t>
+        <w:jc w:val="both"/>
+        <w:rPr>
+          <w:szCs w:val="28"/>
+        </w:rPr>
+      </w:pPr>
+      <w:r>
+        <w:rPr>
+          <w:rFonts w:hint="eastAsia"/>
+          <w:szCs w:val="28"/>
+        </w:rPr>
+        <w:t xml:space="preserve">　　</w:t>
       </w:r>
       <w:r>
         <w:rPr>
@@ -327,7 +270,7 @@
           <w:rFonts w:hint="eastAsia"/>
           <w:szCs w:val="28"/>
         </w:rPr>
-        <w:t>在青年時代，做了三軍統帥。他能占據東南，堅持抗戰，沒有向敵人低頭和屈服過。天下英雄誰是</w:t>
+        <w:t>年輕的時候，就已經統領著眾多精銳的軍隊，牢牢地控制著東南地區，長年與敵人作戰，從來沒有停止過。天下的英雄之中，究竟有誰能夠與</w:t>
       </w:r>
       <w:r>
         <w:rPr>
@@ -342,7 +285,20 @@
           <w:rFonts w:hint="eastAsia"/>
           <w:szCs w:val="28"/>
         </w:rPr>
-        <w:t>的敵手呢？只有</w:t>
+        <w:t>相抗衡呢</w:t>
+      </w:r>
+      <w:r>
+        <w:rPr>
+          <w:szCs w:val="28"/>
+        </w:rPr>
+        <w:br/>
+      </w:r>
+      <w:r>
+        <w:rPr>
+          <w:rFonts w:hint="eastAsia"/>
+          <w:szCs w:val="28"/>
+        </w:rPr>
+        <w:t>？大概只有</w:t>
       </w:r>
       <w:r>
         <w:rPr>
@@ -372,7 +328,7 @@
           <w:rFonts w:hint="eastAsia"/>
           <w:szCs w:val="28"/>
         </w:rPr>
-        <w:t>而已。這樣也就難怪</w:t>
+        <w:t>可以算得上他的對手。難怪當年</w:t>
       </w:r>
       <w:r>
         <w:rPr>
@@ -387,7 +343,7 @@
           <w:rFonts w:hint="eastAsia"/>
           <w:szCs w:val="28"/>
         </w:rPr>
-        <w:t>說：要是能有個</w:t>
+        <w:t>看到</w:t>
       </w:r>
       <w:r>
         <w:rPr>
@@ -402,7 +358,20 @@
           <w:rFonts w:hint="eastAsia"/>
           <w:szCs w:val="28"/>
         </w:rPr>
-        <w:t>那樣的兒子就好了！</w:t>
+        <w:t>後，曾感嘆說</w:t>
+      </w:r>
+      <w:r>
+        <w:rPr>
+          <w:szCs w:val="28"/>
+        </w:rPr>
+        <w:br/>
+      </w:r>
+      <w:r>
+        <w:rPr>
+          <w:rFonts w:hint="eastAsia"/>
+          <w:szCs w:val="28"/>
+        </w:rPr>
+        <w:t>：「如果能有孫權這樣的兒子，那才真是值得驕傲啊！」</w:t>
       </w:r>
     </w:p>
     <w:p>
@@ -431,8 +400,9 @@
           <w:ilvl w:val="0"/>
           <w:numId w:val="50"/>
         </w:numPr>
-        <w:spacing w:after="0" w:line="480" w:lineRule="exact"/>
-        <w:ind w:leftChars="0" w:left="465" w:right="0" w:hanging="482"/>
+        <w:spacing w:after="0" w:line="440" w:lineRule="exact"/>
+        <w:ind w:leftChars="0" w:left="284" w:right="0" w:hanging="301"/>
+        <w:jc w:val="both"/>
         <w:rPr>
           <w:color w:val="auto"/>
           <w:szCs w:val="28"/>
@@ -454,44 +424,96 @@
           <w:ilvl w:val="0"/>
           <w:numId w:val="50"/>
         </w:numPr>
-        <w:spacing w:after="0" w:line="480" w:lineRule="exact"/>
-        <w:ind w:leftChars="0" w:left="465" w:right="0" w:hanging="482"/>
+        <w:spacing w:after="0" w:line="440" w:lineRule="exact"/>
+        <w:ind w:leftChars="0" w:left="284" w:right="0" w:hanging="301"/>
+        <w:jc w:val="both"/>
         <w:rPr>
           <w:color w:val="auto"/>
-          <w:szCs w:val="28"/>
-        </w:rPr>
-      </w:pPr>
-      <w:proofErr w:type="gramStart"/>
+          <w:spacing w:val="-4"/>
+          <w:szCs w:val="28"/>
+        </w:rPr>
+      </w:pPr>
       <w:r>
         <w:rPr>
           <w:rFonts w:hint="eastAsia"/>
           <w:color w:val="auto"/>
-          <w:szCs w:val="28"/>
-        </w:rPr>
-        <w:t>京口</w:t>
-      </w:r>
-      <w:proofErr w:type="gramEnd"/>
+          <w:spacing w:val="-4"/>
+          <w:szCs w:val="28"/>
+        </w:rPr>
+        <w:t>京口：今</w:t>
+      </w:r>
       <w:r>
         <w:rPr>
           <w:rFonts w:hint="eastAsia"/>
           <w:color w:val="auto"/>
-          <w:szCs w:val="28"/>
-        </w:rPr>
-        <w:t>：今</w:t>
+          <w:spacing w:val="-4"/>
+          <w:szCs w:val="28"/>
+          <w:u w:val="single"/>
+        </w:rPr>
+        <w:t>江蘇省</w:t>
       </w:r>
       <w:r>
         <w:rPr>
           <w:rFonts w:hint="eastAsia"/>
           <w:color w:val="auto"/>
+          <w:spacing w:val="-4"/>
+          <w:szCs w:val="28"/>
+        </w:rPr>
+        <w:t xml:space="preserve"> </w:t>
+      </w:r>
+      <w:r>
+        <w:rPr>
+          <w:rFonts w:hint="eastAsia"/>
+          <w:color w:val="auto"/>
+          <w:spacing w:val="-4"/>
           <w:szCs w:val="28"/>
           <w:u w:val="single"/>
         </w:rPr>
-        <w:t>江蘇省</w:t>
+        <w:t>鎮江市</w:t>
       </w:r>
       <w:r>
         <w:rPr>
           <w:rFonts w:hint="eastAsia"/>
           <w:color w:val="auto"/>
+          <w:spacing w:val="-4"/>
+          <w:szCs w:val="28"/>
+        </w:rPr>
+        <w:t>。</w:t>
+      </w:r>
+      <w:r>
+        <w:rPr>
+          <w:rFonts w:hint="eastAsia"/>
+          <w:color w:val="auto"/>
+          <w:spacing w:val="-4"/>
+          <w:szCs w:val="28"/>
+          <w:u w:val="single"/>
+        </w:rPr>
+        <w:t>北固亭</w:t>
+      </w:r>
+      <w:r>
+        <w:rPr>
+          <w:rFonts w:hint="eastAsia"/>
+          <w:color w:val="auto"/>
+          <w:spacing w:val="-4"/>
+          <w:szCs w:val="28"/>
+        </w:rPr>
+        <w:t>：在今</w:t>
+      </w:r>
+      <w:r>
+        <w:rPr>
+          <w:rFonts w:hint="eastAsia"/>
+          <w:color w:val="auto"/>
+          <w:spacing w:val="-4"/>
+          <w:szCs w:val="28"/>
+          <w:u w:val="single"/>
+        </w:rPr>
+        <w:t>鎮江市</w:t>
+      </w:r>
+      <w:r>
+        <w:rPr>
+          <w:rFonts w:hint="eastAsia"/>
+          <w:color w:val="auto"/>
+          <w:spacing w:val="-4"/>
           <w:szCs w:val="28"/>
         </w:rPr>
         <w:t xml:space="preserve"> </w:t>
@@ -500,116 +522,39 @@
         <w:rPr>
           <w:rFonts w:hint="eastAsia"/>
           <w:color w:val="auto"/>
+          <w:spacing w:val="-4"/>
           <w:szCs w:val="28"/>
           <w:u w:val="single"/>
         </w:rPr>
-        <w:t>鎮江市</w:t>
+        <w:t>北固山</w:t>
       </w:r>
       <w:r>
         <w:rPr>
           <w:rFonts w:hint="eastAsia"/>
           <w:color w:val="auto"/>
-          <w:szCs w:val="28"/>
-        </w:rPr>
-        <w:t>。</w:t>
-      </w:r>
-      <w:proofErr w:type="gramStart"/>
+          <w:spacing w:val="-4"/>
+          <w:szCs w:val="28"/>
+        </w:rPr>
+        <w:t>上，下臨</w:t>
+      </w:r>
       <w:r>
         <w:rPr>
           <w:rFonts w:hint="eastAsia"/>
           <w:color w:val="auto"/>
+          <w:spacing w:val="-4"/>
           <w:szCs w:val="28"/>
           <w:u w:val="single"/>
         </w:rPr>
-        <w:t>北固亭</w:t>
-      </w:r>
-      <w:proofErr w:type="gramEnd"/>
+        <w:t>長江</w:t>
+      </w:r>
       <w:r>
         <w:rPr>
           <w:rFonts w:hint="eastAsia"/>
           <w:color w:val="auto"/>
-          <w:szCs w:val="28"/>
-        </w:rPr>
-        <w:t>：在今</w:t>
-      </w:r>
-      <w:r>
-        <w:rPr>
-          <w:rFonts w:hint="eastAsia"/>
-          <w:color w:val="auto"/>
-          <w:szCs w:val="28"/>
-          <w:u w:val="single"/>
-        </w:rPr>
-        <w:t>鎮江市</w:t>
-      </w:r>
-      <w:r>
-        <w:rPr>
-          <w:rFonts w:hint="eastAsia"/>
-          <w:color w:val="auto"/>
-          <w:szCs w:val="28"/>
-        </w:rPr>
-        <w:t xml:space="preserve"> </w:t>
-      </w:r>
-      <w:proofErr w:type="gramStart"/>
-      <w:r>
-        <w:rPr>
-          <w:rFonts w:hint="eastAsia"/>
-          <w:color w:val="auto"/>
-          <w:szCs w:val="28"/>
-          <w:u w:val="single"/>
-        </w:rPr>
-        <w:t>北固山</w:t>
-      </w:r>
-      <w:r>
-        <w:rPr>
-          <w:rFonts w:hint="eastAsia"/>
-          <w:color w:val="auto"/>
-          <w:szCs w:val="28"/>
-        </w:rPr>
-        <w:t>上</w:t>
-      </w:r>
-      <w:proofErr w:type="gramEnd"/>
-      <w:r>
-        <w:rPr>
-          <w:rFonts w:hint="eastAsia"/>
-          <w:color w:val="auto"/>
-          <w:szCs w:val="28"/>
-        </w:rPr>
-        <w:t>，下臨</w:t>
-      </w:r>
-      <w:r>
-        <w:rPr>
-          <w:rFonts w:hint="eastAsia"/>
-          <w:color w:val="auto"/>
-          <w:szCs w:val="28"/>
-          <w:u w:val="single"/>
-        </w:rPr>
-        <w:t>長江</w:t>
-      </w:r>
-      <w:r>
-        <w:rPr>
-          <w:rFonts w:hint="eastAsia"/>
-          <w:color w:val="auto"/>
-          <w:szCs w:val="28"/>
-        </w:rPr>
-        <w:t>，</w:t>
-      </w:r>
-      <w:proofErr w:type="gramStart"/>
-      <w:r>
-        <w:rPr>
-          <w:rFonts w:hint="eastAsia"/>
-          <w:color w:val="auto"/>
-          <w:szCs w:val="28"/>
-        </w:rPr>
-        <w:t>三面環水</w:t>
-      </w:r>
-      <w:proofErr w:type="gramEnd"/>
-      <w:r>
-        <w:rPr>
-          <w:rFonts w:hint="eastAsia"/>
-          <w:color w:val="auto"/>
-          <w:szCs w:val="28"/>
-        </w:rPr>
-        <w:t>。</w:t>
+          <w:spacing w:val="-4"/>
+          <w:szCs w:val="28"/>
+        </w:rPr>
+        <w:t>，三面環水。</w:t>
       </w:r>
     </w:p>
     <w:p>
@@ -619,8 +564,9 @@
           <w:ilvl w:val="0"/>
           <w:numId w:val="50"/>
         </w:numPr>
-        <w:spacing w:after="0" w:line="480" w:lineRule="exact"/>
-        <w:ind w:leftChars="0" w:left="465" w:right="0" w:hanging="482"/>
+        <w:spacing w:after="0" w:line="440" w:lineRule="exact"/>
+        <w:ind w:leftChars="0" w:left="284" w:right="0" w:hanging="301"/>
+        <w:jc w:val="both"/>
         <w:rPr>
           <w:color w:val="auto"/>
           <w:szCs w:val="28"/>
@@ -659,14 +605,14 @@
           <w:ilvl w:val="0"/>
           <w:numId w:val="50"/>
         </w:numPr>
-        <w:spacing w:after="0" w:line="480" w:lineRule="exact"/>
-        <w:ind w:leftChars="0" w:left="465" w:right="0" w:hanging="482"/>
+        <w:spacing w:after="0" w:line="440" w:lineRule="exact"/>
+        <w:ind w:leftChars="0" w:left="284" w:right="0" w:hanging="301"/>
+        <w:jc w:val="both"/>
         <w:rPr>
           <w:color w:val="auto"/>
           <w:szCs w:val="28"/>
         </w:rPr>
       </w:pPr>
-      <w:proofErr w:type="gramStart"/>
       <w:r>
         <w:rPr>
           <w:rFonts w:hint="eastAsia"/>
@@ -676,7 +622,6 @@
         </w:rPr>
         <w:t>北固樓</w:t>
       </w:r>
-      <w:proofErr w:type="gramEnd"/>
       <w:r>
         <w:rPr>
           <w:rFonts w:hint="eastAsia"/>
@@ -685,7 +630,6 @@
         </w:rPr>
         <w:t>：即</w:t>
       </w:r>
-      <w:proofErr w:type="gramStart"/>
       <w:r>
         <w:rPr>
           <w:rFonts w:hint="eastAsia"/>
@@ -695,7 +639,6 @@
         </w:rPr>
         <w:t>北固亭</w:t>
       </w:r>
-      <w:proofErr w:type="gramEnd"/>
       <w:r>
         <w:rPr>
           <w:rFonts w:hint="eastAsia"/>
@@ -712,8 +655,9 @@
           <w:ilvl w:val="0"/>
           <w:numId w:val="50"/>
         </w:numPr>
-        <w:spacing w:after="0" w:line="480" w:lineRule="exact"/>
-        <w:ind w:leftChars="0" w:left="465" w:right="0" w:hanging="482"/>
+        <w:spacing w:after="0" w:line="440" w:lineRule="exact"/>
+        <w:ind w:leftChars="0" w:left="284" w:right="0" w:hanging="301"/>
+        <w:jc w:val="both"/>
         <w:rPr>
           <w:color w:val="auto"/>
           <w:szCs w:val="28"/>
@@ -735,8 +679,9 @@
           <w:ilvl w:val="0"/>
           <w:numId w:val="50"/>
         </w:numPr>
-        <w:spacing w:after="0" w:line="480" w:lineRule="exact"/>
-        <w:ind w:leftChars="0" w:left="465" w:right="0" w:hanging="482"/>
+        <w:spacing w:after="0" w:line="440" w:lineRule="exact"/>
+        <w:ind w:leftChars="0" w:left="284" w:right="0" w:hanging="301"/>
+        <w:jc w:val="both"/>
         <w:rPr>
           <w:color w:val="auto"/>
           <w:szCs w:val="28"/>
@@ -758,8 +703,9 @@
           <w:ilvl w:val="0"/>
           <w:numId w:val="50"/>
         </w:numPr>
-        <w:spacing w:after="0" w:line="480" w:lineRule="exact"/>
-        <w:ind w:leftChars="0" w:left="465" w:right="0" w:hanging="482"/>
+        <w:spacing w:after="0" w:line="440" w:lineRule="exact"/>
+        <w:ind w:leftChars="0" w:left="284" w:right="0" w:hanging="301"/>
+        <w:jc w:val="both"/>
         <w:rPr>
           <w:color w:val="auto"/>
           <w:szCs w:val="28"/>
@@ -782,23 +728,13 @@
         </w:rPr>
         <w:t>孫權</w:t>
       </w:r>
-      <w:proofErr w:type="gramStart"/>
       <w:r>
         <w:rPr>
           <w:rFonts w:hint="eastAsia"/>
           <w:color w:val="auto"/>
           <w:szCs w:val="28"/>
         </w:rPr>
-        <w:t>十九歲繼父兄</w:t>
-      </w:r>
-      <w:proofErr w:type="gramEnd"/>
-      <w:r>
-        <w:rPr>
-          <w:rFonts w:hint="eastAsia"/>
-          <w:color w:val="auto"/>
-          <w:szCs w:val="28"/>
-        </w:rPr>
-        <w:t>之業統治</w:t>
+        <w:t>十九歲繼父兄之業統治</w:t>
       </w:r>
       <w:r>
         <w:rPr>
@@ -825,10 +761,10 @@
           <w:ilvl w:val="0"/>
           <w:numId w:val="50"/>
         </w:numPr>
-        <w:spacing w:after="0" w:line="480" w:lineRule="exact"/>
-        <w:ind w:leftChars="0" w:left="465" w:hanging="482"/>
-        <w:rPr>
-          <w:rFonts w:hint="eastAsia"/>
+        <w:spacing w:after="0" w:line="440" w:lineRule="exact"/>
+        <w:ind w:leftChars="0" w:left="284" w:right="-2" w:hanging="301"/>
+        <w:jc w:val="both"/>
+        <w:rPr>
           <w:color w:val="auto"/>
           <w:szCs w:val="28"/>
         </w:rPr>
@@ -839,91 +775,89 @@
           <w:color w:val="auto"/>
           <w:szCs w:val="28"/>
         </w:rPr>
-        <w:t>江東：長江至</w:t>
-      </w:r>
-      <w:proofErr w:type="gramStart"/>
+        <w:t>江東：</w:t>
+      </w:r>
       <w:r>
         <w:rPr>
           <w:rFonts w:hint="eastAsia"/>
           <w:color w:val="auto"/>
           <w:szCs w:val="28"/>
+          <w:u w:val="single"/>
+        </w:rPr>
+        <w:t>長江</w:t>
+      </w:r>
+      <w:r>
+        <w:rPr>
+          <w:rFonts w:hint="eastAsia"/>
+          <w:color w:val="auto"/>
+          <w:szCs w:val="28"/>
+        </w:rPr>
+        <w:t>至</w:t>
+      </w:r>
+      <w:r>
+        <w:rPr>
+          <w:rFonts w:hint="eastAsia"/>
+          <w:color w:val="auto"/>
+          <w:szCs w:val="28"/>
+          <w:u w:val="single"/>
         </w:rPr>
         <w:t>蕪</w:t>
       </w:r>
-      <w:proofErr w:type="gramEnd"/>
       <w:r>
         <w:rPr>
           <w:color w:val="auto"/>
           <w:szCs w:val="28"/>
+          <w:u w:val="single"/>
         </w:rPr>
         <w:t>(</w:t>
       </w:r>
-      <w:proofErr w:type="gramStart"/>
       <w:r>
         <w:rPr>
           <w:color w:val="C00000"/>
           <w:sz w:val="16"/>
           <w:szCs w:val="16"/>
+          <w:u w:val="single"/>
         </w:rPr>
         <w:t>ㄨˊ</w:t>
       </w:r>
-      <w:proofErr w:type="gramEnd"/>
       <w:r>
         <w:rPr>
           <w:color w:val="auto"/>
           <w:szCs w:val="28"/>
-        </w:rPr>
-        <w:t>)湖與</w:t>
-      </w:r>
-      <w:proofErr w:type="gramStart"/>
+          <w:u w:val="single"/>
+        </w:rPr>
+        <w:t>)湖</w:t>
+      </w:r>
       <w:r>
         <w:rPr>
           <w:color w:val="auto"/>
           <w:szCs w:val="28"/>
         </w:rPr>
-        <w:t>南京間因呈</w:t>
-      </w:r>
-      <w:proofErr w:type="gramEnd"/>
+        <w:t>與</w:t>
+      </w:r>
       <w:r>
         <w:rPr>
           <w:color w:val="auto"/>
           <w:szCs w:val="28"/>
-        </w:rPr>
-        <w:t>西南</w:t>
-      </w:r>
-      <w:proofErr w:type="gramStart"/>
+          <w:u w:val="single"/>
+        </w:rPr>
+        <w:t>南京</w:t>
+      </w:r>
       <w:r>
         <w:rPr>
           <w:color w:val="auto"/>
           <w:szCs w:val="28"/>
         </w:rPr>
-        <w:t>─</w:t>
-      </w:r>
-      <w:proofErr w:type="gramEnd"/>
+        <w:t>間因呈西南─東北流向，故</w:t>
+      </w:r>
       <w:r>
         <w:rPr>
           <w:color w:val="auto"/>
           <w:szCs w:val="28"/>
-        </w:rPr>
-        <w:t>東北流向，</w:t>
-      </w:r>
-      <w:proofErr w:type="gramStart"/>
-      <w:r>
-        <w:rPr>
-          <w:color w:val="auto"/>
-          <w:szCs w:val="28"/>
-        </w:rPr>
-        <w:t>故</w:t>
-      </w:r>
-      <w:r>
-        <w:rPr>
-          <w:color w:val="auto"/>
-          <w:szCs w:val="28"/>
           <w:u w:val="single"/>
         </w:rPr>
         <w:t>秦漢</w:t>
       </w:r>
-      <w:proofErr w:type="gramEnd"/>
       <w:r>
         <w:rPr>
           <w:color w:val="auto"/>
@@ -954,10 +888,12 @@
           <w:ilvl w:val="0"/>
           <w:numId w:val="50"/>
         </w:numPr>
-        <w:spacing w:after="0" w:line="480" w:lineRule="exact"/>
-        <w:ind w:leftChars="0" w:left="465" w:right="0" w:hanging="482"/>
+        <w:spacing w:after="0" w:line="440" w:lineRule="exact"/>
+        <w:ind w:leftChars="0" w:left="284" w:right="0" w:hanging="301"/>
+        <w:jc w:val="both"/>
         <w:rPr>
           <w:color w:val="auto"/>
+          <w:spacing w:val="-2"/>
           <w:szCs w:val="28"/>
         </w:rPr>
       </w:pPr>
@@ -965,62 +901,25 @@
         <w:rPr>
           <w:rFonts w:hint="eastAsia"/>
           <w:color w:val="auto"/>
-          <w:szCs w:val="28"/>
-        </w:rPr>
-        <w:t>兜</w:t>
-      </w:r>
-      <w:proofErr w:type="gramStart"/>
-      <w:r>
-        <w:rPr>
-          <w:rFonts w:hint="eastAsia"/>
-          <w:color w:val="auto"/>
-          <w:szCs w:val="28"/>
-        </w:rPr>
-        <w:t>鍪</w:t>
-      </w:r>
-      <w:proofErr w:type="gramEnd"/>
-      <w:r>
-        <w:rPr>
-          <w:rFonts w:hint="eastAsia"/>
-          <w:color w:val="auto"/>
-          <w:szCs w:val="28"/>
-        </w:rPr>
-        <w:t>（</w:t>
-      </w:r>
-      <w:proofErr w:type="gramStart"/>
+          <w:spacing w:val="-2"/>
+          <w:szCs w:val="28"/>
+        </w:rPr>
+        <w:t>兜鍪（</w:t>
+      </w:r>
       <w:r>
         <w:rPr>
           <w:rFonts w:hint="eastAsia"/>
           <w:color w:val="FF0000"/>
+          <w:spacing w:val="-2"/>
           <w:sz w:val="16"/>
           <w:szCs w:val="16"/>
         </w:rPr>
-        <w:t>ㄉㄡ</w:t>
-      </w:r>
-      <w:proofErr w:type="gramEnd"/>
-      <w:r>
-        <w:rPr>
-          <w:rFonts w:hint="eastAsia"/>
-          <w:color w:val="FF0000"/>
-          <w:sz w:val="16"/>
-          <w:szCs w:val="16"/>
-        </w:rPr>
-        <w:t xml:space="preserve"> </w:t>
-      </w:r>
-      <w:proofErr w:type="gramStart"/>
-      <w:r>
-        <w:rPr>
-          <w:rFonts w:hint="eastAsia"/>
-          <w:color w:val="FF0000"/>
-          <w:sz w:val="16"/>
-          <w:szCs w:val="16"/>
-        </w:rPr>
-        <w:t>ㄇㄡˊ</w:t>
-      </w:r>
-      <w:proofErr w:type="gramEnd"/>
+        <w:t>ㄉㄡ ㄇㄡˊ</w:t>
+      </w:r>
       <w:r>
         <w:rPr>
           <w:color w:val="auto"/>
+          <w:spacing w:val="-2"/>
           <w:szCs w:val="28"/>
         </w:rPr>
         <w:t>）：指千軍萬馬。原指古代作戰時兵士所帶的頭盔，這裡代指士兵。</w:t>
@@ -1033,8 +932,9 @@
           <w:ilvl w:val="0"/>
           <w:numId w:val="50"/>
         </w:numPr>
-        <w:spacing w:after="0" w:line="480" w:lineRule="exact"/>
-        <w:ind w:leftChars="0" w:left="465" w:right="0" w:hanging="482"/>
+        <w:spacing w:after="0" w:line="440" w:lineRule="exact"/>
+        <w:ind w:leftChars="0" w:left="284" w:right="0" w:hanging="426"/>
+        <w:jc w:val="both"/>
         <w:rPr>
           <w:color w:val="auto"/>
           <w:szCs w:val="28"/>
@@ -1056,8 +956,9 @@
           <w:ilvl w:val="0"/>
           <w:numId w:val="50"/>
         </w:numPr>
-        <w:spacing w:after="0" w:line="480" w:lineRule="exact"/>
-        <w:ind w:leftChars="0" w:left="465" w:right="0" w:hanging="482"/>
+        <w:spacing w:after="0" w:line="440" w:lineRule="exact"/>
+        <w:ind w:leftChars="0" w:left="284" w:right="0" w:hanging="426"/>
+        <w:jc w:val="both"/>
         <w:rPr>
           <w:color w:val="auto"/>
           <w:szCs w:val="28"/>
@@ -1096,8 +997,9 @@
           <w:ilvl w:val="0"/>
           <w:numId w:val="50"/>
         </w:numPr>
-        <w:spacing w:after="0" w:line="480" w:lineRule="exact"/>
-        <w:ind w:leftChars="0" w:left="465" w:right="0" w:hanging="482"/>
+        <w:spacing w:after="0" w:line="440" w:lineRule="exact"/>
+        <w:ind w:leftChars="0" w:left="284" w:right="0" w:hanging="426"/>
+        <w:jc w:val="both"/>
         <w:rPr>
           <w:color w:val="auto"/>
           <w:szCs w:val="28"/>
@@ -1109,7 +1011,7 @@
           <w:color w:val="auto"/>
           <w:szCs w:val="28"/>
         </w:rPr>
-        <w:t>休：停止。</w:t>
+        <w:t>敵手：能力相當的對手。</w:t>
       </w:r>
     </w:p>
     <w:p>
@@ -1119,62 +1021,81 @@
           <w:ilvl w:val="0"/>
           <w:numId w:val="50"/>
         </w:numPr>
-        <w:spacing w:after="0" w:line="480" w:lineRule="exact"/>
-        <w:ind w:leftChars="0" w:left="465" w:right="0" w:hanging="482"/>
-        <w:rPr>
-          <w:color w:val="auto"/>
-          <w:szCs w:val="28"/>
-        </w:rPr>
-      </w:pPr>
-      <w:r>
-        <w:rPr>
-          <w:rFonts w:hint="eastAsia"/>
-          <w:color w:val="auto"/>
-          <w:szCs w:val="28"/>
-        </w:rPr>
-        <w:t>敵手：能力相當的對手。</w:t>
-      </w:r>
-    </w:p>
-    <w:p>
-      <w:pPr>
-        <w:pStyle w:val="aa"/>
-        <w:numPr>
-          <w:ilvl w:val="0"/>
-          <w:numId w:val="50"/>
-        </w:numPr>
-        <w:spacing w:after="0" w:line="480" w:lineRule="exact"/>
-        <w:ind w:leftChars="0" w:left="465" w:right="0" w:hanging="482"/>
+        <w:spacing w:after="0" w:line="440" w:lineRule="exact"/>
+        <w:ind w:leftChars="0" w:left="284" w:right="0" w:hanging="426"/>
+        <w:jc w:val="both"/>
         <w:rPr>
           <w:rStyle w:val="a8"/>
           <w:color w:val="auto"/>
           <w:szCs w:val="28"/>
         </w:rPr>
       </w:pPr>
-      <w:proofErr w:type="gramStart"/>
       <w:r>
         <w:rPr>
           <w:rFonts w:hint="eastAsia"/>
           <w:color w:val="auto"/>
           <w:szCs w:val="28"/>
         </w:rPr>
-        <w:t>曹劉</w:t>
-      </w:r>
-      <w:proofErr w:type="gramEnd"/>
+        <w:t>曹劉：指</w:t>
+      </w:r>
       <w:r>
         <w:rPr>
           <w:rFonts w:hint="eastAsia"/>
           <w:color w:val="auto"/>
           <w:szCs w:val="28"/>
-        </w:rPr>
-        <w:t>：指</w:t>
+          <w:u w:val="single"/>
+        </w:rPr>
+        <w:t>曹操</w:t>
       </w:r>
       <w:r>
         <w:rPr>
           <w:rFonts w:hint="eastAsia"/>
           <w:color w:val="auto"/>
           <w:szCs w:val="28"/>
+        </w:rPr>
+        <w:t>與</w:t>
+      </w:r>
+      <w:r>
+        <w:rPr>
+          <w:rFonts w:hint="eastAsia"/>
+          <w:color w:val="auto"/>
+          <w:szCs w:val="28"/>
           <w:u w:val="single"/>
         </w:rPr>
+        <w:t>劉備</w:t>
+      </w:r>
+      <w:r>
+        <w:rPr>
+          <w:rFonts w:hint="eastAsia"/>
+          <w:color w:val="auto"/>
+          <w:szCs w:val="28"/>
+        </w:rPr>
+        <w:t>。生子當如</w:t>
+      </w:r>
+      <w:r>
+        <w:rPr>
+          <w:rFonts w:hint="eastAsia"/>
+          <w:color w:val="auto"/>
+          <w:szCs w:val="28"/>
+          <w:u w:val="single"/>
+        </w:rPr>
+        <w:t>孫仲謀</w:t>
+      </w:r>
+      <w:r>
+        <w:rPr>
+          <w:rFonts w:hint="eastAsia"/>
+          <w:color w:val="auto"/>
+          <w:szCs w:val="28"/>
+        </w:rPr>
+        <w:t>：</w:t>
+      </w:r>
+      <w:r>
+        <w:rPr>
+          <w:rFonts w:hint="eastAsia"/>
+          <w:color w:val="auto"/>
+          <w:szCs w:val="28"/>
+          <w:u w:val="single"/>
+        </w:rPr>
         <w:t>曹操</w:t>
       </w:r>
       <w:r>
@@ -1183,7 +1104,7 @@
           <w:color w:val="auto"/>
           <w:szCs w:val="28"/>
         </w:rPr>
-        <w:t>與</w:t>
+        <w:t>率領大軍南下，見</w:t>
       </w:r>
       <w:r>
         <w:rPr>
@@ -1192,7 +1113,7 @@
           <w:szCs w:val="28"/>
           <w:u w:val="single"/>
         </w:rPr>
-        <w:t>劉備</w:t>
+        <w:t>孫權</w:t>
       </w:r>
       <w:r>
         <w:rPr>
@@ -1200,16 +1121,14 @@
           <w:color w:val="auto"/>
           <w:szCs w:val="28"/>
         </w:rPr>
-        <w:t>。生子當如</w:t>
-      </w:r>
-      <w:r>
-        <w:rPr>
-          <w:rFonts w:hint="eastAsia"/>
+        <w:t>的軍隊雄壯威武</w:t>
+      </w:r>
+      <w:r>
+        <w:rPr>
           <w:color w:val="auto"/>
           <w:szCs w:val="28"/>
-          <w:u w:val="single"/>
-        </w:rPr>
-        <w:t>孫仲謀</w:t>
+        </w:rPr>
+        <w:t xml:space="preserve"> ，喟</w:t>
       </w:r>
       <w:r>
         <w:rPr>
@@ -1217,67 +1136,8 @@
           <w:color w:val="auto"/>
           <w:szCs w:val="28"/>
         </w:rPr>
-        <w:t>：</w:t>
-      </w:r>
-      <w:r>
-        <w:rPr>
-          <w:rFonts w:hint="eastAsia"/>
-          <w:color w:val="auto"/>
-          <w:szCs w:val="28"/>
-          <w:u w:val="single"/>
-        </w:rPr>
-        <w:t>曹操</w:t>
-      </w:r>
-      <w:r>
-        <w:rPr>
-          <w:rFonts w:hint="eastAsia"/>
-          <w:color w:val="auto"/>
-          <w:szCs w:val="28"/>
-        </w:rPr>
-        <w:t>率領大軍南下，見</w:t>
-      </w:r>
-      <w:r>
-        <w:rPr>
-          <w:rFonts w:hint="eastAsia"/>
-          <w:color w:val="auto"/>
-          <w:szCs w:val="28"/>
-          <w:u w:val="single"/>
-        </w:rPr>
-        <w:t>孫權</w:t>
-      </w:r>
-      <w:r>
-        <w:rPr>
-          <w:rFonts w:hint="eastAsia"/>
-          <w:color w:val="auto"/>
-          <w:szCs w:val="28"/>
-        </w:rPr>
-        <w:t>的軍隊雄壯威武</w:t>
-      </w:r>
-      <w:r>
-        <w:rPr>
-          <w:color w:val="auto"/>
-          <w:szCs w:val="28"/>
-        </w:rPr>
-        <w:t xml:space="preserve"> ，</w:t>
-      </w:r>
-      <w:proofErr w:type="gramStart"/>
-      <w:r>
-        <w:rPr>
-          <w:color w:val="auto"/>
-          <w:szCs w:val="28"/>
-        </w:rPr>
-        <w:t>喟</w:t>
-      </w:r>
-      <w:proofErr w:type="gramEnd"/>
-      <w:r>
-        <w:rPr>
-          <w:rFonts w:hint="eastAsia"/>
-          <w:color w:val="auto"/>
-          <w:szCs w:val="28"/>
-        </w:rPr>
         <w:t>(</w:t>
       </w:r>
-      <w:proofErr w:type="gramStart"/>
       <w:r>
         <w:rPr>
           <w:rFonts w:hint="eastAsia"/>
@@ -1287,7 +1147,6 @@
         </w:rPr>
         <w:t>ㄎㄨㄟˋ</w:t>
       </w:r>
-      <w:proofErr w:type="gramEnd"/>
       <w:r>
         <w:rPr>
           <w:rFonts w:hint="eastAsia"/>
@@ -1296,21 +1155,20 @@
         </w:rPr>
         <w:t>)</w:t>
       </w:r>
-      <w:proofErr w:type="gramStart"/>
       <w:r>
         <w:rPr>
           <w:color w:val="auto"/>
           <w:szCs w:val="28"/>
         </w:rPr>
-        <w:t>然而嘆</w:t>
-      </w:r>
-      <w:proofErr w:type="gramEnd"/>
-      <w:r>
-        <w:rPr>
+        <w:t>然而嘆：</w:t>
+      </w:r>
+      <w:r>
+        <w:rPr>
+          <w:rFonts w:hint="eastAsia"/>
           <w:color w:val="auto"/>
           <w:szCs w:val="28"/>
         </w:rPr>
-        <w:t>：“</w:t>
+        <w:t>「</w:t>
       </w:r>
       <w:hyperlink r:id="rId8" w:history="1">
         <w:r>
@@ -1318,24 +1176,16 @@
             <w:rStyle w:val="a8"/>
             <w:szCs w:val="28"/>
           </w:rPr>
-          <w:t>生子當如孫仲謀，劉景升兒子若</w:t>
+          <w:t>生子當如孫仲謀，劉景升兒子若豚犬耳。</w:t>
         </w:r>
-        <w:proofErr w:type="gramStart"/>
-        <w:r>
-          <w:rPr>
-            <w:rStyle w:val="a8"/>
-            <w:szCs w:val="28"/>
-          </w:rPr>
-          <w:t>豚犬耳。</w:t>
-        </w:r>
-        <w:proofErr w:type="gramEnd"/>
       </w:hyperlink>
       <w:r>
         <w:rPr>
+          <w:rFonts w:hint="eastAsia"/>
           <w:color w:val="auto"/>
           <w:szCs w:val="28"/>
         </w:rPr>
-        <w:t>”</w:t>
+        <w:t>」</w:t>
       </w:r>
     </w:p>
     <w:p>
@@ -1343,35 +1193,18 @@
         <w:tabs>
           <w:tab w:val="left" w:pos="8115"/>
         </w:tabs>
+        <w:spacing w:beforeLines="50" w:before="120" w:after="0" w:line="440" w:lineRule="exact"/>
+        <w:ind w:left="11" w:right="845" w:hanging="11"/>
         <w:rPr>
           <w:sz w:val="32"/>
           <w:szCs w:val="32"/>
         </w:rPr>
-        <w:sectPr>
-          <w:footerReference w:type="default" r:id="rId9"/>
-          <w:pgSz w:w="11906" w:h="16838"/>
-          <w:pgMar w:top="567" w:right="851" w:bottom="567" w:left="851" w:header="567" w:footer="0" w:gutter="0"/>
-          <w:cols w:space="720"/>
-          <w:docGrid w:linePitch="381"/>
-        </w:sectPr>
-      </w:pPr>
-    </w:p>
-    <w:p>
-      <w:pPr>
-        <w:tabs>
-          <w:tab w:val="left" w:pos="8115"/>
-        </w:tabs>
+      </w:pPr>
+      <w:r>
         <w:rPr>
           <w:sz w:val="32"/>
           <w:szCs w:val="32"/>
         </w:rPr>
-      </w:pPr>
-      <w:r>
-        <w:rPr>
-          <w:sz w:val="32"/>
-          <w:szCs w:val="32"/>
-        </w:rPr>
-        <w:lastRenderedPageBreak/>
         <w:tab/>
       </w:r>
       <w:r>
@@ -1386,7 +1219,7 @@
     </w:p>
     <w:p>
       <w:pPr>
-        <w:spacing w:after="0" w:line="440" w:lineRule="exact"/>
+        <w:spacing w:after="0" w:line="460" w:lineRule="exact"/>
         <w:ind w:left="-6" w:right="0" w:hanging="11"/>
         <w:rPr>
           <w:szCs w:val="28"/>
@@ -1454,7 +1287,6 @@
         </w:rPr>
         <w:t>紹興</w:t>
       </w:r>
-      <w:proofErr w:type="gramStart"/>
       <w:r>
         <w:rPr>
           <w:b/>
@@ -1476,7 +1308,6 @@
         </w:rPr>
         <w:t>浙東</w:t>
       </w:r>
-      <w:proofErr w:type="gramEnd"/>
       <w:r>
         <w:rPr>
           <w:b/>
@@ -1516,14 +1347,7 @@
         <w:rPr>
           <w:szCs w:val="28"/>
         </w:rPr>
-        <w:t>，在歷史上曾是英雄用武和建功立業之地。每當他</w:t>
-      </w:r>
-      <w:proofErr w:type="gramStart"/>
-      <w:r>
-        <w:rPr>
-          <w:szCs w:val="28"/>
-        </w:rPr>
-        <w:t>登臨</w:t>
+        <w:t>，在歷史上曾是英雄用武和建功立業之地。每當他登臨</w:t>
       </w:r>
       <w:r>
         <w:rPr>
@@ -1532,7 +1356,6 @@
         </w:rPr>
         <w:t>京口</w:t>
       </w:r>
-      <w:proofErr w:type="gramEnd"/>
       <w:r>
         <w:rPr>
           <w:szCs w:val="28"/>
@@ -1552,7 +1375,6 @@
         </w:rPr>
         <w:t>）</w:t>
       </w:r>
-      <w:proofErr w:type="gramStart"/>
       <w:r>
         <w:rPr>
           <w:szCs w:val="28"/>
@@ -1560,12 +1382,17 @@
         </w:rPr>
         <w:t>北固亭</w:t>
       </w:r>
-      <w:proofErr w:type="gramEnd"/>
       <w:r>
         <w:rPr>
           <w:szCs w:val="28"/>
         </w:rPr>
         <w:t>時，觸景生情，不勝</w:t>
+      </w:r>
+      <w:r>
+        <w:rPr>
+          <w:szCs w:val="28"/>
+        </w:rPr>
+        <w:t>感慨</w:t>
       </w:r>
       <w:r>
         <w:rPr>
@@ -1573,7 +1400,7 @@
           <w:bCs/>
           <w:szCs w:val="28"/>
         </w:rPr>
-        <w:t>感慨系之</w:t>
+        <w:t>系之</w:t>
       </w:r>
       <w:r>
         <w:rPr>
@@ -1584,11 +1411,10 @@
     </w:p>
     <w:p>
       <w:pPr>
-        <w:spacing w:beforeLines="50" w:before="120" w:after="0" w:line="400" w:lineRule="exact"/>
+        <w:spacing w:beforeLines="50" w:before="120" w:after="0" w:line="440" w:lineRule="exact"/>
         <w:ind w:left="-6" w:right="0" w:hanging="11"/>
         <w:rPr>
-          <w:sz w:val="32"/>
-          <w:szCs w:val="32"/>
+          <w:szCs w:val="28"/>
         </w:rPr>
       </w:pPr>
       <w:r>
@@ -1598,2794 +1424,479 @@
           <w:szCs w:val="32"/>
           <w:bdr w:val="single" w:sz="4" w:space="0" w:color="auto"/>
         </w:rPr>
-        <w:t>主旨</w:t>
+        <w:lastRenderedPageBreak/>
+        <w:t>賞析</w:t>
+      </w:r>
+      <w:r>
+        <w:rPr>
+          <w:rFonts w:hint="eastAsia"/>
+          <w:szCs w:val="28"/>
+        </w:rPr>
+        <w:t xml:space="preserve"> </w:t>
       </w:r>
     </w:p>
     <w:p>
       <w:pPr>
-        <w:spacing w:after="0" w:line="440" w:lineRule="exact"/>
+        <w:spacing w:after="0" w:line="420" w:lineRule="exact"/>
         <w:ind w:left="-6" w:right="0" w:hanging="11"/>
-        <w:rPr>
-          <w:szCs w:val="28"/>
-        </w:rPr>
-      </w:pPr>
-      <w:r>
-        <w:rPr>
-          <w:rFonts w:hint="eastAsia"/>
-          <w:szCs w:val="28"/>
-        </w:rPr>
-        <w:t xml:space="preserve">    通過對古代英雄人物的歌頌，表達了作者渴望像古代英雄人物那樣</w:t>
+        <w:jc w:val="both"/>
+        <w:rPr>
+          <w:bCs/>
+          <w:szCs w:val="28"/>
+        </w:rPr>
+      </w:pPr>
+      <w:r>
+        <w:rPr>
+          <w:rFonts w:hint="eastAsia"/>
+          <w:bCs/>
+          <w:szCs w:val="28"/>
+        </w:rPr>
+        <w:t xml:space="preserve">　　</w:t>
+      </w:r>
+      <w:r>
+        <w:rPr>
+          <w:rFonts w:hint="eastAsia"/>
+          <w:bCs/>
+          <w:szCs w:val="28"/>
+          <w:u w:val="single"/>
+        </w:rPr>
+        <w:t>辛棄疾</w:t>
+      </w:r>
+      <w:r>
+        <w:rPr>
+          <w:rFonts w:hint="eastAsia"/>
+          <w:bCs/>
+          <w:szCs w:val="28"/>
+        </w:rPr>
+        <w:t>這首《南鄉子·登京口北固亭有懷》，是</w:t>
+      </w:r>
+      <w:r>
+        <w:rPr>
+          <w:rFonts w:hint="eastAsia"/>
+          <w:bCs/>
+          <w:szCs w:val="28"/>
+          <w:u w:val="single"/>
+        </w:rPr>
+        <w:t>南宋</w:t>
+      </w:r>
+      <w:r>
+        <w:rPr>
+          <w:rFonts w:hint="eastAsia"/>
+          <w:bCs/>
+          <w:szCs w:val="28"/>
+        </w:rPr>
+        <w:t>豪放詞的千古絕唱。全詞以問答相間的句式貫穿，將胸中的英雄豪氣與悲壯的家國之痛交織在一起，情感</w:t>
       </w:r>
       <w:r>
         <w:rPr>
           <w:rFonts w:hint="eastAsia"/>
           <w:b/>
+          <w:szCs w:val="28"/>
+        </w:rPr>
+        <w:t>沉鬱</w:t>
+      </w:r>
+      <w:r>
+        <w:rPr>
+          <w:rFonts w:hint="eastAsia"/>
           <w:bCs/>
           <w:szCs w:val="28"/>
         </w:rPr>
-        <w:t>金戈鐵馬</w:t>
-      </w:r>
-      <w:r>
-        <w:rPr>
-          <w:rFonts w:hint="eastAsia"/>
-          <w:szCs w:val="28"/>
-        </w:rPr>
-        <w:t>，收拾舊山河，</w:t>
-      </w:r>
-      <w:r>
-        <w:rPr>
-          <w:rFonts w:hint="eastAsia"/>
-          <w:szCs w:val="28"/>
-        </w:rPr>
-        <w:t>為</w:t>
-      </w:r>
-      <w:r>
-        <w:rPr>
-          <w:rFonts w:hint="eastAsia"/>
-          <w:szCs w:val="28"/>
-        </w:rPr>
-        <w:t>國效力的壯烈情懷。</w:t>
-      </w:r>
-      <w:proofErr w:type="gramStart"/>
-      <w:r>
-        <w:rPr>
-          <w:rFonts w:hint="eastAsia"/>
-          <w:szCs w:val="28"/>
-        </w:rPr>
-        <w:t>全詞飽含</w:t>
-      </w:r>
-      <w:proofErr w:type="gramEnd"/>
-      <w:r>
-        <w:rPr>
-          <w:rFonts w:hint="eastAsia"/>
-          <w:szCs w:val="28"/>
-        </w:rPr>
-        <w:t>著</w:t>
-      </w:r>
-      <w:r>
-        <w:rPr>
-          <w:rFonts w:hint="eastAsia"/>
-          <w:szCs w:val="28"/>
-        </w:rPr>
-        <w:t>濃濃的愛國思想情懷，但也流露出作者報國無門的無限感慨。</w:t>
+        <w:t>而</w:t>
+      </w:r>
+      <w:r>
+        <w:rPr>
+          <w:rFonts w:hint="eastAsia"/>
+          <w:b/>
+          <w:szCs w:val="28"/>
+        </w:rPr>
+        <w:t>氣勢磅礴</w:t>
+      </w:r>
+      <w:r>
+        <w:rPr>
+          <w:rFonts w:hint="eastAsia"/>
+          <w:bCs/>
+          <w:szCs w:val="28"/>
+        </w:rPr>
+        <w:t>。</w:t>
       </w:r>
     </w:p>
     <w:p>
       <w:pPr>
-        <w:spacing w:beforeLines="50" w:before="120" w:after="0" w:line="400" w:lineRule="exact"/>
+        <w:spacing w:after="0" w:line="420" w:lineRule="exact"/>
         <w:ind w:left="-6" w:right="0" w:hanging="11"/>
-        <w:rPr>
-          <w:szCs w:val="28"/>
-        </w:rPr>
-      </w:pPr>
-      <w:r>
-        <w:rPr>
-          <w:rFonts w:hint="eastAsia"/>
+        <w:jc w:val="both"/>
+        <w:rPr>
+          <w:bCs/>
+          <w:szCs w:val="28"/>
+        </w:rPr>
+      </w:pPr>
+      <w:r>
+        <w:rPr>
+          <w:rFonts w:hint="eastAsia"/>
+          <w:bCs/>
+          <w:szCs w:val="28"/>
+        </w:rPr>
+        <w:t xml:space="preserve">　　</w:t>
+      </w:r>
+      <w:r>
+        <w:rPr>
+          <w:rFonts w:hint="eastAsia"/>
+          <w:bCs/>
+          <w:szCs w:val="28"/>
+        </w:rPr>
+        <w:t>上片由登樓遠眺開篇。「何處望神州？滿眼風光北固樓」寫出了詞人登臨</w:t>
+      </w:r>
+      <w:r>
+        <w:rPr>
+          <w:rFonts w:hint="eastAsia"/>
+          <w:bCs/>
+          <w:szCs w:val="28"/>
+          <w:u w:val="single"/>
+        </w:rPr>
+        <w:t>北固亭</w:t>
+      </w:r>
+      <w:r>
+        <w:rPr>
+          <w:rFonts w:hint="eastAsia"/>
+          <w:bCs/>
+          <w:szCs w:val="28"/>
+        </w:rPr>
+        <w:t>時的滿腹心事。中原故土早已淪陷，目之所及唯有</w:t>
+      </w:r>
+      <w:r>
+        <w:rPr>
+          <w:rFonts w:hint="eastAsia"/>
+          <w:bCs/>
+          <w:szCs w:val="28"/>
+          <w:u w:val="single"/>
+        </w:rPr>
+        <w:t>北固樓</w:t>
+      </w:r>
+      <w:r>
+        <w:rPr>
+          <w:rFonts w:hint="eastAsia"/>
+          <w:bCs/>
+          <w:szCs w:val="28"/>
+        </w:rPr>
+        <w:t>周遭的景色，一個「望」字道盡了對失地的無限懷念與收復無門的焦慮。「千古興亡多少事？悠悠。不盡長江滾滾流」，詞人將目光投向歷史長河，借滾滾東去的</w:t>
+      </w:r>
+      <w:r>
+        <w:rPr>
+          <w:rFonts w:hint="eastAsia"/>
+          <w:bCs/>
+          <w:szCs w:val="28"/>
+          <w:u w:val="single"/>
+        </w:rPr>
+        <w:t>長江</w:t>
+      </w:r>
+      <w:r>
+        <w:rPr>
+          <w:rFonts w:hint="eastAsia"/>
+          <w:bCs/>
+          <w:szCs w:val="28"/>
+        </w:rPr>
+        <w:t>水，抒發對歷史興替的幽思與時光流逝的無奈，語氣蒼涼而意境開闊。</w:t>
+      </w:r>
+    </w:p>
+    <w:p>
+      <w:pPr>
+        <w:spacing w:after="0" w:line="420" w:lineRule="exact"/>
+        <w:ind w:left="-6" w:right="0" w:hanging="11"/>
+        <w:jc w:val="both"/>
+        <w:rPr>
+          <w:bCs/>
+          <w:szCs w:val="28"/>
+        </w:rPr>
+      </w:pPr>
+      <w:r>
+        <w:rPr>
+          <w:rFonts w:hint="eastAsia"/>
+          <w:bCs/>
+          <w:szCs w:val="28"/>
+        </w:rPr>
+        <w:t xml:space="preserve">　　</w:t>
+      </w:r>
+      <w:r>
+        <w:rPr>
+          <w:rFonts w:hint="eastAsia"/>
+          <w:bCs/>
+          <w:szCs w:val="28"/>
+        </w:rPr>
+        <w:t>下片則借古諷今，巧妙運用典故。「年少萬兜鍪，坐斷東南戰未休」，讚頌</w:t>
+      </w:r>
+      <w:r>
+        <w:rPr>
+          <w:rFonts w:hint="eastAsia"/>
+          <w:bCs/>
+          <w:szCs w:val="28"/>
+          <w:u w:val="single"/>
+        </w:rPr>
+        <w:t>東吳孫權</w:t>
+      </w:r>
+      <w:r>
+        <w:rPr>
+          <w:rFonts w:hint="eastAsia"/>
+          <w:bCs/>
+          <w:szCs w:val="28"/>
+        </w:rPr>
+        <w:t>年少有為，統率千軍萬馬割據東南，甘願為了抗衡強敵而戰鬥不止。「天下英雄誰敵手？曹劉。生子當如孫仲謀」，詞人更直引</w:t>
+      </w:r>
+      <w:r>
+        <w:rPr>
+          <w:rFonts w:hint="eastAsia"/>
+          <w:bCs/>
+          <w:szCs w:val="28"/>
+          <w:u w:val="single"/>
+        </w:rPr>
+        <w:t>曹操</w:t>
+      </w:r>
+      <w:r>
+        <w:rPr>
+          <w:rFonts w:hint="eastAsia"/>
+          <w:bCs/>
+          <w:szCs w:val="28"/>
+        </w:rPr>
+        <w:t>「生子當如孫仲謀」的典故</w:t>
+      </w:r>
+      <w:r>
+        <w:rPr>
+          <w:bCs/>
+          <w:szCs w:val="28"/>
+        </w:rPr>
+        <w:br/>
+      </w:r>
+      <w:r>
+        <w:rPr>
+          <w:rFonts w:hint="eastAsia"/>
+          <w:bCs/>
+          <w:szCs w:val="28"/>
+        </w:rPr>
+        <w:t>，極力推崇</w:t>
+      </w:r>
+      <w:r>
+        <w:rPr>
+          <w:rFonts w:hint="eastAsia"/>
+          <w:bCs/>
+          <w:szCs w:val="28"/>
+          <w:u w:val="single"/>
+        </w:rPr>
+        <w:t>孫權</w:t>
+      </w:r>
+      <w:r>
+        <w:rPr>
+          <w:rFonts w:hint="eastAsia"/>
+          <w:bCs/>
+          <w:szCs w:val="28"/>
+        </w:rPr>
+        <w:t>的膽識與英雄氣概。然而，這種對歷史英雄的讚嘆，實則隱喻著對</w:t>
+      </w:r>
+      <w:r>
+        <w:rPr>
+          <w:rFonts w:hint="eastAsia"/>
+          <w:bCs/>
+          <w:szCs w:val="28"/>
+          <w:u w:val="single"/>
+        </w:rPr>
+        <w:t>南宋</w:t>
+      </w:r>
+      <w:r>
+        <w:rPr>
+          <w:rFonts w:hint="eastAsia"/>
+          <w:bCs/>
+          <w:szCs w:val="28"/>
+        </w:rPr>
+        <w:t>當朝者的強烈批判——主和派妥協苟安、毫無血性，致使中原遲遲無法收復。</w:t>
+      </w:r>
+    </w:p>
+    <w:p>
+      <w:pPr>
+        <w:spacing w:after="0" w:line="420" w:lineRule="exact"/>
+        <w:ind w:left="-6" w:right="0" w:hanging="11"/>
+        <w:jc w:val="both"/>
+        <w:rPr>
+          <w:bCs/>
+          <w:szCs w:val="28"/>
+        </w:rPr>
+      </w:pPr>
+      <w:r>
+        <w:rPr>
+          <w:rFonts w:hint="eastAsia"/>
+          <w:bCs/>
+          <w:szCs w:val="28"/>
+        </w:rPr>
+        <w:t xml:space="preserve">　　</w:t>
+      </w:r>
+      <w:r>
+        <w:rPr>
+          <w:rFonts w:hint="eastAsia"/>
+          <w:bCs/>
+          <w:szCs w:val="28"/>
+        </w:rPr>
+        <w:t>全詞在結構上運用四個問句，一問一答，層層推進，形成了</w:t>
+      </w:r>
+      <w:r>
+        <w:rPr>
+          <w:rFonts w:hint="eastAsia"/>
+          <w:b/>
+          <w:szCs w:val="28"/>
+        </w:rPr>
+        <w:t>跌宕起伏</w:t>
+      </w:r>
+      <w:r>
+        <w:rPr>
+          <w:rFonts w:hint="eastAsia"/>
+          <w:bCs/>
+          <w:szCs w:val="28"/>
+        </w:rPr>
+        <w:t>的韻律感</w:t>
+      </w:r>
+      <w:r>
+        <w:rPr>
+          <w:bCs/>
+          <w:szCs w:val="28"/>
+        </w:rPr>
+        <w:br/>
+      </w:r>
+      <w:r>
+        <w:rPr>
+          <w:rFonts w:hint="eastAsia"/>
+          <w:bCs/>
+          <w:szCs w:val="28"/>
+        </w:rPr>
+        <w:t>。詞人借</w:t>
+      </w:r>
+      <w:r>
+        <w:rPr>
+          <w:rFonts w:hint="eastAsia"/>
+          <w:bCs/>
+          <w:szCs w:val="28"/>
+          <w:u w:val="single"/>
+        </w:rPr>
+        <w:t>孫權</w:t>
+      </w:r>
+      <w:r>
+        <w:rPr>
+          <w:rFonts w:hint="eastAsia"/>
+          <w:bCs/>
+          <w:szCs w:val="28"/>
+        </w:rPr>
+        <w:t>之英武，</w:t>
+      </w:r>
+      <w:r>
+        <w:rPr>
+          <w:rFonts w:hint="eastAsia"/>
+          <w:b/>
+          <w:szCs w:val="28"/>
+        </w:rPr>
+        <w:t>反襯</w:t>
+      </w:r>
+      <w:r>
+        <w:rPr>
+          <w:rFonts w:hint="eastAsia"/>
+          <w:bCs/>
+          <w:szCs w:val="28"/>
+        </w:rPr>
+        <w:t>出當前國勢之</w:t>
+      </w:r>
+      <w:r>
+        <w:rPr>
+          <w:rFonts w:hint="eastAsia"/>
+          <w:b/>
+          <w:szCs w:val="28"/>
+        </w:rPr>
+        <w:t>孱弱</w:t>
+      </w:r>
+      <w:r>
+        <w:rPr>
+          <w:rFonts w:hint="eastAsia"/>
+          <w:bCs/>
+          <w:szCs w:val="28"/>
+        </w:rPr>
+        <w:t>，將個人的失意、對英雄的仰慕以及對國家命運的憂慮完美融合。整首詞</w:t>
+      </w:r>
+      <w:r>
+        <w:rPr>
+          <w:rFonts w:hint="eastAsia"/>
+          <w:b/>
+          <w:szCs w:val="28"/>
+        </w:rPr>
+        <w:t>雄渾大氣</w:t>
+      </w:r>
+      <w:r>
+        <w:rPr>
+          <w:rFonts w:hint="eastAsia"/>
+          <w:bCs/>
+          <w:szCs w:val="28"/>
+        </w:rPr>
+        <w:t>、</w:t>
+      </w:r>
+      <w:r>
+        <w:rPr>
+          <w:rFonts w:hint="eastAsia"/>
+          <w:b/>
+          <w:szCs w:val="28"/>
+        </w:rPr>
+        <w:t>含蓄深沉</w:t>
+      </w:r>
+      <w:r>
+        <w:rPr>
+          <w:rFonts w:hint="eastAsia"/>
+          <w:bCs/>
+          <w:szCs w:val="28"/>
+        </w:rPr>
+        <w:t>，既展現了豪放派的</w:t>
+      </w:r>
+      <w:r>
+        <w:rPr>
+          <w:rFonts w:hint="eastAsia"/>
+          <w:b/>
+          <w:szCs w:val="28"/>
+        </w:rPr>
+        <w:t>宏闊</w:t>
+      </w:r>
+      <w:r>
+        <w:rPr>
+          <w:rFonts w:hint="eastAsia"/>
+          <w:bCs/>
+          <w:szCs w:val="28"/>
+        </w:rPr>
+        <w:t>氣度，更寄託了一位老將</w:t>
+      </w:r>
+      <w:r>
+        <w:rPr>
+          <w:rFonts w:hint="eastAsia"/>
+          <w:b/>
+          <w:szCs w:val="28"/>
+        </w:rPr>
+        <w:t>至死不渝</w:t>
+      </w:r>
+      <w:r>
+        <w:rPr>
+          <w:rFonts w:hint="eastAsia"/>
+          <w:bCs/>
+          <w:szCs w:val="28"/>
+        </w:rPr>
+        <w:t>的愛國情懷。</w:t>
+      </w:r>
+    </w:p>
+    <w:p>
+      <w:pPr>
+        <w:spacing w:beforeLines="50" w:before="120" w:after="0" w:line="440" w:lineRule="exact"/>
+        <w:ind w:left="-6" w:right="0" w:hanging="11"/>
+        <w:rPr>
+          <w:bCs/>
           <w:sz w:val="32"/>
           <w:szCs w:val="32"/>
-          <w:bdr w:val="single" w:sz="4" w:space="0" w:color="auto"/>
-        </w:rPr>
-        <w:t>賞析</w:t>
-      </w:r>
-      <w:r>
-        <w:rPr>
-          <w:rFonts w:hint="eastAsia"/>
-          <w:szCs w:val="28"/>
-        </w:rPr>
-        <w:t xml:space="preserve"> </w:t>
-      </w:r>
-    </w:p>
-    <w:p>
-      <w:pPr>
-        <w:spacing w:after="0" w:line="440" w:lineRule="exact"/>
-        <w:ind w:left="-6" w:right="0" w:hanging="11"/>
-        <w:rPr>
-          <w:bCs/>
-          <w:szCs w:val="28"/>
-        </w:rPr>
-      </w:pPr>
-      <w:r>
-        <w:rPr>
-          <w:rFonts w:hint="eastAsia"/>
-          <w:bCs/>
-          <w:szCs w:val="28"/>
-        </w:rPr>
-        <w:t xml:space="preserve">    </w:t>
-      </w:r>
-      <w:r>
-        <w:rPr>
-          <w:rFonts w:hint="eastAsia"/>
-          <w:bCs/>
-          <w:szCs w:val="28"/>
-        </w:rPr>
-        <w:t>收回遙望的視線，看</w:t>
-      </w:r>
-      <w:proofErr w:type="gramStart"/>
-      <w:r>
-        <w:rPr>
-          <w:rFonts w:hint="eastAsia"/>
-          <w:bCs/>
-          <w:szCs w:val="28"/>
-        </w:rPr>
-        <w:t>這</w:t>
-      </w:r>
-      <w:r>
-        <w:rPr>
-          <w:rFonts w:hint="eastAsia"/>
-          <w:bCs/>
-          <w:szCs w:val="28"/>
-          <w:u w:val="single"/>
-        </w:rPr>
-        <w:t>北固樓</w:t>
-      </w:r>
-      <w:proofErr w:type="gramEnd"/>
-      <w:r>
-        <w:rPr>
-          <w:rFonts w:hint="eastAsia"/>
-          <w:bCs/>
-          <w:szCs w:val="28"/>
-        </w:rPr>
-        <w:t>近處的風物：“千古江山，英雄無覓，</w:t>
-      </w:r>
-      <w:r>
-        <w:rPr>
-          <w:rFonts w:hint="eastAsia"/>
-          <w:bCs/>
-          <w:szCs w:val="28"/>
-          <w:u w:val="single"/>
-        </w:rPr>
-        <w:t>孫仲謀</w:t>
-      </w:r>
-      <w:r>
-        <w:rPr>
-          <w:rFonts w:hint="eastAsia"/>
-          <w:bCs/>
-          <w:szCs w:val="28"/>
-        </w:rPr>
-        <w:t>處。</w:t>
-      </w:r>
-      <w:r>
-        <w:rPr>
-          <w:rFonts w:hint="eastAsia"/>
-          <w:b/>
-          <w:szCs w:val="28"/>
-        </w:rPr>
-        <w:t>舞</w:t>
-      </w:r>
-      <w:proofErr w:type="gramStart"/>
-      <w:r>
-        <w:rPr>
-          <w:rFonts w:hint="eastAsia"/>
-          <w:b/>
-          <w:szCs w:val="28"/>
-        </w:rPr>
-        <w:t>榭</w:t>
-      </w:r>
-      <w:proofErr w:type="gramEnd"/>
-      <w:r>
-        <w:rPr>
-          <w:rFonts w:hint="eastAsia"/>
-          <w:b/>
-          <w:szCs w:val="28"/>
-        </w:rPr>
-        <w:t>歌台</w:t>
-      </w:r>
-      <w:r>
-        <w:rPr>
-          <w:rFonts w:hint="eastAsia"/>
-          <w:bCs/>
-          <w:szCs w:val="28"/>
-        </w:rPr>
-        <w:t>，風流總被，</w:t>
-      </w:r>
-      <w:proofErr w:type="gramStart"/>
-      <w:r>
-        <w:rPr>
-          <w:rFonts w:hint="eastAsia"/>
-          <w:bCs/>
-          <w:szCs w:val="28"/>
-        </w:rPr>
-        <w:t>雨打風吹</w:t>
-      </w:r>
-      <w:proofErr w:type="gramEnd"/>
-      <w:r>
-        <w:rPr>
-          <w:rFonts w:hint="eastAsia"/>
-          <w:bCs/>
-          <w:szCs w:val="28"/>
-        </w:rPr>
-        <w:t>去。”（《</w:t>
-      </w:r>
-      <w:hyperlink r:id="rId10" w:history="1">
-        <w:r>
-          <w:rPr>
-            <w:rStyle w:val="a8"/>
-            <w:rFonts w:hint="eastAsia"/>
-            <w:bCs/>
-            <w:szCs w:val="28"/>
-          </w:rPr>
-          <w:t>永遇樂·京口北固亭懷古</w:t>
-        </w:r>
-      </w:hyperlink>
-      <w:r>
-        <w:rPr>
-          <w:rFonts w:hint="eastAsia"/>
-          <w:bCs/>
-          <w:szCs w:val="28"/>
-        </w:rPr>
-        <w:t>》）這不禁引起了詞人千古興亡之感。因此，詞人接下來再問一句：“千古興亡多少事？”這</w:t>
-      </w:r>
-      <w:proofErr w:type="gramStart"/>
-      <w:r>
-        <w:rPr>
-          <w:rFonts w:hint="eastAsia"/>
-          <w:bCs/>
-          <w:szCs w:val="28"/>
-        </w:rPr>
-        <w:t>句問語</w:t>
-      </w:r>
-      <w:proofErr w:type="gramEnd"/>
-      <w:r>
-        <w:rPr>
-          <w:rFonts w:hint="eastAsia"/>
-          <w:b/>
-          <w:szCs w:val="28"/>
-        </w:rPr>
-        <w:t>縱觀</w:t>
-      </w:r>
-      <w:r>
-        <w:rPr>
-          <w:rFonts w:hint="eastAsia"/>
-          <w:bCs/>
-          <w:szCs w:val="28"/>
-        </w:rPr>
-        <w:t>千古成敗，意味深長，回味無窮。然而，往事悠悠，英雄往矣，只有這無盡的江水依舊</w:t>
-      </w:r>
-      <w:proofErr w:type="gramStart"/>
-      <w:r>
-        <w:rPr>
-          <w:rFonts w:hint="eastAsia"/>
-          <w:bCs/>
-          <w:szCs w:val="28"/>
-        </w:rPr>
-        <w:t>滾滾東</w:t>
-      </w:r>
-      <w:proofErr w:type="gramEnd"/>
-      <w:r>
-        <w:rPr>
-          <w:rFonts w:hint="eastAsia"/>
-          <w:bCs/>
-          <w:szCs w:val="28"/>
-        </w:rPr>
-        <w:t>流。“悠悠，不盡長江滾滾流！”“悠悠”者，兼指時間之漫長久遠，和詞人思緒之無窮也。</w:t>
-      </w:r>
-    </w:p>
-    <w:p>
-      <w:pPr>
-        <w:spacing w:after="0" w:line="440" w:lineRule="exact"/>
-        <w:ind w:left="-6" w:right="0" w:hanging="11"/>
-        <w:rPr>
-          <w:bCs/>
-          <w:szCs w:val="28"/>
-        </w:rPr>
-      </w:pPr>
-      <w:r>
-        <w:rPr>
-          <w:rFonts w:hint="eastAsia"/>
-          <w:bCs/>
-          <w:szCs w:val="28"/>
-        </w:rPr>
-        <w:t xml:space="preserve">    </w:t>
-      </w:r>
-      <w:r>
-        <w:rPr>
-          <w:rFonts w:hint="eastAsia"/>
-          <w:bCs/>
-          <w:szCs w:val="28"/>
-        </w:rPr>
-        <w:t>“不盡長江滾滾流”，借用</w:t>
-      </w:r>
-      <w:r>
-        <w:rPr>
-          <w:rFonts w:hint="eastAsia"/>
-          <w:bCs/>
-          <w:szCs w:val="28"/>
-          <w:u w:val="single"/>
-        </w:rPr>
-        <w:t>杜甫</w:t>
-      </w:r>
-      <w:r>
-        <w:rPr>
-          <w:rFonts w:hint="eastAsia"/>
-          <w:bCs/>
-          <w:szCs w:val="28"/>
-        </w:rPr>
-        <w:t>《</w:t>
-      </w:r>
-      <w:hyperlink r:id="rId11" w:history="1">
-        <w:r>
-          <w:rPr>
-            <w:rStyle w:val="a8"/>
-            <w:rFonts w:hint="eastAsia"/>
-            <w:bCs/>
-            <w:szCs w:val="28"/>
-          </w:rPr>
-          <w:t>登高</w:t>
-        </w:r>
-      </w:hyperlink>
-      <w:r>
-        <w:rPr>
-          <w:rFonts w:hint="eastAsia"/>
-          <w:bCs/>
-          <w:szCs w:val="28"/>
-        </w:rPr>
-        <w:t>》詩句：“無邊落木蕭蕭下，不盡長江滾滾來。”詞人胸中倒來</w:t>
-      </w:r>
-      <w:proofErr w:type="gramStart"/>
-      <w:r>
-        <w:rPr>
-          <w:rFonts w:hint="eastAsia"/>
-          <w:bCs/>
-          <w:szCs w:val="28"/>
-        </w:rPr>
-        <w:t>倒</w:t>
-      </w:r>
-      <w:proofErr w:type="gramEnd"/>
-      <w:r>
-        <w:rPr>
-          <w:rFonts w:hint="eastAsia"/>
-          <w:bCs/>
-          <w:szCs w:val="28"/>
-        </w:rPr>
-        <w:t>去的</w:t>
-      </w:r>
-      <w:proofErr w:type="gramStart"/>
-      <w:r>
-        <w:rPr>
-          <w:rFonts w:hint="eastAsia"/>
-          <w:bCs/>
-          <w:szCs w:val="28"/>
-        </w:rPr>
-        <w:t>不盡愁思和</w:t>
-      </w:r>
-      <w:proofErr w:type="gramEnd"/>
-      <w:r>
-        <w:rPr>
-          <w:rFonts w:hint="eastAsia"/>
-          <w:bCs/>
-          <w:szCs w:val="28"/>
-        </w:rPr>
-        <w:t>感慨，猶如長流不息的江水。“年少萬兜</w:t>
-      </w:r>
-      <w:proofErr w:type="gramStart"/>
-      <w:r>
-        <w:rPr>
-          <w:rFonts w:hint="eastAsia"/>
-          <w:bCs/>
-          <w:szCs w:val="28"/>
-        </w:rPr>
-        <w:t>鍪</w:t>
-      </w:r>
-      <w:proofErr w:type="gramEnd"/>
-      <w:r>
-        <w:rPr>
-          <w:rFonts w:hint="eastAsia"/>
-          <w:bCs/>
-          <w:szCs w:val="28"/>
-        </w:rPr>
-        <w:t>，坐斷東南戰未休。”</w:t>
-      </w:r>
-      <w:r>
-        <w:rPr>
-          <w:rFonts w:hint="eastAsia"/>
-          <w:bCs/>
-          <w:szCs w:val="28"/>
-          <w:u w:val="single"/>
-        </w:rPr>
-        <w:t>三國</w:t>
-      </w:r>
-      <w:r>
-        <w:rPr>
-          <w:rFonts w:hint="eastAsia"/>
-          <w:bCs/>
-          <w:szCs w:val="28"/>
-        </w:rPr>
-        <w:t>時代的</w:t>
-      </w:r>
-      <w:r>
-        <w:rPr>
-          <w:rFonts w:hint="eastAsia"/>
-          <w:bCs/>
-          <w:szCs w:val="28"/>
-          <w:u w:val="single"/>
-        </w:rPr>
-        <w:t>孫權</w:t>
-      </w:r>
-      <w:r>
-        <w:rPr>
-          <w:rFonts w:hint="eastAsia"/>
-          <w:bCs/>
-          <w:szCs w:val="28"/>
-        </w:rPr>
-        <w:t>年紀輕輕就統率千軍萬馬，雄據東南</w:t>
-      </w:r>
-      <w:proofErr w:type="gramStart"/>
-      <w:r>
-        <w:rPr>
-          <w:rFonts w:hint="eastAsia"/>
-          <w:b/>
-          <w:szCs w:val="28"/>
-        </w:rPr>
-        <w:t>一</w:t>
-      </w:r>
-      <w:proofErr w:type="gramEnd"/>
-      <w:r>
-        <w:rPr>
-          <w:rFonts w:hint="eastAsia"/>
-          <w:b/>
-          <w:szCs w:val="28"/>
-        </w:rPr>
-        <w:t>隅</w:t>
-      </w:r>
-      <w:r>
-        <w:rPr>
-          <w:rFonts w:hint="eastAsia"/>
-          <w:bCs/>
-          <w:szCs w:val="28"/>
-        </w:rPr>
-        <w:t>，奮發自強，戰鬥不息。據歷史記載：</w:t>
-      </w:r>
-      <w:r>
-        <w:rPr>
-          <w:rFonts w:hint="eastAsia"/>
-          <w:bCs/>
-          <w:szCs w:val="28"/>
-          <w:u w:val="single"/>
-        </w:rPr>
-        <w:t>孫權</w:t>
-      </w:r>
-      <w:proofErr w:type="gramStart"/>
-      <w:r>
-        <w:rPr>
-          <w:rFonts w:hint="eastAsia"/>
-          <w:bCs/>
-          <w:szCs w:val="28"/>
-        </w:rPr>
-        <w:t>十九歲繼父兄</w:t>
-      </w:r>
-      <w:proofErr w:type="gramEnd"/>
-      <w:r>
-        <w:rPr>
-          <w:rFonts w:hint="eastAsia"/>
-          <w:bCs/>
-          <w:szCs w:val="28"/>
-        </w:rPr>
-        <w:t>之業統治</w:t>
-      </w:r>
-      <w:r>
-        <w:rPr>
-          <w:rFonts w:hint="eastAsia"/>
-          <w:bCs/>
-          <w:szCs w:val="28"/>
-          <w:u w:val="single"/>
-        </w:rPr>
-        <w:t>江東</w:t>
-      </w:r>
-      <w:r>
-        <w:rPr>
-          <w:rFonts w:hint="eastAsia"/>
-          <w:bCs/>
-          <w:szCs w:val="28"/>
-        </w:rPr>
-        <w:t>，</w:t>
-      </w:r>
-      <w:proofErr w:type="gramStart"/>
-      <w:r>
-        <w:rPr>
-          <w:rFonts w:hint="eastAsia"/>
-          <w:bCs/>
-          <w:szCs w:val="28"/>
-        </w:rPr>
-        <w:t>西征</w:t>
-      </w:r>
-      <w:r>
-        <w:rPr>
-          <w:rFonts w:hint="eastAsia"/>
-          <w:bCs/>
-          <w:szCs w:val="28"/>
-          <w:u w:val="single"/>
-        </w:rPr>
-        <w:t>黃祖</w:t>
-      </w:r>
-      <w:proofErr w:type="gramEnd"/>
-      <w:r>
-        <w:rPr>
-          <w:rFonts w:hint="eastAsia"/>
-          <w:bCs/>
-          <w:szCs w:val="28"/>
-        </w:rPr>
-        <w:t>，</w:t>
-      </w:r>
-      <w:proofErr w:type="gramStart"/>
-      <w:r>
-        <w:rPr>
-          <w:rFonts w:hint="eastAsia"/>
-          <w:bCs/>
-          <w:szCs w:val="28"/>
-        </w:rPr>
-        <w:t>北拒</w:t>
-      </w:r>
-      <w:r>
-        <w:rPr>
-          <w:rFonts w:hint="eastAsia"/>
-          <w:bCs/>
-          <w:szCs w:val="28"/>
-          <w:u w:val="single"/>
-        </w:rPr>
-        <w:t>曹操</w:t>
-      </w:r>
-      <w:proofErr w:type="gramEnd"/>
-      <w:r>
-        <w:rPr>
-          <w:rFonts w:hint="eastAsia"/>
-          <w:bCs/>
-          <w:szCs w:val="28"/>
-        </w:rPr>
-        <w:t>，</w:t>
-      </w:r>
-      <w:proofErr w:type="gramStart"/>
-      <w:r>
-        <w:rPr>
-          <w:rFonts w:hint="eastAsia"/>
-          <w:bCs/>
-          <w:szCs w:val="28"/>
-        </w:rPr>
-        <w:t>獨據</w:t>
-      </w:r>
-      <w:proofErr w:type="gramEnd"/>
-      <w:r>
-        <w:rPr>
-          <w:rFonts w:hint="eastAsia"/>
-          <w:bCs/>
-          <w:szCs w:val="28"/>
-        </w:rPr>
-        <w:t>一方。</w:t>
-      </w:r>
-      <w:r>
-        <w:rPr>
-          <w:rFonts w:hint="eastAsia"/>
-          <w:bCs/>
-          <w:szCs w:val="28"/>
-          <w:u w:val="single"/>
-        </w:rPr>
-        <w:t>赤壁</w:t>
-      </w:r>
-      <w:r>
-        <w:rPr>
-          <w:rFonts w:hint="eastAsia"/>
-          <w:bCs/>
-          <w:szCs w:val="28"/>
-        </w:rPr>
-        <w:t>之戰大</w:t>
-      </w:r>
-      <w:proofErr w:type="gramStart"/>
-      <w:r>
-        <w:rPr>
-          <w:rFonts w:hint="eastAsia"/>
-          <w:bCs/>
-          <w:szCs w:val="28"/>
-        </w:rPr>
-        <w:t>破</w:t>
-      </w:r>
-      <w:r>
-        <w:rPr>
-          <w:rFonts w:hint="eastAsia"/>
-          <w:bCs/>
-          <w:szCs w:val="28"/>
-          <w:u w:val="single"/>
-        </w:rPr>
-        <w:t>曹</w:t>
-      </w:r>
-      <w:r>
-        <w:rPr>
-          <w:rFonts w:hint="eastAsia"/>
-          <w:bCs/>
-          <w:szCs w:val="28"/>
-        </w:rPr>
-        <w:t>兵</w:t>
-      </w:r>
-      <w:proofErr w:type="gramEnd"/>
-      <w:r>
-        <w:rPr>
-          <w:rFonts w:hint="eastAsia"/>
-          <w:bCs/>
-          <w:szCs w:val="28"/>
-        </w:rPr>
-        <w:t>，年方二十七歲。因此可以說，上面這兩句是</w:t>
-      </w:r>
-      <w:proofErr w:type="gramStart"/>
-      <w:r>
-        <w:rPr>
-          <w:rFonts w:hint="eastAsia"/>
-          <w:bCs/>
-          <w:szCs w:val="28"/>
-        </w:rPr>
-        <w:t>實寫史事</w:t>
-      </w:r>
-      <w:proofErr w:type="gramEnd"/>
-      <w:r>
-        <w:rPr>
-          <w:rFonts w:hint="eastAsia"/>
-          <w:bCs/>
-          <w:szCs w:val="28"/>
-        </w:rPr>
-        <w:t>，因為它是千真萬確的歷史，因而更具有說服力和感染力。作者在這裡一是突出了</w:t>
-      </w:r>
-      <w:r>
-        <w:rPr>
-          <w:rFonts w:hint="eastAsia"/>
-          <w:bCs/>
-          <w:szCs w:val="28"/>
-          <w:u w:val="single"/>
-        </w:rPr>
-        <w:t>孫權</w:t>
-      </w:r>
-      <w:r>
-        <w:rPr>
-          <w:rFonts w:hint="eastAsia"/>
-          <w:bCs/>
-          <w:szCs w:val="28"/>
-        </w:rPr>
-        <w:t>的年少有為，“年少”而敢於與</w:t>
-      </w:r>
-      <w:r>
-        <w:rPr>
-          <w:rFonts w:hint="eastAsia"/>
-          <w:b/>
-          <w:szCs w:val="28"/>
-        </w:rPr>
-        <w:t>雄才大略</w:t>
-      </w:r>
-      <w:r>
-        <w:rPr>
-          <w:rFonts w:hint="eastAsia"/>
-          <w:bCs/>
-          <w:szCs w:val="28"/>
-        </w:rPr>
-        <w:t>、兵多將廣的強敵</w:t>
-      </w:r>
-      <w:r>
-        <w:rPr>
-          <w:rFonts w:hint="eastAsia"/>
-          <w:bCs/>
-          <w:szCs w:val="28"/>
-          <w:u w:val="single"/>
-        </w:rPr>
-        <w:t>曹操</w:t>
-      </w:r>
-      <w:r>
-        <w:rPr>
-          <w:rFonts w:hint="eastAsia"/>
-          <w:bCs/>
-          <w:szCs w:val="28"/>
-        </w:rPr>
-        <w:t>較量，這就需要非凡的膽識和</w:t>
-      </w:r>
-      <w:r>
-        <w:rPr>
-          <w:rFonts w:hint="eastAsia"/>
-          <w:b/>
-          <w:szCs w:val="28"/>
-        </w:rPr>
-        <w:t>氣魄</w:t>
-      </w:r>
-      <w:r>
-        <w:rPr>
-          <w:rFonts w:hint="eastAsia"/>
-          <w:bCs/>
-          <w:szCs w:val="28"/>
-        </w:rPr>
-        <w:t>。二是突出了</w:t>
-      </w:r>
-      <w:r>
-        <w:rPr>
-          <w:rFonts w:hint="eastAsia"/>
-          <w:bCs/>
-          <w:szCs w:val="28"/>
-          <w:u w:val="single"/>
-        </w:rPr>
-        <w:t>孫權</w:t>
-      </w:r>
-      <w:r>
-        <w:rPr>
-          <w:rFonts w:hint="eastAsia"/>
-          <w:bCs/>
-          <w:szCs w:val="28"/>
-        </w:rPr>
-        <w:t>的</w:t>
-      </w:r>
-      <w:r>
-        <w:rPr>
-          <w:rFonts w:hint="eastAsia"/>
-          <w:b/>
-          <w:szCs w:val="28"/>
-        </w:rPr>
-        <w:t>蓋世</w:t>
-      </w:r>
-      <w:r>
-        <w:rPr>
-          <w:rFonts w:hint="eastAsia"/>
-          <w:bCs/>
-          <w:szCs w:val="28"/>
-        </w:rPr>
-        <w:t>武功，他不斷征戰，不斷壯大。而他</w:t>
-      </w:r>
-      <w:proofErr w:type="gramStart"/>
-      <w:r>
-        <w:rPr>
-          <w:rFonts w:hint="eastAsia"/>
-          <w:bCs/>
-          <w:szCs w:val="28"/>
-        </w:rPr>
-        <w:t>之</w:t>
-      </w:r>
-      <w:proofErr w:type="gramEnd"/>
-      <w:r>
-        <w:rPr>
-          <w:rFonts w:hint="eastAsia"/>
-          <w:bCs/>
-          <w:szCs w:val="28"/>
-        </w:rPr>
-        <w:t>“坐斷東南”，形勢與</w:t>
-      </w:r>
-      <w:r>
-        <w:rPr>
-          <w:rFonts w:hint="eastAsia"/>
-          <w:bCs/>
-          <w:szCs w:val="28"/>
-          <w:u w:val="single"/>
-        </w:rPr>
-        <w:t>南宋</w:t>
-      </w:r>
-      <w:r>
-        <w:rPr>
-          <w:rFonts w:hint="eastAsia"/>
-          <w:bCs/>
-          <w:szCs w:val="28"/>
-        </w:rPr>
-        <w:t>政權相似。顯然，</w:t>
-      </w:r>
-      <w:proofErr w:type="gramStart"/>
-      <w:r>
-        <w:rPr>
-          <w:rFonts w:hint="eastAsia"/>
-          <w:bCs/>
-          <w:szCs w:val="28"/>
-          <w:u w:val="single"/>
-        </w:rPr>
-        <w:t>稼</w:t>
-      </w:r>
-      <w:proofErr w:type="gramEnd"/>
-      <w:r>
-        <w:rPr>
-          <w:rFonts w:hint="eastAsia"/>
-          <w:bCs/>
-          <w:szCs w:val="28"/>
-          <w:u w:val="single"/>
-        </w:rPr>
-        <w:t>軒</w:t>
-      </w:r>
-      <w:r>
-        <w:rPr>
-          <w:rFonts w:hint="eastAsia"/>
-          <w:bCs/>
-          <w:szCs w:val="28"/>
-        </w:rPr>
-        <w:t>熱情歌頌</w:t>
-      </w:r>
-      <w:r>
-        <w:rPr>
-          <w:rFonts w:hint="eastAsia"/>
-          <w:bCs/>
-          <w:szCs w:val="28"/>
-          <w:u w:val="single"/>
-        </w:rPr>
-        <w:t>孫權</w:t>
-      </w:r>
-      <w:r>
-        <w:rPr>
-          <w:rFonts w:hint="eastAsia"/>
-          <w:bCs/>
-          <w:szCs w:val="28"/>
-        </w:rPr>
-        <w:t>的不畏強敵，堅決抵抗，</w:t>
-      </w:r>
-      <w:proofErr w:type="gramStart"/>
-      <w:r>
-        <w:rPr>
-          <w:rFonts w:hint="eastAsia"/>
-          <w:bCs/>
-          <w:szCs w:val="28"/>
-        </w:rPr>
-        <w:t>並戰而</w:t>
-      </w:r>
-      <w:proofErr w:type="gramEnd"/>
-      <w:r>
-        <w:rPr>
-          <w:rFonts w:hint="eastAsia"/>
-          <w:bCs/>
-          <w:szCs w:val="28"/>
-        </w:rPr>
-        <w:t>勝之，正是反襯當朝文武之輩的庸碌無能、懦怯</w:t>
-      </w:r>
-      <w:r>
-        <w:rPr>
-          <w:rFonts w:hint="eastAsia"/>
-          <w:b/>
-          <w:szCs w:val="28"/>
-        </w:rPr>
-        <w:t>苟安</w:t>
-      </w:r>
-      <w:r>
-        <w:rPr>
-          <w:rFonts w:hint="eastAsia"/>
-          <w:bCs/>
-          <w:szCs w:val="28"/>
-        </w:rPr>
-        <w:t>。</w:t>
-      </w:r>
-    </w:p>
-    <w:p>
-      <w:pPr>
-        <w:spacing w:after="0" w:line="440" w:lineRule="exact"/>
-        <w:ind w:left="-6" w:right="0" w:hanging="11"/>
-        <w:rPr>
-          <w:bCs/>
-          <w:szCs w:val="28"/>
-        </w:rPr>
-      </w:pPr>
-      <w:r>
-        <w:rPr>
-          <w:rFonts w:hint="eastAsia"/>
-          <w:bCs/>
-          <w:szCs w:val="28"/>
-        </w:rPr>
-        <w:t xml:space="preserve">    </w:t>
-      </w:r>
-      <w:r>
-        <w:rPr>
-          <w:rFonts w:hint="eastAsia"/>
-          <w:bCs/>
-          <w:szCs w:val="28"/>
-        </w:rPr>
-        <w:t>接下來，</w:t>
-      </w:r>
-      <w:r>
-        <w:rPr>
-          <w:rFonts w:hint="eastAsia"/>
-          <w:bCs/>
-          <w:szCs w:val="28"/>
-          <w:u w:val="single"/>
-        </w:rPr>
-        <w:t>辛棄疾</w:t>
-      </w:r>
-      <w:r>
-        <w:rPr>
-          <w:rFonts w:hint="eastAsia"/>
-          <w:bCs/>
-          <w:szCs w:val="28"/>
-        </w:rPr>
-        <w:t>為了把這層意思進一步發揮，不惜以誇張之筆極力渲染</w:t>
-      </w:r>
-      <w:r>
-        <w:rPr>
-          <w:rFonts w:hint="eastAsia"/>
-          <w:bCs/>
-          <w:szCs w:val="28"/>
-          <w:u w:val="single"/>
-        </w:rPr>
-        <w:t>孫權</w:t>
-      </w:r>
-      <w:r>
-        <w:rPr>
-          <w:rFonts w:hint="eastAsia"/>
-          <w:bCs/>
-          <w:szCs w:val="28"/>
-        </w:rPr>
-        <w:t>不可一世的英姿。他異乎尋常</w:t>
-      </w:r>
-      <w:r>
-        <w:rPr>
-          <w:rFonts w:hint="eastAsia"/>
-          <w:bCs/>
-          <w:szCs w:val="28"/>
-        </w:rPr>
-        <w:t>的</w:t>
-      </w:r>
-      <w:r>
-        <w:rPr>
-          <w:rFonts w:hint="eastAsia"/>
-          <w:bCs/>
-          <w:szCs w:val="28"/>
-        </w:rPr>
-        <w:t>第三次發問，以提醒人們注意：“天下英雄誰敵手？”作者自問又</w:t>
-      </w:r>
-      <w:proofErr w:type="gramStart"/>
-      <w:r>
-        <w:rPr>
-          <w:rFonts w:hint="eastAsia"/>
-          <w:bCs/>
-          <w:szCs w:val="28"/>
-        </w:rPr>
-        <w:t>自答曰</w:t>
-      </w:r>
-      <w:proofErr w:type="gramEnd"/>
-      <w:r>
-        <w:rPr>
-          <w:rFonts w:hint="eastAsia"/>
-          <w:bCs/>
-          <w:szCs w:val="28"/>
-        </w:rPr>
-        <w:t>：“</w:t>
-      </w:r>
-      <w:r>
-        <w:rPr>
-          <w:rFonts w:hint="eastAsia"/>
-          <w:bCs/>
-          <w:szCs w:val="28"/>
-          <w:u w:val="single"/>
-        </w:rPr>
-        <w:t>曹</w:t>
-      </w:r>
-      <w:r>
-        <w:rPr>
-          <w:rFonts w:hint="eastAsia"/>
-          <w:bCs/>
-          <w:szCs w:val="28"/>
-        </w:rPr>
-        <w:t xml:space="preserve"> </w:t>
-      </w:r>
-      <w:r>
-        <w:rPr>
-          <w:rFonts w:hint="eastAsia"/>
-          <w:bCs/>
-          <w:szCs w:val="28"/>
-          <w:u w:val="single"/>
-        </w:rPr>
-        <w:t>劉</w:t>
-      </w:r>
-      <w:r>
-        <w:rPr>
-          <w:rFonts w:hint="eastAsia"/>
-          <w:bCs/>
-          <w:szCs w:val="28"/>
-        </w:rPr>
-        <w:t>”，唯</w:t>
-      </w:r>
-      <w:r>
-        <w:rPr>
-          <w:rFonts w:hint="eastAsia"/>
-          <w:bCs/>
-          <w:szCs w:val="28"/>
-          <w:u w:val="single"/>
-        </w:rPr>
-        <w:t>曹操</w:t>
-      </w:r>
-      <w:r>
-        <w:rPr>
-          <w:rFonts w:hint="eastAsia"/>
-          <w:bCs/>
-          <w:szCs w:val="28"/>
-        </w:rPr>
-        <w:t>與</w:t>
-      </w:r>
-      <w:r>
-        <w:rPr>
-          <w:rFonts w:hint="eastAsia"/>
-          <w:bCs/>
-          <w:szCs w:val="28"/>
-          <w:u w:val="single"/>
-        </w:rPr>
-        <w:t>劉備</w:t>
-      </w:r>
-      <w:r>
-        <w:rPr>
-          <w:rFonts w:hint="eastAsia"/>
-          <w:bCs/>
-          <w:szCs w:val="28"/>
-        </w:rPr>
-        <w:t>耳！據《三國志·蜀書·先主傳》記載：</w:t>
-      </w:r>
-      <w:r>
-        <w:rPr>
-          <w:rFonts w:hint="eastAsia"/>
-          <w:bCs/>
-          <w:szCs w:val="28"/>
-          <w:u w:val="single"/>
-        </w:rPr>
-        <w:t>曹操</w:t>
-      </w:r>
-      <w:r>
-        <w:rPr>
-          <w:rFonts w:hint="eastAsia"/>
-          <w:bCs/>
-          <w:szCs w:val="28"/>
-        </w:rPr>
-        <w:t>曾對</w:t>
-      </w:r>
-      <w:r>
-        <w:rPr>
-          <w:rFonts w:hint="eastAsia"/>
-          <w:bCs/>
-          <w:szCs w:val="28"/>
-          <w:u w:val="single"/>
-        </w:rPr>
-        <w:t>劉備</w:t>
-      </w:r>
-      <w:r>
-        <w:rPr>
-          <w:rFonts w:hint="eastAsia"/>
-          <w:bCs/>
-          <w:szCs w:val="28"/>
-        </w:rPr>
-        <w:t>說：“今天下英雄，惟使君（</w:t>
-      </w:r>
-      <w:r>
-        <w:rPr>
-          <w:rFonts w:hint="eastAsia"/>
-          <w:bCs/>
-          <w:szCs w:val="28"/>
-          <w:u w:val="single"/>
-        </w:rPr>
-        <w:t>劉備</w:t>
-      </w:r>
-      <w:r>
-        <w:rPr>
-          <w:rFonts w:hint="eastAsia"/>
-          <w:bCs/>
-          <w:szCs w:val="28"/>
-        </w:rPr>
-        <w:t>）與</w:t>
-      </w:r>
-      <w:r>
-        <w:rPr>
-          <w:rFonts w:hint="eastAsia"/>
-          <w:bCs/>
-          <w:szCs w:val="28"/>
-          <w:u w:val="single"/>
-        </w:rPr>
-        <w:t>操</w:t>
-      </w:r>
-      <w:r>
-        <w:rPr>
-          <w:rFonts w:hint="eastAsia"/>
-          <w:bCs/>
-          <w:szCs w:val="28"/>
-        </w:rPr>
-        <w:t>耳。”</w:t>
-      </w:r>
-      <w:r>
-        <w:rPr>
-          <w:rFonts w:hint="eastAsia"/>
-          <w:bCs/>
-          <w:szCs w:val="28"/>
-          <w:u w:val="single"/>
-        </w:rPr>
-        <w:t>辛棄疾</w:t>
-      </w:r>
-      <w:r>
-        <w:rPr>
-          <w:rFonts w:hint="eastAsia"/>
-          <w:bCs/>
-          <w:szCs w:val="28"/>
-        </w:rPr>
-        <w:t>便借用這段故事，把</w:t>
-      </w:r>
-      <w:r>
-        <w:rPr>
-          <w:rFonts w:hint="eastAsia"/>
-          <w:bCs/>
-          <w:szCs w:val="28"/>
-          <w:u w:val="single"/>
-        </w:rPr>
-        <w:t>曹操</w:t>
-      </w:r>
-      <w:r>
-        <w:rPr>
-          <w:rFonts w:hint="eastAsia"/>
-          <w:bCs/>
-          <w:szCs w:val="28"/>
-        </w:rPr>
-        <w:t>和</w:t>
-      </w:r>
-      <w:r>
-        <w:rPr>
-          <w:rFonts w:hint="eastAsia"/>
-          <w:bCs/>
-          <w:szCs w:val="28"/>
-          <w:u w:val="single"/>
-        </w:rPr>
-        <w:t>劉備</w:t>
-      </w:r>
-      <w:r>
-        <w:rPr>
-          <w:rFonts w:hint="eastAsia"/>
-          <w:bCs/>
-          <w:szCs w:val="28"/>
-        </w:rPr>
-        <w:t>請來給</w:t>
-      </w:r>
-      <w:r>
-        <w:rPr>
-          <w:rFonts w:hint="eastAsia"/>
-          <w:bCs/>
-          <w:szCs w:val="28"/>
-          <w:u w:val="single"/>
-        </w:rPr>
-        <w:t>孫權</w:t>
-      </w:r>
-      <w:r>
-        <w:rPr>
-          <w:rFonts w:hint="eastAsia"/>
-          <w:bCs/>
-          <w:szCs w:val="28"/>
-        </w:rPr>
-        <w:t>當配角，說天下英雄只有</w:t>
-      </w:r>
-      <w:r>
-        <w:rPr>
-          <w:rFonts w:hint="eastAsia"/>
-          <w:bCs/>
-          <w:szCs w:val="28"/>
-          <w:u w:val="single"/>
-        </w:rPr>
-        <w:t>曹操</w:t>
-      </w:r>
-      <w:r>
-        <w:rPr>
-          <w:rFonts w:hint="eastAsia"/>
-          <w:bCs/>
-          <w:szCs w:val="28"/>
-        </w:rPr>
-        <w:t>、</w:t>
-      </w:r>
-      <w:proofErr w:type="gramStart"/>
-      <w:r>
-        <w:rPr>
-          <w:rFonts w:hint="eastAsia"/>
-          <w:bCs/>
-          <w:szCs w:val="28"/>
-          <w:u w:val="single"/>
-        </w:rPr>
-        <w:t>劉備</w:t>
-      </w:r>
-      <w:r>
-        <w:rPr>
-          <w:rFonts w:hint="eastAsia"/>
-          <w:bCs/>
-          <w:szCs w:val="28"/>
-        </w:rPr>
-        <w:t>才堪與</w:t>
-      </w:r>
-      <w:proofErr w:type="gramEnd"/>
-      <w:r>
-        <w:rPr>
-          <w:rFonts w:hint="eastAsia"/>
-          <w:bCs/>
-          <w:szCs w:val="28"/>
-          <w:u w:val="single"/>
-        </w:rPr>
-        <w:t>孫權</w:t>
-      </w:r>
-      <w:r>
-        <w:rPr>
-          <w:rFonts w:hint="eastAsia"/>
-          <w:bCs/>
-          <w:szCs w:val="28"/>
-        </w:rPr>
-        <w:t>爭勝。</w:t>
-      </w:r>
-      <w:r>
-        <w:rPr>
-          <w:rFonts w:hint="eastAsia"/>
-          <w:bCs/>
-          <w:szCs w:val="28"/>
-          <w:u w:val="single"/>
-        </w:rPr>
-        <w:t>曹</w:t>
-      </w:r>
-      <w:r>
-        <w:rPr>
-          <w:rFonts w:hint="eastAsia"/>
-          <w:bCs/>
-          <w:szCs w:val="28"/>
-        </w:rPr>
-        <w:t>、</w:t>
-      </w:r>
-      <w:r>
-        <w:rPr>
-          <w:rFonts w:hint="eastAsia"/>
-          <w:bCs/>
-          <w:szCs w:val="28"/>
-          <w:u w:val="single"/>
-        </w:rPr>
-        <w:t>劉</w:t>
-      </w:r>
-      <w:r>
-        <w:rPr>
-          <w:rFonts w:hint="eastAsia"/>
-          <w:bCs/>
-          <w:szCs w:val="28"/>
-        </w:rPr>
-        <w:t>、</w:t>
-      </w:r>
-      <w:r>
-        <w:rPr>
-          <w:rFonts w:hint="eastAsia"/>
-          <w:bCs/>
-          <w:szCs w:val="28"/>
-          <w:u w:val="single"/>
-        </w:rPr>
-        <w:t>孫</w:t>
-      </w:r>
-      <w:r>
-        <w:rPr>
-          <w:rFonts w:hint="eastAsia"/>
-          <w:bCs/>
-          <w:szCs w:val="28"/>
-        </w:rPr>
-        <w:t>三人，</w:t>
-      </w:r>
-      <w:proofErr w:type="gramStart"/>
-      <w:r>
-        <w:rPr>
-          <w:rFonts w:hint="eastAsia"/>
-          <w:bCs/>
-          <w:szCs w:val="28"/>
-        </w:rPr>
-        <w:t>論智勇</w:t>
-      </w:r>
-      <w:proofErr w:type="gramEnd"/>
-      <w:r>
-        <w:rPr>
-          <w:rFonts w:hint="eastAsia"/>
-          <w:bCs/>
-          <w:szCs w:val="28"/>
-        </w:rPr>
-        <w:t>才略，</w:t>
-      </w:r>
-      <w:r>
-        <w:rPr>
-          <w:rFonts w:hint="eastAsia"/>
-          <w:bCs/>
-          <w:szCs w:val="28"/>
-          <w:u w:val="single"/>
-        </w:rPr>
-        <w:t>孫權</w:t>
-      </w:r>
-      <w:r>
-        <w:rPr>
-          <w:rFonts w:hint="eastAsia"/>
-          <w:bCs/>
-          <w:szCs w:val="28"/>
-        </w:rPr>
-        <w:t>未必在</w:t>
-      </w:r>
-      <w:r>
-        <w:rPr>
-          <w:rFonts w:hint="eastAsia"/>
-          <w:bCs/>
-          <w:szCs w:val="28"/>
-          <w:u w:val="single"/>
-        </w:rPr>
-        <w:t>曹</w:t>
-      </w:r>
-      <w:r>
-        <w:rPr>
-          <w:rFonts w:hint="eastAsia"/>
-          <w:bCs/>
-          <w:szCs w:val="28"/>
-        </w:rPr>
-        <w:t xml:space="preserve"> </w:t>
-      </w:r>
-      <w:r>
-        <w:rPr>
-          <w:rFonts w:hint="eastAsia"/>
-          <w:bCs/>
-          <w:szCs w:val="28"/>
-          <w:u w:val="single"/>
-        </w:rPr>
-        <w:t>劉</w:t>
-      </w:r>
-      <w:r>
-        <w:rPr>
-          <w:rFonts w:hint="eastAsia"/>
-          <w:bCs/>
-          <w:szCs w:val="28"/>
-        </w:rPr>
-        <w:t>之上。</w:t>
-      </w:r>
-      <w:proofErr w:type="gramStart"/>
-      <w:r>
-        <w:rPr>
-          <w:rFonts w:hint="eastAsia"/>
-          <w:bCs/>
-          <w:szCs w:val="28"/>
-          <w:u w:val="single"/>
-        </w:rPr>
-        <w:t>稼軒</w:t>
-      </w:r>
-      <w:r>
-        <w:rPr>
-          <w:rFonts w:hint="eastAsia"/>
-          <w:bCs/>
-          <w:szCs w:val="28"/>
-        </w:rPr>
-        <w:t>在</w:t>
-      </w:r>
-      <w:proofErr w:type="gramEnd"/>
-      <w:r>
-        <w:rPr>
-          <w:rFonts w:hint="eastAsia"/>
-          <w:bCs/>
-          <w:szCs w:val="28"/>
-        </w:rPr>
-        <w:t>《美芹十論》中對</w:t>
-      </w:r>
-      <w:r>
-        <w:rPr>
-          <w:rFonts w:hint="eastAsia"/>
-          <w:bCs/>
-          <w:szCs w:val="28"/>
-          <w:u w:val="single"/>
-        </w:rPr>
-        <w:t>孫權</w:t>
-      </w:r>
-      <w:r>
-        <w:rPr>
-          <w:rFonts w:hint="eastAsia"/>
-          <w:bCs/>
-          <w:szCs w:val="28"/>
-        </w:rPr>
-        <w:t>的評價也並非稱讚有加，然而，在這首詞</w:t>
-      </w:r>
-      <w:r>
-        <w:rPr>
-          <w:rFonts w:hint="eastAsia"/>
-          <w:bCs/>
-          <w:szCs w:val="28"/>
-        </w:rPr>
-        <w:t>裡</w:t>
-      </w:r>
-      <w:r>
-        <w:rPr>
-          <w:rFonts w:hint="eastAsia"/>
-          <w:bCs/>
-          <w:szCs w:val="28"/>
-        </w:rPr>
-        <w:t>，詞人卻把</w:t>
-      </w:r>
-      <w:r>
-        <w:rPr>
-          <w:rFonts w:hint="eastAsia"/>
-          <w:bCs/>
-          <w:szCs w:val="28"/>
-          <w:u w:val="single"/>
-        </w:rPr>
-        <w:t>孫權</w:t>
-      </w:r>
-      <w:r>
-        <w:rPr>
-          <w:rFonts w:hint="eastAsia"/>
-          <w:bCs/>
-          <w:szCs w:val="28"/>
-        </w:rPr>
-        <w:t>作為</w:t>
-      </w:r>
-      <w:r>
-        <w:rPr>
-          <w:rFonts w:hint="eastAsia"/>
-          <w:bCs/>
-          <w:szCs w:val="28"/>
-          <w:u w:val="single"/>
-        </w:rPr>
-        <w:lastRenderedPageBreak/>
-        <w:t>三國</w:t>
-      </w:r>
-      <w:r>
-        <w:rPr>
-          <w:rFonts w:hint="eastAsia"/>
-          <w:bCs/>
-          <w:szCs w:val="28"/>
-        </w:rPr>
-        <w:t>時代第一流</w:t>
-      </w:r>
-      <w:r>
-        <w:rPr>
-          <w:rFonts w:hint="eastAsia"/>
-          <w:b/>
-          <w:szCs w:val="28"/>
-        </w:rPr>
-        <w:t>叱吒風雲</w:t>
-      </w:r>
-      <w:r>
-        <w:rPr>
-          <w:rFonts w:hint="eastAsia"/>
-          <w:bCs/>
-          <w:szCs w:val="28"/>
-        </w:rPr>
-        <w:t>的英雄來頌揚，其所以如此用筆，</w:t>
-      </w:r>
-      <w:proofErr w:type="gramStart"/>
-      <w:r>
-        <w:rPr>
-          <w:rFonts w:hint="eastAsia"/>
-          <w:bCs/>
-          <w:szCs w:val="28"/>
-        </w:rPr>
-        <w:t>實借憑弔</w:t>
-      </w:r>
-      <w:proofErr w:type="gramEnd"/>
-      <w:r>
-        <w:rPr>
-          <w:rFonts w:hint="eastAsia"/>
-          <w:bCs/>
-          <w:szCs w:val="28"/>
-        </w:rPr>
-        <w:t>千古英雄之名，慨嘆當今</w:t>
-      </w:r>
-      <w:r>
-        <w:rPr>
-          <w:rFonts w:hint="eastAsia"/>
-          <w:bCs/>
-          <w:szCs w:val="28"/>
-          <w:u w:val="single"/>
-        </w:rPr>
-        <w:t>南宋</w:t>
-      </w:r>
-      <w:r>
-        <w:rPr>
-          <w:rFonts w:hint="eastAsia"/>
-          <w:bCs/>
-          <w:szCs w:val="28"/>
-        </w:rPr>
-        <w:t>無大智大勇之人執掌乾坤。這種用心，更</w:t>
-      </w:r>
-      <w:proofErr w:type="gramStart"/>
-      <w:r>
-        <w:rPr>
-          <w:rFonts w:hint="eastAsia"/>
-          <w:bCs/>
-          <w:szCs w:val="28"/>
-        </w:rPr>
-        <w:t>於篇末見意</w:t>
-      </w:r>
-      <w:proofErr w:type="gramEnd"/>
-      <w:r>
-        <w:rPr>
-          <w:rFonts w:hint="eastAsia"/>
-          <w:bCs/>
-          <w:szCs w:val="28"/>
-        </w:rPr>
-        <w:t>。</w:t>
-      </w:r>
-      <w:r>
-        <w:rPr>
-          <w:bCs/>
-          <w:szCs w:val="28"/>
-        </w:rPr>
-        <w:t xml:space="preserve"> 作者在這裡極力讚頌</w:t>
-      </w:r>
-      <w:r>
-        <w:rPr>
-          <w:bCs/>
-          <w:szCs w:val="28"/>
-          <w:u w:val="single"/>
-        </w:rPr>
-        <w:t>孫權</w:t>
-      </w:r>
-      <w:r>
-        <w:rPr>
-          <w:bCs/>
-          <w:szCs w:val="28"/>
-        </w:rPr>
-        <w:t>的年少有為，突出他的蓋世武功，其原因是</w:t>
-      </w:r>
-      <w:r>
-        <w:rPr>
-          <w:bCs/>
-          <w:szCs w:val="28"/>
-          <w:u w:val="single"/>
-        </w:rPr>
-        <w:t>孫權</w:t>
-      </w:r>
-      <w:r>
-        <w:rPr>
-          <w:bCs/>
-          <w:szCs w:val="28"/>
-        </w:rPr>
-        <w:t>“坐斷東南”，形勢與</w:t>
-      </w:r>
-      <w:r>
-        <w:rPr>
-          <w:bCs/>
-          <w:szCs w:val="28"/>
-          <w:u w:val="single"/>
-        </w:rPr>
-        <w:t>南宋</w:t>
-      </w:r>
-      <w:proofErr w:type="gramStart"/>
-      <w:r>
-        <w:rPr>
-          <w:bCs/>
-          <w:szCs w:val="28"/>
-        </w:rPr>
-        <w:t>極似</w:t>
-      </w:r>
-      <w:proofErr w:type="gramEnd"/>
-      <w:r>
-        <w:rPr>
-          <w:bCs/>
-          <w:szCs w:val="28"/>
-        </w:rPr>
-        <w:t>，作者這樣熱情讚頌</w:t>
-      </w:r>
-      <w:r>
-        <w:rPr>
-          <w:bCs/>
-          <w:szCs w:val="28"/>
-          <w:u w:val="single"/>
-        </w:rPr>
-        <w:t>孫權</w:t>
-      </w:r>
-      <w:r>
-        <w:rPr>
-          <w:bCs/>
-          <w:szCs w:val="28"/>
-        </w:rPr>
-        <w:t>的不畏強敵，其實是對苟且偷安、毫無振作的</w:t>
-      </w:r>
-      <w:r>
-        <w:rPr>
-          <w:bCs/>
-          <w:szCs w:val="28"/>
-          <w:u w:val="single"/>
-        </w:rPr>
-        <w:t>南宋</w:t>
-      </w:r>
-      <w:r>
-        <w:rPr>
-          <w:bCs/>
-          <w:szCs w:val="28"/>
-        </w:rPr>
-        <w:t>朝廷的</w:t>
-      </w:r>
-      <w:r>
-        <w:rPr>
-          <w:b/>
-          <w:szCs w:val="28"/>
-        </w:rPr>
-        <w:t>鞭撻</w:t>
-      </w:r>
-      <w:r>
-        <w:rPr>
-          <w:bCs/>
-          <w:szCs w:val="28"/>
-        </w:rPr>
-        <w:t>。</w:t>
-      </w:r>
-    </w:p>
-    <w:p>
-      <w:pPr>
-        <w:spacing w:after="0" w:line="440" w:lineRule="exact"/>
-        <w:ind w:left="-6" w:right="0" w:hanging="11"/>
-        <w:rPr>
-          <w:bCs/>
-          <w:szCs w:val="28"/>
-        </w:rPr>
-      </w:pPr>
-      <w:r>
-        <w:rPr>
-          <w:rFonts w:hint="eastAsia"/>
-          <w:bCs/>
-          <w:szCs w:val="28"/>
-        </w:rPr>
-        <w:t xml:space="preserve">    </w:t>
-      </w:r>
-      <w:proofErr w:type="gramStart"/>
-      <w:r>
-        <w:rPr>
-          <w:rFonts w:hint="eastAsia"/>
-          <w:bCs/>
-          <w:szCs w:val="28"/>
-        </w:rPr>
-        <w:t>《三國志·吳書·吳主傳》注引《吳歷》</w:t>
-      </w:r>
-      <w:proofErr w:type="gramEnd"/>
-      <w:r>
-        <w:rPr>
-          <w:rFonts w:hint="eastAsia"/>
-          <w:bCs/>
-          <w:szCs w:val="28"/>
-        </w:rPr>
-        <w:t>說：</w:t>
-      </w:r>
-      <w:r>
-        <w:rPr>
-          <w:rFonts w:hint="eastAsia"/>
-          <w:bCs/>
-          <w:szCs w:val="28"/>
-          <w:u w:val="single"/>
-        </w:rPr>
-        <w:t>曹操</w:t>
-      </w:r>
-      <w:r>
-        <w:rPr>
-          <w:rFonts w:hint="eastAsia"/>
-          <w:bCs/>
-          <w:szCs w:val="28"/>
-        </w:rPr>
-        <w:t>有一次與</w:t>
-      </w:r>
-      <w:r>
-        <w:rPr>
-          <w:rFonts w:hint="eastAsia"/>
-          <w:bCs/>
-          <w:szCs w:val="28"/>
-          <w:u w:val="single"/>
-        </w:rPr>
-        <w:t>孫權</w:t>
-      </w:r>
-      <w:r>
-        <w:rPr>
-          <w:rFonts w:hint="eastAsia"/>
-          <w:b/>
-          <w:szCs w:val="28"/>
-        </w:rPr>
-        <w:t>對壘</w:t>
-      </w:r>
-      <w:r>
-        <w:rPr>
-          <w:rFonts w:hint="eastAsia"/>
-          <w:bCs/>
-          <w:szCs w:val="28"/>
-        </w:rPr>
-        <w:t>，見</w:t>
-      </w:r>
-      <w:proofErr w:type="gramStart"/>
-      <w:r>
-        <w:rPr>
-          <w:rFonts w:hint="eastAsia"/>
-          <w:bCs/>
-          <w:szCs w:val="28"/>
-          <w:u w:val="single"/>
-        </w:rPr>
-        <w:t>吳</w:t>
-      </w:r>
-      <w:r>
-        <w:rPr>
-          <w:rFonts w:hint="eastAsia"/>
-          <w:bCs/>
-          <w:szCs w:val="28"/>
-        </w:rPr>
-        <w:t>軍乘</w:t>
-      </w:r>
-      <w:proofErr w:type="gramEnd"/>
-      <w:r>
-        <w:rPr>
-          <w:rFonts w:hint="eastAsia"/>
-          <w:bCs/>
-          <w:szCs w:val="28"/>
-        </w:rPr>
-        <w:t>著戰船，軍容整肅，</w:t>
-      </w:r>
-      <w:r>
-        <w:rPr>
-          <w:rFonts w:hint="eastAsia"/>
-          <w:bCs/>
-          <w:szCs w:val="28"/>
-          <w:u w:val="single"/>
-        </w:rPr>
-        <w:t>孫權</w:t>
-      </w:r>
-      <w:r>
-        <w:rPr>
-          <w:rFonts w:hint="eastAsia"/>
-          <w:b/>
-          <w:szCs w:val="28"/>
-        </w:rPr>
-        <w:t>儀表堂堂</w:t>
-      </w:r>
-      <w:r>
-        <w:rPr>
-          <w:rFonts w:hint="eastAsia"/>
-          <w:bCs/>
-          <w:szCs w:val="28"/>
-        </w:rPr>
-        <w:t>，</w:t>
-      </w:r>
-      <w:r>
-        <w:rPr>
-          <w:rFonts w:hint="eastAsia"/>
-          <w:b/>
-          <w:szCs w:val="28"/>
-        </w:rPr>
-        <w:t>威風凜凜</w:t>
-      </w:r>
-      <w:r>
-        <w:rPr>
-          <w:rFonts w:hint="eastAsia"/>
-          <w:bCs/>
-          <w:szCs w:val="28"/>
-        </w:rPr>
-        <w:t>，乃</w:t>
-      </w:r>
-      <w:proofErr w:type="gramStart"/>
-      <w:r>
-        <w:rPr>
-          <w:rFonts w:hint="eastAsia"/>
-          <w:b/>
-          <w:szCs w:val="28"/>
-        </w:rPr>
-        <w:t>喟然</w:t>
-      </w:r>
-      <w:r>
-        <w:rPr>
-          <w:rFonts w:hint="eastAsia"/>
-          <w:bCs/>
-          <w:szCs w:val="28"/>
-        </w:rPr>
-        <w:t>嘆曰</w:t>
-      </w:r>
-      <w:proofErr w:type="gramEnd"/>
-      <w:r>
-        <w:rPr>
-          <w:rFonts w:hint="eastAsia"/>
-          <w:bCs/>
-          <w:szCs w:val="28"/>
-        </w:rPr>
-        <w:t>：“生子當如</w:t>
-      </w:r>
-      <w:r>
-        <w:rPr>
-          <w:rFonts w:hint="eastAsia"/>
-          <w:bCs/>
-          <w:szCs w:val="28"/>
-          <w:u w:val="single"/>
-        </w:rPr>
-        <w:t>孫仲謀</w:t>
-      </w:r>
-      <w:r>
-        <w:rPr>
-          <w:rFonts w:hint="eastAsia"/>
-          <w:bCs/>
-          <w:szCs w:val="28"/>
-        </w:rPr>
-        <w:t>，</w:t>
-      </w:r>
-      <w:r>
-        <w:rPr>
-          <w:rFonts w:hint="eastAsia"/>
-          <w:bCs/>
-          <w:szCs w:val="28"/>
-          <w:u w:val="single"/>
-        </w:rPr>
-        <w:t>劉景升</w:t>
-      </w:r>
-      <w:r>
-        <w:rPr>
-          <w:rFonts w:hint="eastAsia"/>
-          <w:bCs/>
-          <w:szCs w:val="28"/>
-        </w:rPr>
-        <w:t>（</w:t>
-      </w:r>
-      <w:r>
-        <w:rPr>
-          <w:rFonts w:hint="eastAsia"/>
-          <w:bCs/>
-          <w:szCs w:val="28"/>
-          <w:u w:val="single"/>
-        </w:rPr>
-        <w:t>劉表</w:t>
-      </w:r>
-      <w:r>
-        <w:rPr>
-          <w:rFonts w:hint="eastAsia"/>
-          <w:bCs/>
-          <w:szCs w:val="28"/>
-        </w:rPr>
-        <w:t>）兒子若</w:t>
-      </w:r>
-      <w:proofErr w:type="gramStart"/>
-      <w:r>
-        <w:rPr>
-          <w:rFonts w:hint="eastAsia"/>
-          <w:bCs/>
-          <w:szCs w:val="28"/>
-        </w:rPr>
-        <w:t>豚犬耳！</w:t>
-      </w:r>
-      <w:proofErr w:type="gramEnd"/>
-      <w:r>
-        <w:rPr>
-          <w:rFonts w:hint="eastAsia"/>
-          <w:bCs/>
-          <w:szCs w:val="28"/>
-        </w:rPr>
-        <w:t>”一世之雄如</w:t>
-      </w:r>
-      <w:r>
-        <w:rPr>
-          <w:rFonts w:hint="eastAsia"/>
-          <w:bCs/>
-          <w:szCs w:val="28"/>
-          <w:u w:val="single"/>
-        </w:rPr>
-        <w:t>曹操</w:t>
-      </w:r>
-      <w:r>
-        <w:rPr>
-          <w:rFonts w:hint="eastAsia"/>
-          <w:bCs/>
-          <w:szCs w:val="28"/>
-        </w:rPr>
-        <w:t>，對敢於與自己抗衡的強者，投以敬佩的目光，而對於那種不戰</w:t>
-      </w:r>
-      <w:proofErr w:type="gramStart"/>
-      <w:r>
-        <w:rPr>
-          <w:rFonts w:hint="eastAsia"/>
-          <w:bCs/>
-          <w:szCs w:val="28"/>
-        </w:rPr>
-        <w:t>而請降的</w:t>
-      </w:r>
-      <w:proofErr w:type="gramEnd"/>
-      <w:r>
-        <w:rPr>
-          <w:rFonts w:hint="eastAsia"/>
-          <w:bCs/>
-          <w:szCs w:val="28"/>
-        </w:rPr>
-        <w:t>懦夫，如對</w:t>
-      </w:r>
-      <w:r>
-        <w:rPr>
-          <w:rFonts w:hint="eastAsia"/>
-          <w:bCs/>
-          <w:szCs w:val="28"/>
-          <w:u w:val="single"/>
-        </w:rPr>
-        <w:t>劉景升</w:t>
-      </w:r>
-      <w:r>
-        <w:rPr>
-          <w:rFonts w:hint="eastAsia"/>
-          <w:bCs/>
-          <w:szCs w:val="28"/>
-        </w:rPr>
-        <w:t>兒子</w:t>
-      </w:r>
-      <w:r>
-        <w:rPr>
-          <w:rFonts w:hint="eastAsia"/>
-          <w:bCs/>
-          <w:szCs w:val="28"/>
-          <w:u w:val="single"/>
-        </w:rPr>
-        <w:t>劉琮</w:t>
-      </w:r>
-      <w:r>
-        <w:rPr>
-          <w:rFonts w:hint="eastAsia"/>
-          <w:bCs/>
-          <w:szCs w:val="28"/>
-        </w:rPr>
-        <w:t>(</w:t>
-      </w:r>
-      <w:proofErr w:type="gramStart"/>
-      <w:r>
-        <w:rPr>
-          <w:rFonts w:hint="eastAsia"/>
-          <w:bCs/>
-          <w:color w:val="FF0000"/>
-          <w:szCs w:val="28"/>
-        </w:rPr>
-        <w:t>ㄘㄨㄥˊ</w:t>
-      </w:r>
-      <w:proofErr w:type="gramEnd"/>
-      <w:r>
-        <w:rPr>
-          <w:rFonts w:hint="eastAsia"/>
-          <w:bCs/>
-          <w:szCs w:val="28"/>
-        </w:rPr>
-        <w:t>)</w:t>
-      </w:r>
-      <w:r>
-        <w:rPr>
-          <w:rFonts w:hint="eastAsia"/>
-          <w:bCs/>
-          <w:szCs w:val="28"/>
-        </w:rPr>
-        <w:t>則十分輕視，斥為任人宰割的豬狗。把大好江山拱手奉獻敵人，還要為敵人恥笑辱罵。</w:t>
-      </w:r>
-      <w:r>
-        <w:rPr>
-          <w:bCs/>
-          <w:szCs w:val="28"/>
-        </w:rPr>
-        <w:t xml:space="preserve"> 作者在這裡引用了前半句，沒有明言後半句，實際上是借</w:t>
-      </w:r>
-      <w:r>
-        <w:rPr>
-          <w:bCs/>
-          <w:szCs w:val="28"/>
-          <w:u w:val="single"/>
-        </w:rPr>
-        <w:t>曹操</w:t>
-      </w:r>
-      <w:r>
-        <w:rPr>
-          <w:bCs/>
-          <w:szCs w:val="28"/>
-        </w:rPr>
-        <w:t>之口，諷刺當</w:t>
-      </w:r>
-      <w:proofErr w:type="gramStart"/>
-      <w:r>
-        <w:rPr>
-          <w:bCs/>
-          <w:szCs w:val="28"/>
-        </w:rPr>
-        <w:t>朝主議</w:t>
-      </w:r>
-      <w:proofErr w:type="gramEnd"/>
-      <w:r>
-        <w:rPr>
-          <w:bCs/>
-          <w:szCs w:val="28"/>
-        </w:rPr>
-        <w:t>的大臣們都是</w:t>
-      </w:r>
-      <w:r>
-        <w:rPr>
-          <w:bCs/>
-          <w:szCs w:val="28"/>
-          <w:u w:val="single"/>
-        </w:rPr>
-        <w:t>劉景升</w:t>
-      </w:r>
-      <w:r>
-        <w:rPr>
-          <w:bCs/>
-          <w:szCs w:val="28"/>
-        </w:rPr>
-        <w:t>兒子一類的豬狗，這種</w:t>
-      </w:r>
-      <w:r>
-        <w:rPr>
-          <w:b/>
-          <w:szCs w:val="28"/>
-        </w:rPr>
-        <w:t>別開生面</w:t>
-      </w:r>
-      <w:r>
-        <w:rPr>
-          <w:bCs/>
-          <w:szCs w:val="28"/>
-        </w:rPr>
-        <w:t>的表現手法，曲盡其妙，而又意在言外。</w:t>
-      </w:r>
-    </w:p>
-    <w:p>
-      <w:pPr>
-        <w:spacing w:after="0" w:line="440" w:lineRule="exact"/>
-        <w:ind w:left="-6" w:right="0" w:hanging="11"/>
-        <w:rPr>
-          <w:bCs/>
-          <w:szCs w:val="28"/>
-        </w:rPr>
-      </w:pPr>
-      <w:r>
-        <w:rPr>
-          <w:rFonts w:hint="eastAsia"/>
-          <w:bCs/>
-          <w:szCs w:val="28"/>
-        </w:rPr>
-        <w:t xml:space="preserve">    </w:t>
-      </w:r>
-      <w:r>
-        <w:rPr>
-          <w:rFonts w:hint="eastAsia"/>
-          <w:bCs/>
-          <w:szCs w:val="28"/>
-          <w:u w:val="single"/>
-        </w:rPr>
-        <w:t>曹操</w:t>
-      </w:r>
-      <w:r>
-        <w:rPr>
-          <w:rFonts w:hint="eastAsia"/>
-          <w:bCs/>
-          <w:szCs w:val="28"/>
-        </w:rPr>
-        <w:t>所</w:t>
-      </w:r>
-      <w:proofErr w:type="gramStart"/>
-      <w:r>
-        <w:rPr>
-          <w:rFonts w:hint="eastAsia"/>
-          <w:bCs/>
-          <w:szCs w:val="28"/>
-        </w:rPr>
-        <w:t>一</w:t>
-      </w:r>
-      <w:proofErr w:type="gramEnd"/>
-      <w:r>
-        <w:rPr>
-          <w:rFonts w:hint="eastAsia"/>
-          <w:bCs/>
-          <w:szCs w:val="28"/>
-        </w:rPr>
-        <w:t>褒</w:t>
-      </w:r>
-      <w:proofErr w:type="gramStart"/>
-      <w:r>
-        <w:rPr>
-          <w:rFonts w:hint="eastAsia"/>
-          <w:bCs/>
-          <w:szCs w:val="28"/>
-        </w:rPr>
-        <w:t>一</w:t>
-      </w:r>
-      <w:proofErr w:type="gramEnd"/>
-      <w:r>
-        <w:rPr>
-          <w:rFonts w:hint="eastAsia"/>
-          <w:bCs/>
-          <w:szCs w:val="28"/>
-        </w:rPr>
-        <w:t>貶的兩種人，形成了極其鮮明、強烈的對照，在</w:t>
-      </w:r>
-      <w:r>
-        <w:rPr>
-          <w:rFonts w:hint="eastAsia"/>
-          <w:bCs/>
-          <w:szCs w:val="28"/>
-          <w:u w:val="single"/>
-        </w:rPr>
-        <w:t>南宋</w:t>
-      </w:r>
-      <w:r>
-        <w:rPr>
-          <w:rFonts w:hint="eastAsia"/>
-          <w:bCs/>
-          <w:szCs w:val="28"/>
-        </w:rPr>
-        <w:t>搖搖欲墜的政局中，也有著主戰與主和兩種人。聰明的詞人只做正面文章，對</w:t>
-      </w:r>
-      <w:r>
-        <w:rPr>
-          <w:rFonts w:hint="eastAsia"/>
-          <w:bCs/>
-          <w:szCs w:val="28"/>
-          <w:u w:val="single"/>
-        </w:rPr>
-        <w:t>劉景升</w:t>
-      </w:r>
-      <w:r>
-        <w:rPr>
-          <w:rFonts w:hint="eastAsia"/>
-          <w:bCs/>
-          <w:szCs w:val="28"/>
-        </w:rPr>
-        <w:t>兒子這個反面角色，便不指名道姓以示眾了。然而縱然作者不予道破，而又能使人感到不言而喻。因為上述</w:t>
-      </w:r>
-      <w:r>
-        <w:rPr>
-          <w:rFonts w:hint="eastAsia"/>
-          <w:bCs/>
-          <w:szCs w:val="28"/>
-          <w:u w:val="single"/>
-        </w:rPr>
-        <w:t>曹操</w:t>
-      </w:r>
-      <w:r>
-        <w:rPr>
-          <w:rFonts w:hint="eastAsia"/>
-          <w:bCs/>
-          <w:szCs w:val="28"/>
-        </w:rPr>
-        <w:t>這段話眾所周知，雖然</w:t>
-      </w:r>
-      <w:r>
-        <w:rPr>
-          <w:rFonts w:hint="eastAsia"/>
-          <w:bCs/>
-          <w:szCs w:val="28"/>
-          <w:u w:val="single"/>
-        </w:rPr>
-        <w:t>辛棄疾</w:t>
-      </w:r>
-      <w:proofErr w:type="gramStart"/>
-      <w:r>
-        <w:rPr>
-          <w:rFonts w:hint="eastAsia"/>
-          <w:bCs/>
-          <w:szCs w:val="28"/>
-        </w:rPr>
-        <w:t>只說了前一句贊語</w:t>
-      </w:r>
-      <w:proofErr w:type="gramEnd"/>
-      <w:r>
-        <w:rPr>
-          <w:rFonts w:hint="eastAsia"/>
-          <w:bCs/>
-          <w:szCs w:val="28"/>
-        </w:rPr>
-        <w:t>，人們馬上就會聯想起後面那句罵人的話，從而使人意識到</w:t>
-      </w:r>
-      <w:r>
-        <w:rPr>
-          <w:rFonts w:hint="eastAsia"/>
-          <w:bCs/>
-          <w:szCs w:val="28"/>
-          <w:u w:val="single"/>
-        </w:rPr>
-        <w:t>辛棄疾</w:t>
-      </w:r>
-      <w:r>
-        <w:rPr>
-          <w:rFonts w:hint="eastAsia"/>
-          <w:bCs/>
-          <w:szCs w:val="28"/>
-        </w:rPr>
-        <w:t>的潛台詞：可笑</w:t>
-      </w:r>
-      <w:proofErr w:type="gramStart"/>
-      <w:r>
-        <w:rPr>
-          <w:rFonts w:hint="eastAsia"/>
-          <w:bCs/>
-          <w:szCs w:val="28"/>
-        </w:rPr>
-        <w:t>當朝主和議</w:t>
-      </w:r>
-      <w:proofErr w:type="gramEnd"/>
-      <w:r>
-        <w:rPr>
-          <w:rFonts w:hint="eastAsia"/>
-          <w:bCs/>
-          <w:szCs w:val="28"/>
-        </w:rPr>
-        <w:t>的眾多王公大臣，都是</w:t>
-      </w:r>
-      <w:r>
-        <w:rPr>
-          <w:rFonts w:hint="eastAsia"/>
-          <w:bCs/>
-          <w:szCs w:val="28"/>
-          <w:u w:val="single"/>
-        </w:rPr>
-        <w:t>劉景升</w:t>
-      </w:r>
-      <w:r>
-        <w:rPr>
-          <w:rFonts w:hint="eastAsia"/>
-          <w:bCs/>
-          <w:szCs w:val="28"/>
-        </w:rPr>
-        <w:t>兒子之類的豬狗。詞人此種別開生面的表現手法，頗類似歇後語的作用。而且在寫法上這一句與上兩</w:t>
-      </w:r>
-      <w:proofErr w:type="gramStart"/>
-      <w:r>
-        <w:rPr>
-          <w:rFonts w:hint="eastAsia"/>
-          <w:bCs/>
-          <w:szCs w:val="28"/>
-        </w:rPr>
-        <w:t>句意脈不斷</w:t>
-      </w:r>
-      <w:proofErr w:type="gramEnd"/>
-      <w:r>
-        <w:rPr>
-          <w:rFonts w:hint="eastAsia"/>
-          <w:bCs/>
-          <w:szCs w:val="28"/>
-        </w:rPr>
-        <w:t>，銜接得很自然。上兩句說，天下英雄中只有</w:t>
-      </w:r>
-      <w:r>
-        <w:rPr>
-          <w:rFonts w:hint="eastAsia"/>
-          <w:bCs/>
-          <w:szCs w:val="28"/>
-          <w:u w:val="single"/>
-        </w:rPr>
-        <w:t>曹操</w:t>
-      </w:r>
-      <w:r>
-        <w:rPr>
-          <w:rFonts w:hint="eastAsia"/>
-          <w:bCs/>
-          <w:szCs w:val="28"/>
-        </w:rPr>
-        <w:t>、</w:t>
-      </w:r>
-      <w:r>
-        <w:rPr>
-          <w:rFonts w:hint="eastAsia"/>
-          <w:bCs/>
-          <w:szCs w:val="28"/>
-          <w:u w:val="single"/>
-        </w:rPr>
-        <w:t>劉備</w:t>
-      </w:r>
-      <w:r>
-        <w:rPr>
-          <w:rFonts w:hint="eastAsia"/>
-          <w:bCs/>
-          <w:szCs w:val="28"/>
-        </w:rPr>
-        <w:t>配稱</w:t>
-      </w:r>
-      <w:r>
-        <w:rPr>
-          <w:rFonts w:hint="eastAsia"/>
-          <w:bCs/>
-          <w:szCs w:val="28"/>
-          <w:u w:val="single"/>
-        </w:rPr>
-        <w:t>孫權</w:t>
-      </w:r>
-      <w:r>
-        <w:rPr>
-          <w:rFonts w:hint="eastAsia"/>
-          <w:bCs/>
-          <w:szCs w:val="28"/>
-        </w:rPr>
-        <w:t>的對手。連</w:t>
-      </w:r>
-      <w:r>
-        <w:rPr>
-          <w:rFonts w:hint="eastAsia"/>
-          <w:bCs/>
-          <w:szCs w:val="28"/>
-          <w:u w:val="single"/>
-        </w:rPr>
-        <w:t>曹操</w:t>
-      </w:r>
-      <w:r>
-        <w:rPr>
-          <w:rFonts w:hint="eastAsia"/>
-          <w:bCs/>
-          <w:szCs w:val="28"/>
-        </w:rPr>
-        <w:t>都這樣說，生兒子要像</w:t>
-      </w:r>
-      <w:r>
-        <w:rPr>
-          <w:rFonts w:hint="eastAsia"/>
-          <w:bCs/>
-          <w:szCs w:val="28"/>
-          <w:u w:val="single"/>
-        </w:rPr>
-        <w:t>孫權</w:t>
-      </w:r>
-      <w:r>
-        <w:rPr>
-          <w:rFonts w:hint="eastAsia"/>
-          <w:bCs/>
-          <w:szCs w:val="28"/>
-        </w:rPr>
-        <w:t>這個樣。再從“生子當如</w:t>
-      </w:r>
-      <w:r>
-        <w:rPr>
-          <w:rFonts w:hint="eastAsia"/>
-          <w:bCs/>
-          <w:szCs w:val="28"/>
-          <w:u w:val="single"/>
-        </w:rPr>
-        <w:t>孫仲謀</w:t>
-      </w:r>
-      <w:r>
-        <w:rPr>
-          <w:rFonts w:hint="eastAsia"/>
-          <w:bCs/>
-          <w:szCs w:val="28"/>
-        </w:rPr>
-        <w:t>”這句話的蘊含和思想深度來說，</w:t>
-      </w:r>
-      <w:r>
-        <w:rPr>
-          <w:rFonts w:hint="eastAsia"/>
-          <w:bCs/>
-          <w:szCs w:val="28"/>
-          <w:u w:val="single"/>
-        </w:rPr>
-        <w:t>南宋</w:t>
-      </w:r>
-      <w:r>
-        <w:rPr>
-          <w:rFonts w:hint="eastAsia"/>
-          <w:bCs/>
-          <w:szCs w:val="28"/>
-        </w:rPr>
-        <w:t>時代人，如此看重</w:t>
-      </w:r>
-      <w:r>
-        <w:rPr>
-          <w:rFonts w:hint="eastAsia"/>
-          <w:bCs/>
-          <w:szCs w:val="28"/>
-          <w:u w:val="single"/>
-        </w:rPr>
-        <w:t>孫權</w:t>
-      </w:r>
-      <w:r>
-        <w:rPr>
-          <w:rFonts w:hint="eastAsia"/>
-          <w:bCs/>
-          <w:szCs w:val="28"/>
-        </w:rPr>
-        <w:t>，實是那個時代特有的社會心理的反映。因為</w:t>
-      </w:r>
-      <w:r>
-        <w:rPr>
-          <w:rFonts w:hint="eastAsia"/>
-          <w:bCs/>
-          <w:szCs w:val="28"/>
-          <w:u w:val="single"/>
-        </w:rPr>
-        <w:t>南宋</w:t>
-      </w:r>
-      <w:r>
-        <w:rPr>
-          <w:rFonts w:hint="eastAsia"/>
-          <w:bCs/>
-          <w:szCs w:val="28"/>
-        </w:rPr>
-        <w:t>朝廷實在太</w:t>
-      </w:r>
-      <w:r>
-        <w:rPr>
-          <w:rFonts w:hint="eastAsia"/>
-          <w:b/>
-          <w:szCs w:val="28"/>
-        </w:rPr>
-        <w:t>萎靡庸碌</w:t>
-      </w:r>
-      <w:r>
-        <w:rPr>
-          <w:rFonts w:hint="eastAsia"/>
-          <w:bCs/>
-          <w:szCs w:val="28"/>
-        </w:rPr>
-        <w:t>了，在歷史上，</w:t>
-      </w:r>
-      <w:r>
-        <w:rPr>
-          <w:rFonts w:hint="eastAsia"/>
-          <w:bCs/>
-          <w:szCs w:val="28"/>
-          <w:u w:val="single"/>
-        </w:rPr>
-        <w:t>孫權</w:t>
-      </w:r>
-      <w:r>
-        <w:rPr>
-          <w:rFonts w:hint="eastAsia"/>
-          <w:bCs/>
-          <w:szCs w:val="28"/>
-        </w:rPr>
-        <w:t>能稱雄</w:t>
-      </w:r>
-      <w:r>
-        <w:rPr>
-          <w:rFonts w:hint="eastAsia"/>
-          <w:bCs/>
-          <w:szCs w:val="28"/>
-          <w:u w:val="single"/>
-        </w:rPr>
-        <w:t>江東</w:t>
-      </w:r>
-      <w:r>
-        <w:rPr>
-          <w:rFonts w:hint="eastAsia"/>
-          <w:bCs/>
-          <w:szCs w:val="28"/>
-        </w:rPr>
-        <w:t>於一時，而</w:t>
-      </w:r>
-      <w:r>
-        <w:rPr>
-          <w:rFonts w:hint="eastAsia"/>
-          <w:bCs/>
-          <w:szCs w:val="28"/>
-          <w:u w:val="single"/>
-        </w:rPr>
-        <w:t>南宋</w:t>
-      </w:r>
-      <w:r>
-        <w:rPr>
-          <w:rFonts w:hint="eastAsia"/>
-          <w:bCs/>
-          <w:szCs w:val="28"/>
-        </w:rPr>
-        <w:t>經過了好幾代皇帝，卻沒有出一個像</w:t>
-      </w:r>
-      <w:r>
-        <w:rPr>
-          <w:rFonts w:hint="eastAsia"/>
-          <w:bCs/>
-          <w:szCs w:val="28"/>
-          <w:u w:val="single"/>
-        </w:rPr>
-        <w:t>孫權</w:t>
-      </w:r>
-      <w:r>
-        <w:rPr>
-          <w:rFonts w:hint="eastAsia"/>
-          <w:bCs/>
-          <w:szCs w:val="28"/>
-        </w:rPr>
-        <w:t>一樣的人。所以，“生子當如</w:t>
-      </w:r>
-      <w:r>
-        <w:rPr>
-          <w:rFonts w:hint="eastAsia"/>
-          <w:bCs/>
-          <w:szCs w:val="28"/>
-          <w:u w:val="single"/>
-        </w:rPr>
-        <w:t>孫仲謀</w:t>
-      </w:r>
-      <w:r>
-        <w:rPr>
-          <w:rFonts w:hint="eastAsia"/>
-          <w:bCs/>
-          <w:szCs w:val="28"/>
-        </w:rPr>
-        <w:t>”這句話，本是</w:t>
-      </w:r>
-      <w:r>
-        <w:rPr>
-          <w:rFonts w:hint="eastAsia"/>
-          <w:bCs/>
-          <w:szCs w:val="28"/>
-          <w:u w:val="single"/>
-        </w:rPr>
-        <w:t>曹操</w:t>
-      </w:r>
-      <w:r>
-        <w:rPr>
-          <w:rFonts w:hint="eastAsia"/>
-          <w:bCs/>
-          <w:szCs w:val="28"/>
-        </w:rPr>
-        <w:t>的語言，而由</w:t>
-      </w:r>
-      <w:r>
-        <w:rPr>
-          <w:rFonts w:hint="eastAsia"/>
-          <w:bCs/>
-          <w:szCs w:val="28"/>
-          <w:u w:val="single"/>
-        </w:rPr>
-        <w:t>辛棄疾</w:t>
-      </w:r>
-      <w:r>
-        <w:rPr>
-          <w:rFonts w:hint="eastAsia"/>
-          <w:bCs/>
-          <w:szCs w:val="28"/>
-        </w:rPr>
-        <w:t>口中說出，卻是代表了</w:t>
-      </w:r>
-      <w:r>
-        <w:rPr>
-          <w:rFonts w:hint="eastAsia"/>
-          <w:bCs/>
-          <w:szCs w:val="28"/>
-          <w:u w:val="single"/>
-        </w:rPr>
-        <w:t>南宋</w:t>
-      </w:r>
-      <w:r>
-        <w:rPr>
-          <w:rFonts w:hint="eastAsia"/>
-          <w:bCs/>
-          <w:szCs w:val="28"/>
-        </w:rPr>
-        <w:t>人民要求奮發圖強的時代的呼聲。</w:t>
-      </w:r>
-    </w:p>
-    <w:p>
-      <w:pPr>
-        <w:spacing w:after="0" w:line="440" w:lineRule="exact"/>
-        <w:ind w:left="-6" w:right="0" w:hanging="11"/>
-        <w:rPr>
-          <w:bCs/>
-          <w:szCs w:val="28"/>
-        </w:rPr>
-      </w:pPr>
-      <w:r>
-        <w:rPr>
-          <w:rFonts w:hint="eastAsia"/>
-          <w:bCs/>
-          <w:szCs w:val="28"/>
-        </w:rPr>
-        <w:t xml:space="preserve">    </w:t>
-      </w:r>
-      <w:r>
-        <w:rPr>
-          <w:rFonts w:hint="eastAsia"/>
-          <w:bCs/>
-          <w:szCs w:val="28"/>
-        </w:rPr>
-        <w:t>這</w:t>
-      </w:r>
-      <w:proofErr w:type="gramStart"/>
-      <w:r>
-        <w:rPr>
-          <w:rFonts w:hint="eastAsia"/>
-          <w:bCs/>
-          <w:szCs w:val="28"/>
-        </w:rPr>
-        <w:t>首詞通篇</w:t>
-      </w:r>
-      <w:proofErr w:type="gramEnd"/>
-      <w:r>
-        <w:rPr>
-          <w:rFonts w:hint="eastAsia"/>
-          <w:bCs/>
-          <w:szCs w:val="28"/>
-        </w:rPr>
-        <w:t>三問三答，互相呼應，</w:t>
-      </w:r>
-      <w:r>
-        <w:rPr>
-          <w:rFonts w:hint="eastAsia"/>
-          <w:b/>
-          <w:szCs w:val="28"/>
-        </w:rPr>
-        <w:t>感</w:t>
-      </w:r>
-      <w:proofErr w:type="gramStart"/>
-      <w:r>
-        <w:rPr>
-          <w:rFonts w:hint="eastAsia"/>
-          <w:b/>
-          <w:szCs w:val="28"/>
-        </w:rPr>
-        <w:t>愴</w:t>
-      </w:r>
-      <w:proofErr w:type="gramEnd"/>
-      <w:r>
-        <w:rPr>
-          <w:rFonts w:hint="eastAsia"/>
-          <w:bCs/>
-          <w:szCs w:val="28"/>
-        </w:rPr>
-        <w:t>雄壯，意境高遠。它與</w:t>
-      </w:r>
-      <w:proofErr w:type="gramStart"/>
-      <w:r>
-        <w:rPr>
-          <w:rFonts w:hint="eastAsia"/>
-          <w:bCs/>
-          <w:szCs w:val="28"/>
-          <w:u w:val="single"/>
-        </w:rPr>
-        <w:t>稼軒</w:t>
-      </w:r>
-      <w:r>
-        <w:rPr>
-          <w:rFonts w:hint="eastAsia"/>
-          <w:bCs/>
-          <w:szCs w:val="28"/>
-        </w:rPr>
-        <w:t>同</w:t>
-      </w:r>
-      <w:proofErr w:type="gramEnd"/>
-      <w:r>
-        <w:rPr>
-          <w:rFonts w:hint="eastAsia"/>
-          <w:bCs/>
-          <w:szCs w:val="28"/>
-        </w:rPr>
-        <w:t>時期所作另一首</w:t>
-      </w:r>
-      <w:proofErr w:type="gramStart"/>
-      <w:r>
-        <w:rPr>
-          <w:rFonts w:hint="eastAsia"/>
-          <w:bCs/>
-          <w:szCs w:val="28"/>
-        </w:rPr>
-        <w:t>登</w:t>
-      </w:r>
-      <w:r>
-        <w:rPr>
-          <w:rFonts w:hint="eastAsia"/>
-          <w:bCs/>
-          <w:szCs w:val="28"/>
-          <w:u w:val="single"/>
-        </w:rPr>
-        <w:t>北固亭</w:t>
-      </w:r>
-      <w:r>
-        <w:rPr>
-          <w:rFonts w:hint="eastAsia"/>
-          <w:bCs/>
-          <w:szCs w:val="28"/>
-        </w:rPr>
-        <w:t>詞</w:t>
-      </w:r>
-      <w:proofErr w:type="gramEnd"/>
-      <w:r>
-        <w:rPr>
-          <w:rFonts w:hint="eastAsia"/>
-          <w:bCs/>
-          <w:szCs w:val="28"/>
-        </w:rPr>
-        <w:t>《永遇樂·京口北固亭懷古》相比，</w:t>
-      </w:r>
-      <w:proofErr w:type="gramStart"/>
-      <w:r>
-        <w:rPr>
-          <w:rFonts w:hint="eastAsia"/>
-          <w:bCs/>
-          <w:szCs w:val="28"/>
-        </w:rPr>
-        <w:t>一</w:t>
-      </w:r>
-      <w:proofErr w:type="gramEnd"/>
-      <w:r>
-        <w:rPr>
-          <w:rFonts w:hint="eastAsia"/>
-          <w:bCs/>
-          <w:szCs w:val="28"/>
-        </w:rPr>
-        <w:t>風格明快，</w:t>
-      </w:r>
-      <w:proofErr w:type="gramStart"/>
-      <w:r>
-        <w:rPr>
-          <w:rFonts w:hint="eastAsia"/>
-          <w:bCs/>
-          <w:szCs w:val="28"/>
-        </w:rPr>
-        <w:t>一</w:t>
-      </w:r>
-      <w:proofErr w:type="gramEnd"/>
-      <w:r>
-        <w:rPr>
-          <w:rFonts w:hint="eastAsia"/>
-          <w:b/>
-          <w:szCs w:val="28"/>
-        </w:rPr>
-        <w:t>沉鬱頓挫</w:t>
-      </w:r>
-      <w:r>
-        <w:rPr>
-          <w:rFonts w:hint="eastAsia"/>
-          <w:bCs/>
-          <w:szCs w:val="28"/>
-        </w:rPr>
-        <w:t>，同是懷古傷今，寫法大異其趣，而都不失為千古絕唱，亦可見</w:t>
-      </w:r>
-      <w:r>
-        <w:rPr>
-          <w:rFonts w:hint="eastAsia"/>
-          <w:bCs/>
-          <w:szCs w:val="28"/>
-          <w:u w:val="single"/>
-        </w:rPr>
-        <w:t>辛棄疾</w:t>
-      </w:r>
-      <w:r>
-        <w:rPr>
-          <w:rFonts w:hint="eastAsia"/>
-          <w:bCs/>
-          <w:szCs w:val="28"/>
-        </w:rPr>
-        <w:t>豐富多彩之大手筆也。</w:t>
-      </w:r>
-    </w:p>
-    <w:p>
-      <w:pPr>
-        <w:spacing w:after="0" w:line="440" w:lineRule="exact"/>
-        <w:ind w:left="-6" w:right="0" w:hanging="11"/>
-        <w:rPr>
-          <w:szCs w:val="28"/>
-        </w:rPr>
-      </w:pPr>
-      <w:r>
-        <w:rPr>
-          <w:rFonts w:hint="eastAsia"/>
-          <w:szCs w:val="28"/>
-        </w:rPr>
-        <w:t>(以上資料來源：</w:t>
-      </w:r>
-      <w:hyperlink r:id="rId12" w:history="1">
-        <w:r>
-          <w:rPr>
-            <w:rStyle w:val="a8"/>
-            <w:szCs w:val="28"/>
-          </w:rPr>
-          <w:t>https://bit.ly/3wsL1V3</w:t>
-        </w:r>
-      </w:hyperlink>
-      <w:hyperlink r:id="rId13" w:history="1"/>
-      <w:r>
-        <w:rPr>
-          <w:rFonts w:hint="eastAsia"/>
-          <w:szCs w:val="28"/>
-        </w:rPr>
-        <w:t>)</w:t>
-      </w:r>
-    </w:p>
-    <w:p>
-      <w:pPr>
-        <w:spacing w:beforeLines="100" w:before="240" w:afterLines="50" w:after="120" w:line="400" w:lineRule="exact"/>
-        <w:ind w:left="-6" w:right="0" w:hanging="11"/>
-        <w:rPr>
+        </w:rPr>
+      </w:pPr>
+      <w:r>
+        <w:rPr>
+          <w:rFonts w:hint="eastAsia"/>
           <w:bCs/>
           <w:sz w:val="32"/>
           <w:szCs w:val="32"/>
           <w:bdr w:val="single" w:sz="4" w:space="0" w:color="auto"/>
         </w:rPr>
-        <w:sectPr>
-          <w:pgSz w:w="11906" w:h="16838"/>
-          <w:pgMar w:top="567" w:right="851" w:bottom="567" w:left="851" w:header="567" w:footer="283" w:gutter="0"/>
-          <w:cols w:space="720"/>
-          <w:docGrid w:linePitch="381"/>
-        </w:sectPr>
-      </w:pPr>
-    </w:p>
-    <w:p>
-      <w:pPr>
-        <w:spacing w:afterLines="50" w:after="120" w:line="400" w:lineRule="exact"/>
-        <w:ind w:left="-6" w:right="0" w:hanging="11"/>
-        <w:rPr>
-          <w:bCs/>
-          <w:sz w:val="36"/>
-          <w:szCs w:val="36"/>
-        </w:rPr>
-      </w:pPr>
-      <w:r>
-        <w:rPr>
-          <w:rFonts w:hint="eastAsia"/>
-          <w:bCs/>
-          <w:sz w:val="36"/>
-          <w:szCs w:val="36"/>
-          <w:bdr w:val="single" w:sz="4" w:space="0" w:color="auto"/>
-        </w:rPr>
-        <w:lastRenderedPageBreak/>
         <w:t>補充</w:t>
       </w:r>
     </w:p>
@@ -4396,38 +1907,24 @@
           <w:ilvl w:val="0"/>
           <w:numId w:val="36"/>
         </w:numPr>
-        <w:spacing w:line="400" w:lineRule="exact"/>
-        <w:ind w:leftChars="0" w:right="0"/>
-        <w:rPr>
-          <w:sz w:val="30"/>
-          <w:szCs w:val="30"/>
-        </w:rPr>
-      </w:pPr>
-      <w:r>
-        <w:rPr>
-          <w:rFonts w:hint="eastAsia"/>
-          <w:sz w:val="30"/>
-          <w:szCs w:val="30"/>
-        </w:rPr>
-        <w:t>知府：古代統轄</w:t>
-      </w:r>
-      <w:proofErr w:type="gramStart"/>
-      <w:r>
-        <w:rPr>
-          <w:rFonts w:hint="eastAsia"/>
-          <w:sz w:val="30"/>
-          <w:szCs w:val="30"/>
-        </w:rPr>
-        <w:t>一</w:t>
-      </w:r>
-      <w:proofErr w:type="gramEnd"/>
-      <w:r>
-        <w:rPr>
-          <w:rFonts w:hint="eastAsia"/>
-          <w:sz w:val="30"/>
-          <w:szCs w:val="30"/>
-        </w:rPr>
-        <w:t>府的行政長官。【例】知府大人</w:t>
+        <w:spacing w:after="0" w:line="380" w:lineRule="exact"/>
+        <w:ind w:leftChars="0" w:left="284" w:right="0" w:hanging="284"/>
+        <w:rPr>
+          <w:szCs w:val="28"/>
+        </w:rPr>
+      </w:pPr>
+      <w:r>
+        <w:rPr>
+          <w:rFonts w:hint="eastAsia"/>
+          <w:szCs w:val="28"/>
+        </w:rPr>
+        <w:t>知府：</w:t>
+      </w:r>
+      <w:r>
+        <w:rPr>
+          <w:szCs w:val="28"/>
+        </w:rPr>
+        <w:t>古代地方行政長官的官名，主要負責管理一府的政務。</w:t>
       </w:r>
     </w:p>
     <w:p>
@@ -4437,110 +1934,24 @@
           <w:ilvl w:val="0"/>
           <w:numId w:val="36"/>
         </w:numPr>
-        <w:spacing w:line="400" w:lineRule="exact"/>
-        <w:ind w:leftChars="0" w:right="0"/>
-        <w:rPr>
-          <w:sz w:val="30"/>
-          <w:szCs w:val="30"/>
-        </w:rPr>
-      </w:pPr>
-      <w:r>
-        <w:rPr>
-          <w:rFonts w:hint="eastAsia"/>
-          <w:sz w:val="30"/>
-          <w:szCs w:val="30"/>
-        </w:rPr>
-        <w:t>安撫使：安撫使是中國古代官名，為由中央派遣處理地方事務的官員。</w:t>
-      </w:r>
-      <w:proofErr w:type="gramStart"/>
-      <w:r>
-        <w:rPr>
-          <w:rFonts w:hint="eastAsia"/>
-          <w:sz w:val="30"/>
-          <w:szCs w:val="30"/>
-        </w:rPr>
-        <w:t>隋代曾設</w:t>
-      </w:r>
-      <w:proofErr w:type="gramEnd"/>
-      <w:r>
-        <w:rPr>
-          <w:rFonts w:hint="eastAsia"/>
-          <w:sz w:val="30"/>
-          <w:szCs w:val="30"/>
-        </w:rPr>
-        <w:t>安撫大使，為行軍主帥兼職。唐代前期派大臣巡視經過戰爭或受災地區，稱安撫使。</w:t>
-      </w:r>
-      <w:proofErr w:type="gramStart"/>
-      <w:r>
-        <w:rPr>
-          <w:rFonts w:hint="eastAsia"/>
-          <w:sz w:val="30"/>
-          <w:szCs w:val="30"/>
-        </w:rPr>
-        <w:t>宋初沿</w:t>
-      </w:r>
-      <w:proofErr w:type="gramEnd"/>
-      <w:r>
-        <w:rPr>
-          <w:rFonts w:hint="eastAsia"/>
-          <w:sz w:val="30"/>
-          <w:szCs w:val="30"/>
-        </w:rPr>
-        <w:t>之，為</w:t>
-      </w:r>
-      <w:proofErr w:type="gramStart"/>
-      <w:r>
-        <w:rPr>
-          <w:rFonts w:hint="eastAsia"/>
-          <w:sz w:val="30"/>
-          <w:szCs w:val="30"/>
-        </w:rPr>
-        <w:t>諸路災</w:t>
-      </w:r>
-      <w:proofErr w:type="gramEnd"/>
-      <w:r>
-        <w:rPr>
-          <w:rFonts w:hint="eastAsia"/>
-          <w:sz w:val="30"/>
-          <w:szCs w:val="30"/>
-        </w:rPr>
-        <w:t>傷及用兵的</w:t>
-      </w:r>
-      <w:proofErr w:type="gramStart"/>
-      <w:r>
-        <w:rPr>
-          <w:rFonts w:hint="eastAsia"/>
-          <w:sz w:val="30"/>
-          <w:szCs w:val="30"/>
-        </w:rPr>
-        <w:t>特</w:t>
-      </w:r>
-      <w:proofErr w:type="gramEnd"/>
-      <w:r>
-        <w:rPr>
-          <w:rFonts w:hint="eastAsia"/>
-          <w:sz w:val="30"/>
-          <w:szCs w:val="30"/>
-        </w:rPr>
-        <w:t>遣專使。後漸成為各路負責軍務治安的長官，</w:t>
-      </w:r>
-      <w:proofErr w:type="gramStart"/>
-      <w:r>
-        <w:rPr>
-          <w:rFonts w:hint="eastAsia"/>
-          <w:sz w:val="30"/>
-          <w:szCs w:val="30"/>
-        </w:rPr>
-        <w:t>以知州</w:t>
-      </w:r>
-      <w:proofErr w:type="gramEnd"/>
-      <w:r>
-        <w:rPr>
-          <w:rFonts w:hint="eastAsia"/>
-          <w:sz w:val="30"/>
-          <w:szCs w:val="30"/>
-        </w:rPr>
-        <w:t>、知府兼任。</w:t>
+        <w:spacing w:after="0" w:line="380" w:lineRule="exact"/>
+        <w:ind w:leftChars="0" w:left="284" w:right="0" w:hanging="284"/>
+        <w:rPr>
+          <w:szCs w:val="28"/>
+        </w:rPr>
+      </w:pPr>
+      <w:r>
+        <w:rPr>
+          <w:rFonts w:hint="eastAsia"/>
+          <w:szCs w:val="28"/>
+        </w:rPr>
+        <w:t>安撫使：</w:t>
+      </w:r>
+      <w:r>
+        <w:rPr>
+          <w:szCs w:val="28"/>
+        </w:rPr>
+        <w:t>宋代官職，主要負責一個地區的軍政、治安等事務，具有較大的權力。</w:t>
       </w:r>
     </w:p>
     <w:p>
@@ -4550,36 +1961,30 @@
           <w:ilvl w:val="0"/>
           <w:numId w:val="36"/>
         </w:numPr>
-        <w:spacing w:line="400" w:lineRule="exact"/>
-        <w:ind w:leftChars="0" w:right="0"/>
-        <w:rPr>
-          <w:sz w:val="30"/>
-          <w:szCs w:val="30"/>
-        </w:rPr>
-      </w:pPr>
-      <w:r>
-        <w:rPr>
-          <w:rFonts w:hint="eastAsia"/>
-          <w:sz w:val="30"/>
-          <w:szCs w:val="30"/>
-        </w:rPr>
-        <w:t>感慨系之</w:t>
-      </w:r>
-      <w:r>
-        <w:rPr>
-          <w:rFonts w:hint="eastAsia"/>
-          <w:sz w:val="30"/>
-          <w:szCs w:val="30"/>
+        <w:spacing w:after="0" w:line="380" w:lineRule="exact"/>
+        <w:ind w:leftChars="0" w:left="284" w:right="0" w:hanging="284"/>
+        <w:rPr>
+          <w:szCs w:val="28"/>
+        </w:rPr>
+      </w:pPr>
+      <w:r>
+        <w:rPr>
+          <w:szCs w:val="28"/>
+        </w:rPr>
+        <w:t>系之</w:t>
+      </w:r>
+      <w:r>
+        <w:rPr>
+          <w:rFonts w:hint="eastAsia"/>
+          <w:szCs w:val="28"/>
         </w:rPr>
         <w:t>：</w:t>
       </w:r>
       <w:r>
         <w:rPr>
-          <w:rFonts w:hint="eastAsia"/>
-          <w:sz w:val="30"/>
-          <w:szCs w:val="30"/>
-        </w:rPr>
-        <w:t>指對某件事有所感觸而不禁興起慨嘆。</w:t>
+          <w:szCs w:val="28"/>
+        </w:rPr>
+        <w:t>「系」有關聯、繫住的意思；「系之」就是把它與某件事聯繫起來。</w:t>
       </w:r>
     </w:p>
     <w:p>
@@ -4589,20 +1994,30 @@
           <w:ilvl w:val="0"/>
           <w:numId w:val="36"/>
         </w:numPr>
-        <w:spacing w:line="400" w:lineRule="exact"/>
-        <w:ind w:leftChars="0" w:right="0"/>
-        <w:rPr>
-          <w:sz w:val="30"/>
-          <w:szCs w:val="30"/>
-        </w:rPr>
-      </w:pPr>
-      <w:r>
-        <w:rPr>
-          <w:rFonts w:hint="eastAsia"/>
-          <w:sz w:val="30"/>
-          <w:szCs w:val="30"/>
-        </w:rPr>
-        <w:t>金戈鐵馬：形容戰士的雄壯英姿。比喻戰事。</w:t>
+        <w:spacing w:after="0" w:line="380" w:lineRule="exact"/>
+        <w:ind w:leftChars="0" w:left="284" w:right="0" w:hanging="284"/>
+        <w:rPr>
+          <w:szCs w:val="28"/>
+        </w:rPr>
+      </w:pPr>
+      <w:r>
+        <w:rPr>
+          <w:szCs w:val="28"/>
+        </w:rPr>
+        <w:t>沉鬱</w:t>
+      </w:r>
+      <w:r>
+        <w:rPr>
+          <w:rFonts w:hint="eastAsia"/>
+          <w:szCs w:val="28"/>
+        </w:rPr>
+        <w:t>：</w:t>
+      </w:r>
+      <w:r>
+        <w:rPr>
+          <w:szCs w:val="28"/>
+        </w:rPr>
+        <w:t>深沉而含蓄，情感濃厚但不直接宣洩。詞中借長江滾滾東流寄託對歷史興亡的感慨，也寄寓自己報國無門的苦悶，形成沉鬱的情感。</w:t>
       </w:r>
     </w:p>
     <w:p>
@@ -4612,81 +2027,30 @@
           <w:ilvl w:val="0"/>
           <w:numId w:val="36"/>
         </w:numPr>
-        <w:spacing w:line="400" w:lineRule="exact"/>
-        <w:ind w:leftChars="0" w:right="0"/>
-        <w:rPr>
-          <w:sz w:val="30"/>
-          <w:szCs w:val="30"/>
-        </w:rPr>
-      </w:pPr>
-      <w:r>
-        <w:rPr>
-          <w:rFonts w:hint="eastAsia"/>
-          <w:sz w:val="30"/>
-          <w:szCs w:val="30"/>
-        </w:rPr>
-        <w:t>舞</w:t>
-      </w:r>
-      <w:proofErr w:type="gramStart"/>
-      <w:r>
-        <w:rPr>
-          <w:rFonts w:hint="eastAsia"/>
-          <w:sz w:val="30"/>
-          <w:szCs w:val="30"/>
-        </w:rPr>
-        <w:t>榭</w:t>
-      </w:r>
-      <w:proofErr w:type="gramEnd"/>
-      <w:r>
-        <w:rPr>
-          <w:rFonts w:hint="eastAsia"/>
-          <w:sz w:val="30"/>
-          <w:szCs w:val="30"/>
-        </w:rPr>
-        <w:t>(</w:t>
-      </w:r>
-      <w:proofErr w:type="gramStart"/>
-      <w:r>
-        <w:rPr>
-          <w:rFonts w:hint="eastAsia"/>
-          <w:color w:val="FF0000"/>
-          <w:sz w:val="16"/>
-          <w:szCs w:val="16"/>
-        </w:rPr>
-        <w:t>ㄒㄧㄝˋ</w:t>
-      </w:r>
-      <w:proofErr w:type="gramEnd"/>
-      <w:r>
-        <w:rPr>
-          <w:rFonts w:hint="eastAsia"/>
-          <w:sz w:val="30"/>
-          <w:szCs w:val="30"/>
-        </w:rPr>
-        <w:t>)</w:t>
-      </w:r>
-      <w:r>
-        <w:rPr>
-          <w:rFonts w:hint="eastAsia"/>
-          <w:sz w:val="30"/>
-          <w:szCs w:val="30"/>
-        </w:rPr>
-        <w:t>歌台</w:t>
-      </w:r>
-      <w:r>
-        <w:rPr>
-          <w:rFonts w:hint="eastAsia"/>
-          <w:sz w:val="30"/>
-          <w:szCs w:val="30"/>
+        <w:spacing w:after="0" w:line="380" w:lineRule="exact"/>
+        <w:ind w:leftChars="0" w:left="284" w:right="0" w:hanging="284"/>
+        <w:rPr>
+          <w:szCs w:val="28"/>
+        </w:rPr>
+      </w:pPr>
+      <w:r>
+        <w:rPr>
+          <w:szCs w:val="28"/>
+        </w:rPr>
+        <w:t>氣勢磅礴</w:t>
+      </w:r>
+      <w:r>
+        <w:rPr>
+          <w:rFonts w:hint="eastAsia"/>
+          <w:szCs w:val="28"/>
         </w:rPr>
         <w:t>：</w:t>
       </w:r>
       <w:r>
         <w:rPr>
-          <w:rFonts w:hint="eastAsia"/>
-          <w:sz w:val="30"/>
-          <w:szCs w:val="30"/>
-        </w:rPr>
-        <w:t>唱歌跳舞的場所。泛指尋歡作樂的地方，多指妓院。</w:t>
+          <w:szCs w:val="28"/>
+        </w:rPr>
+        <w:t>氣勢雄偉廣大，具有強大的感染力和震撼力。</w:t>
       </w:r>
     </w:p>
     <w:p>
@@ -4696,55 +2060,30 @@
           <w:ilvl w:val="0"/>
           <w:numId w:val="36"/>
         </w:numPr>
-        <w:spacing w:line="400" w:lineRule="exact"/>
-        <w:ind w:leftChars="0" w:right="0"/>
-        <w:rPr>
-          <w:sz w:val="30"/>
-          <w:szCs w:val="30"/>
-        </w:rPr>
-      </w:pPr>
-      <w:r>
-        <w:rPr>
-          <w:rFonts w:hint="eastAsia"/>
-          <w:sz w:val="30"/>
-          <w:szCs w:val="30"/>
-        </w:rPr>
-        <w:t>縱(</w:t>
-      </w:r>
-      <w:proofErr w:type="gramStart"/>
-      <w:r>
-        <w:rPr>
-          <w:rFonts w:hint="eastAsia"/>
-          <w:color w:val="FF0000"/>
-          <w:sz w:val="16"/>
-          <w:szCs w:val="16"/>
-        </w:rPr>
-        <w:t>ㄗㄨㄥˋ</w:t>
-      </w:r>
-      <w:proofErr w:type="gramEnd"/>
-      <w:r>
-        <w:rPr>
-          <w:rFonts w:hint="eastAsia"/>
-          <w:sz w:val="30"/>
-          <w:szCs w:val="30"/>
-        </w:rPr>
-        <w:t>)觀</w:t>
-      </w:r>
-      <w:r>
-        <w:rPr>
-          <w:rFonts w:hint="eastAsia"/>
-          <w:sz w:val="30"/>
-          <w:szCs w:val="30"/>
+        <w:spacing w:after="0" w:line="380" w:lineRule="exact"/>
+        <w:ind w:leftChars="0" w:left="284" w:right="0" w:hanging="284"/>
+        <w:rPr>
+          <w:szCs w:val="28"/>
+        </w:rPr>
+      </w:pPr>
+      <w:r>
+        <w:rPr>
+          <w:szCs w:val="28"/>
+        </w:rPr>
+        <w:t>跌宕起伏</w:t>
+      </w:r>
+      <w:r>
+        <w:rPr>
+          <w:rFonts w:hint="eastAsia"/>
+          <w:szCs w:val="28"/>
         </w:rPr>
         <w:t>：</w:t>
       </w:r>
       <w:r>
         <w:rPr>
-          <w:rFonts w:hint="eastAsia"/>
-          <w:sz w:val="30"/>
-          <w:szCs w:val="30"/>
-        </w:rPr>
-        <w:t>放眼觀看。【例】縱觀天下</w:t>
+          <w:szCs w:val="28"/>
+        </w:rPr>
+        <w:t>文章、情感或情節富有變化，有高低起伏，不平直單調。詞的情感由登樓寫景，轉入歷史興亡，再轉向歌頌孫權，最後以「生子當如孫仲謀」收束，情感層次富有變化。</w:t>
       </w:r>
     </w:p>
     <w:p>
@@ -4754,92 +2093,30 @@
           <w:ilvl w:val="0"/>
           <w:numId w:val="36"/>
         </w:numPr>
-        <w:spacing w:line="400" w:lineRule="exact"/>
-        <w:ind w:leftChars="0" w:right="0"/>
-        <w:rPr>
-          <w:sz w:val="30"/>
-          <w:szCs w:val="30"/>
-        </w:rPr>
-      </w:pPr>
-      <w:proofErr w:type="gramStart"/>
-      <w:r>
-        <w:rPr>
-          <w:rFonts w:hint="eastAsia"/>
-          <w:sz w:val="30"/>
-          <w:szCs w:val="30"/>
-        </w:rPr>
-        <w:t>一</w:t>
-      </w:r>
-      <w:proofErr w:type="gramEnd"/>
-      <w:r>
-        <w:rPr>
-          <w:rFonts w:hint="eastAsia"/>
-          <w:sz w:val="30"/>
-          <w:szCs w:val="30"/>
-        </w:rPr>
-        <w:t>隅</w:t>
-      </w:r>
-      <w:r>
-        <w:rPr>
-          <w:rFonts w:hint="eastAsia"/>
-          <w:sz w:val="30"/>
-          <w:szCs w:val="30"/>
-        </w:rPr>
-        <w:t>(</w:t>
-      </w:r>
-      <w:proofErr w:type="gramStart"/>
-      <w:r>
-        <w:rPr>
-          <w:rFonts w:hint="eastAsia"/>
-          <w:color w:val="FF0000"/>
-          <w:sz w:val="16"/>
-          <w:szCs w:val="16"/>
-        </w:rPr>
-        <w:t>ㄩ</w:t>
-      </w:r>
-      <w:r>
-        <w:rPr>
-          <w:rFonts w:hint="eastAsia"/>
-          <w:color w:val="FF0000"/>
-          <w:sz w:val="16"/>
-          <w:szCs w:val="16"/>
-        </w:rPr>
-        <w:t>ˊ</w:t>
-      </w:r>
-      <w:proofErr w:type="gramEnd"/>
-      <w:r>
-        <w:rPr>
-          <w:rFonts w:hint="eastAsia"/>
-          <w:sz w:val="30"/>
-          <w:szCs w:val="30"/>
-        </w:rPr>
-        <w:t>)：</w:t>
-      </w:r>
-      <w:r>
-        <w:rPr>
-          <w:rFonts w:hint="eastAsia"/>
-          <w:sz w:val="30"/>
-          <w:szCs w:val="30"/>
-        </w:rPr>
-        <w:t>一個角落。【例】他獨自躲在</w:t>
-      </w:r>
-      <w:proofErr w:type="gramStart"/>
-      <w:r>
-        <w:rPr>
-          <w:rFonts w:hint="eastAsia"/>
-          <w:sz w:val="30"/>
-          <w:szCs w:val="30"/>
-        </w:rPr>
-        <w:t>一</w:t>
-      </w:r>
-      <w:proofErr w:type="gramEnd"/>
-      <w:r>
-        <w:rPr>
-          <w:rFonts w:hint="eastAsia"/>
-          <w:sz w:val="30"/>
-          <w:szCs w:val="30"/>
-        </w:rPr>
-        <w:t>隅發呆。</w:t>
+        <w:spacing w:after="0" w:line="380" w:lineRule="exact"/>
+        <w:ind w:leftChars="0" w:left="284" w:right="0" w:hanging="284"/>
+        <w:rPr>
+          <w:szCs w:val="28"/>
+        </w:rPr>
+      </w:pPr>
+      <w:r>
+        <w:rPr>
+          <w:szCs w:val="28"/>
+        </w:rPr>
+        <w:t>反襯</w:t>
+      </w:r>
+      <w:r>
+        <w:rPr>
+          <w:rFonts w:hint="eastAsia"/>
+          <w:szCs w:val="28"/>
+        </w:rPr>
+        <w:t>：</w:t>
+      </w:r>
+      <w:r>
+        <w:rPr>
+          <w:szCs w:val="28"/>
+        </w:rPr>
+        <w:t>利用相反或相對的事物互相比較，使其中一方的特點更加突出。以孫權年輕有為、敢於抗敵的形象，反襯南宋當時統治者的軟弱與不思進取，也突顯作者的憂國情懷。</w:t>
       </w:r>
     </w:p>
     <w:p>
@@ -4849,55 +2126,30 @@
           <w:ilvl w:val="0"/>
           <w:numId w:val="36"/>
         </w:numPr>
-        <w:spacing w:line="400" w:lineRule="exact"/>
-        <w:ind w:leftChars="0" w:right="0"/>
-        <w:rPr>
-          <w:sz w:val="30"/>
-          <w:szCs w:val="30"/>
-        </w:rPr>
-      </w:pPr>
-      <w:r>
-        <w:rPr>
-          <w:rFonts w:hint="eastAsia"/>
-          <w:sz w:val="30"/>
-          <w:szCs w:val="30"/>
-        </w:rPr>
-        <w:t>雄才大略</w:t>
-      </w:r>
-      <w:r>
-        <w:rPr>
-          <w:rFonts w:hint="eastAsia"/>
-          <w:sz w:val="30"/>
-          <w:szCs w:val="30"/>
+        <w:spacing w:after="0" w:line="380" w:lineRule="exact"/>
+        <w:ind w:leftChars="0" w:left="284" w:right="0" w:hanging="284"/>
+        <w:rPr>
+          <w:szCs w:val="28"/>
+        </w:rPr>
+      </w:pPr>
+      <w:r>
+        <w:rPr>
+          <w:szCs w:val="28"/>
+        </w:rPr>
+        <w:t>孱弱</w:t>
+      </w:r>
+      <w:r>
+        <w:rPr>
+          <w:rFonts w:hint="eastAsia"/>
+          <w:szCs w:val="28"/>
         </w:rPr>
         <w:t>：</w:t>
       </w:r>
       <w:r>
         <w:rPr>
-          <w:rFonts w:hint="eastAsia"/>
-          <w:sz w:val="30"/>
-          <w:szCs w:val="30"/>
-        </w:rPr>
-        <w:t>傑出的才能和謀略。</w:t>
-      </w:r>
-    </w:p>
-    <w:p>
-      <w:pPr>
-        <w:pStyle w:val="aa"/>
-        <w:spacing w:line="400" w:lineRule="exact"/>
-        <w:ind w:leftChars="0" w:right="0" w:firstLine="0"/>
-        <w:rPr>
-          <w:sz w:val="30"/>
-          <w:szCs w:val="30"/>
-        </w:rPr>
-      </w:pPr>
-      <w:r>
-        <w:rPr>
-          <w:rFonts w:hint="eastAsia"/>
-          <w:sz w:val="30"/>
-          <w:szCs w:val="30"/>
-        </w:rPr>
-        <w:t>【例】唐太宗具雄才大略，開創出史上有名的貞觀之治。</w:t>
+          <w:szCs w:val="28"/>
+        </w:rPr>
+        <w:t>身體或力量薄弱；也可形容勢力、性格等軟弱無力。</w:t>
       </w:r>
     </w:p>
     <w:p>
@@ -4907,66 +2159,30 @@
           <w:ilvl w:val="0"/>
           <w:numId w:val="36"/>
         </w:numPr>
-        <w:spacing w:line="400" w:lineRule="exact"/>
-        <w:ind w:leftChars="0" w:right="0"/>
-        <w:rPr>
-          <w:sz w:val="30"/>
-          <w:szCs w:val="30"/>
-        </w:rPr>
-      </w:pPr>
-      <w:r>
-        <w:rPr>
-          <w:rFonts w:hint="eastAsia"/>
-          <w:sz w:val="30"/>
-          <w:szCs w:val="30"/>
-        </w:rPr>
-        <w:t>氣魄</w:t>
-      </w:r>
-    </w:p>
-    <w:p>
-      <w:pPr>
-        <w:pStyle w:val="aa"/>
-        <w:numPr>
-          <w:ilvl w:val="0"/>
-          <w:numId w:val="46"/>
-        </w:numPr>
-        <w:spacing w:line="400" w:lineRule="exact"/>
-        <w:ind w:leftChars="0" w:right="0"/>
-        <w:rPr>
-          <w:sz w:val="30"/>
-          <w:szCs w:val="30"/>
-        </w:rPr>
-      </w:pPr>
-      <w:r>
-        <w:rPr>
-          <w:rFonts w:hint="eastAsia"/>
-          <w:sz w:val="30"/>
-          <w:szCs w:val="30"/>
-        </w:rPr>
-        <w:t>做事的膽識和果斷力。【例】他處理事情明快、果決，很有氣魄。</w:t>
-      </w:r>
-    </w:p>
-    <w:p>
-      <w:pPr>
-        <w:pStyle w:val="aa"/>
-        <w:numPr>
-          <w:ilvl w:val="0"/>
-          <w:numId w:val="46"/>
-        </w:numPr>
-        <w:spacing w:line="400" w:lineRule="exact"/>
-        <w:ind w:leftChars="0" w:right="0"/>
-        <w:rPr>
-          <w:sz w:val="30"/>
-          <w:szCs w:val="30"/>
-        </w:rPr>
-      </w:pPr>
-      <w:r>
-        <w:rPr>
-          <w:rFonts w:hint="eastAsia"/>
-          <w:sz w:val="30"/>
-          <w:szCs w:val="30"/>
-        </w:rPr>
-        <w:t>事物所表現出來的某種力量和氣勢。【例】這棟大廈建築宏偉，非常有氣魄。</w:t>
+        <w:spacing w:after="0" w:line="380" w:lineRule="exact"/>
+        <w:ind w:leftChars="0" w:left="284" w:right="0" w:hanging="284"/>
+        <w:rPr>
+          <w:szCs w:val="28"/>
+        </w:rPr>
+      </w:pPr>
+      <w:r>
+        <w:rPr>
+          <w:szCs w:val="28"/>
+        </w:rPr>
+        <w:t>雄渾大氣</w:t>
+      </w:r>
+      <w:r>
+        <w:rPr>
+          <w:rFonts w:hint="eastAsia"/>
+          <w:szCs w:val="28"/>
+        </w:rPr>
+        <w:t>：</w:t>
+      </w:r>
+      <w:r>
+        <w:rPr>
+          <w:szCs w:val="28"/>
+        </w:rPr>
+        <w:t>氣勢雄偉、厚重而開闊，具有宏大的格局。</w:t>
       </w:r>
     </w:p>
     <w:p>
@@ -4976,20 +2192,30 @@
           <w:ilvl w:val="0"/>
           <w:numId w:val="36"/>
         </w:numPr>
-        <w:spacing w:line="400" w:lineRule="exact"/>
-        <w:ind w:leftChars="0" w:right="0"/>
-        <w:rPr>
-          <w:sz w:val="30"/>
-          <w:szCs w:val="30"/>
-        </w:rPr>
-      </w:pPr>
-      <w:r>
-        <w:rPr>
-          <w:rFonts w:hint="eastAsia"/>
-          <w:sz w:val="30"/>
-          <w:szCs w:val="30"/>
-        </w:rPr>
-        <w:t>蓋世：才能、氣魄等高出當代之上。【例】武功蓋世、英勇蓋世</w:t>
+        <w:spacing w:after="0" w:line="380" w:lineRule="exact"/>
+        <w:ind w:leftChars="0" w:left="284" w:right="0" w:hanging="426"/>
+        <w:rPr>
+          <w:szCs w:val="28"/>
+        </w:rPr>
+      </w:pPr>
+      <w:r>
+        <w:rPr>
+          <w:szCs w:val="28"/>
+        </w:rPr>
+        <w:t>含蓄深沉</w:t>
+      </w:r>
+      <w:r>
+        <w:rPr>
+          <w:rFonts w:hint="eastAsia"/>
+          <w:szCs w:val="28"/>
+        </w:rPr>
+        <w:t>：</w:t>
+      </w:r>
+      <w:r>
+        <w:rPr>
+          <w:szCs w:val="28"/>
+        </w:rPr>
+        <w:t>不把情感直接說出，而是透過景物、人物或歷史事件間接表達，情意深厚。作者沒有直接說出對南宋國事的失望，而是透過追懷孫權、感嘆千古興亡來寄託自己的愛國情懷。</w:t>
       </w:r>
     </w:p>
     <w:p>
@@ -4999,98 +2225,30 @@
           <w:ilvl w:val="0"/>
           <w:numId w:val="36"/>
         </w:numPr>
-        <w:spacing w:line="400" w:lineRule="exact"/>
-        <w:ind w:leftChars="0" w:right="0"/>
-        <w:rPr>
-          <w:sz w:val="30"/>
-          <w:szCs w:val="30"/>
-        </w:rPr>
-      </w:pPr>
-      <w:r>
-        <w:rPr>
-          <w:rFonts w:hint="eastAsia"/>
-          <w:sz w:val="30"/>
-          <w:szCs w:val="30"/>
-        </w:rPr>
-        <w:t>苟安</w:t>
-      </w:r>
-      <w:r>
-        <w:rPr>
-          <w:rFonts w:hint="eastAsia"/>
-          <w:sz w:val="30"/>
-          <w:szCs w:val="30"/>
-        </w:rPr>
-        <w:t>：苟且偷安。</w:t>
-      </w:r>
-      <w:r>
-        <w:rPr>
-          <w:rFonts w:hint="eastAsia"/>
-          <w:sz w:val="30"/>
-          <w:szCs w:val="30"/>
-        </w:rPr>
-        <w:t>如：「我們不可只圖一時的苟安，必須隨時提高警覺，以防敵人偷襲。」</w:t>
-      </w:r>
-    </w:p>
-    <w:p>
-      <w:pPr>
-        <w:pStyle w:val="aa"/>
-        <w:numPr>
-          <w:ilvl w:val="0"/>
-          <w:numId w:val="47"/>
-        </w:numPr>
-        <w:spacing w:line="400" w:lineRule="exact"/>
-        <w:ind w:leftChars="0" w:right="0"/>
-        <w:rPr>
-          <w:sz w:val="30"/>
-          <w:szCs w:val="30"/>
-        </w:rPr>
-      </w:pPr>
-      <w:r>
-        <w:rPr>
-          <w:rFonts w:hint="eastAsia"/>
-          <w:sz w:val="30"/>
-          <w:szCs w:val="30"/>
-        </w:rPr>
-        <w:t>苟且：</w:t>
-      </w:r>
-      <w:r>
-        <w:rPr>
-          <w:rFonts w:hint="eastAsia"/>
-          <w:sz w:val="30"/>
-          <w:szCs w:val="30"/>
-        </w:rPr>
-        <w:t>馬虎草率，得過且過。</w:t>
-      </w:r>
-    </w:p>
-    <w:p>
-      <w:pPr>
-        <w:pStyle w:val="aa"/>
-        <w:numPr>
-          <w:ilvl w:val="0"/>
-          <w:numId w:val="47"/>
-        </w:numPr>
-        <w:spacing w:line="400" w:lineRule="exact"/>
-        <w:ind w:leftChars="0" w:right="0"/>
-        <w:rPr>
-          <w:sz w:val="30"/>
-          <w:szCs w:val="30"/>
-        </w:rPr>
-      </w:pPr>
-      <w:r>
-        <w:rPr>
-          <w:rFonts w:hint="eastAsia"/>
-          <w:sz w:val="30"/>
-          <w:szCs w:val="30"/>
-        </w:rPr>
-        <w:t>偷安：</w:t>
-      </w:r>
-      <w:r>
-        <w:rPr>
-          <w:rFonts w:hint="eastAsia"/>
-          <w:sz w:val="30"/>
-          <w:szCs w:val="30"/>
-        </w:rPr>
-        <w:t>貪圖眼前的安逸，不顧將來可能發生的危難。</w:t>
+        <w:spacing w:after="0" w:line="380" w:lineRule="exact"/>
+        <w:ind w:leftChars="0" w:left="284" w:right="0" w:hanging="426"/>
+        <w:rPr>
+          <w:szCs w:val="28"/>
+        </w:rPr>
+      </w:pPr>
+      <w:r>
+        <w:rPr>
+          <w:szCs w:val="28"/>
+        </w:rPr>
+        <w:t>宏闊</w:t>
+      </w:r>
+      <w:r>
+        <w:rPr>
+          <w:rFonts w:hint="eastAsia"/>
+          <w:szCs w:val="28"/>
+        </w:rPr>
+        <w:t>：</w:t>
+      </w:r>
+      <w:r>
+        <w:rPr>
+          <w:szCs w:val="28"/>
+        </w:rPr>
+        <w:t>廣大、開闊，具有寬廣的範圍或氣度。</w:t>
       </w:r>
     </w:p>
     <w:p>
@@ -5100,651 +2258,34 @@
           <w:ilvl w:val="0"/>
           <w:numId w:val="36"/>
         </w:numPr>
-        <w:spacing w:line="400" w:lineRule="exact"/>
-        <w:ind w:leftChars="0" w:right="0"/>
-        <w:rPr>
-          <w:sz w:val="30"/>
-          <w:szCs w:val="30"/>
-        </w:rPr>
-      </w:pPr>
-      <w:r>
-        <w:rPr>
-          <w:rFonts w:hint="eastAsia"/>
-          <w:sz w:val="30"/>
-          <w:szCs w:val="30"/>
-        </w:rPr>
-        <w:t>叱吒(</w:t>
-      </w:r>
-      <w:proofErr w:type="gramStart"/>
-      <w:r>
-        <w:rPr>
-          <w:rFonts w:hint="eastAsia"/>
-          <w:color w:val="FF0000"/>
-          <w:sz w:val="16"/>
-          <w:szCs w:val="16"/>
-        </w:rPr>
-        <w:t>ㄔˋ</w:t>
-      </w:r>
-      <w:proofErr w:type="gramEnd"/>
-      <w:r>
-        <w:rPr>
-          <w:rFonts w:hint="eastAsia"/>
-          <w:color w:val="FF0000"/>
-          <w:sz w:val="16"/>
-          <w:szCs w:val="16"/>
-        </w:rPr>
-        <w:t xml:space="preserve"> </w:t>
-      </w:r>
-      <w:proofErr w:type="gramStart"/>
-      <w:r>
-        <w:rPr>
-          <w:rFonts w:hint="eastAsia"/>
-          <w:color w:val="FF0000"/>
-          <w:sz w:val="16"/>
-          <w:szCs w:val="16"/>
-        </w:rPr>
-        <w:t>ㄓㄚˋ</w:t>
-      </w:r>
-      <w:proofErr w:type="gramEnd"/>
-      <w:r>
-        <w:rPr>
-          <w:rFonts w:hint="eastAsia"/>
-          <w:sz w:val="30"/>
-          <w:szCs w:val="30"/>
-        </w:rPr>
-        <w:t>)風雲：大聲怒喝，使風雲為之變色。形容人威風凜冽，足以左右世局。【例】拿破崙在十九世紀初出兵席捲了半個歐洲，是位叱吒風雲的英雄人物。</w:t>
-      </w:r>
-    </w:p>
-    <w:p>
-      <w:pPr>
-        <w:pStyle w:val="aa"/>
-        <w:numPr>
-          <w:ilvl w:val="0"/>
-          <w:numId w:val="36"/>
-        </w:numPr>
-        <w:spacing w:line="400" w:lineRule="exact"/>
-        <w:ind w:leftChars="0" w:right="0"/>
-        <w:rPr>
-          <w:sz w:val="30"/>
-          <w:szCs w:val="30"/>
-        </w:rPr>
-      </w:pPr>
-      <w:r>
-        <w:rPr>
-          <w:rFonts w:hint="eastAsia"/>
-          <w:sz w:val="30"/>
-          <w:szCs w:val="30"/>
-        </w:rPr>
-        <w:t>鞭撻</w:t>
-      </w:r>
-      <w:r>
-        <w:rPr>
-          <w:rFonts w:hint="eastAsia"/>
-          <w:sz w:val="30"/>
-          <w:szCs w:val="30"/>
-        </w:rPr>
-        <w:t>(</w:t>
-      </w:r>
-      <w:proofErr w:type="gramStart"/>
-      <w:r>
-        <w:rPr>
-          <w:rFonts w:hint="eastAsia"/>
-          <w:color w:val="FF0000"/>
-          <w:sz w:val="16"/>
-          <w:szCs w:val="16"/>
-        </w:rPr>
-        <w:t>ㄊㄚ</w:t>
-      </w:r>
-      <w:r>
-        <w:rPr>
-          <w:rFonts w:hint="eastAsia"/>
-          <w:color w:val="FF0000"/>
-          <w:sz w:val="16"/>
-          <w:szCs w:val="16"/>
-        </w:rPr>
-        <w:t>ˋ</w:t>
-      </w:r>
-      <w:proofErr w:type="gramEnd"/>
-      <w:r>
-        <w:rPr>
-          <w:rFonts w:hint="eastAsia"/>
-          <w:sz w:val="30"/>
-          <w:szCs w:val="30"/>
-        </w:rPr>
-        <w:t>)</w:t>
-      </w:r>
-      <w:r>
-        <w:rPr>
-          <w:rFonts w:hint="eastAsia"/>
-          <w:sz w:val="30"/>
-          <w:szCs w:val="30"/>
+        <w:spacing w:after="0" w:line="380" w:lineRule="exact"/>
+        <w:ind w:leftChars="0" w:left="284" w:right="0" w:hanging="426"/>
+        <w:rPr>
+          <w:szCs w:val="28"/>
+        </w:rPr>
+      </w:pPr>
+      <w:r>
+        <w:rPr>
+          <w:szCs w:val="28"/>
+        </w:rPr>
+        <w:t>至死不渝</w:t>
+      </w:r>
+      <w:r>
+        <w:rPr>
+          <w:rFonts w:hint="eastAsia"/>
+          <w:szCs w:val="28"/>
         </w:rPr>
         <w:t>：</w:t>
       </w:r>
       <w:r>
         <w:rPr>
-          <w:rFonts w:hint="eastAsia"/>
-          <w:sz w:val="30"/>
-          <w:szCs w:val="30"/>
-        </w:rPr>
-        <w:t>用鞭子抽打。驅遣。</w:t>
-      </w:r>
-      <w:r>
-        <w:rPr>
-          <w:rFonts w:hint="eastAsia"/>
-          <w:sz w:val="30"/>
-          <w:szCs w:val="30"/>
-        </w:rPr>
-        <w:t>指無情的指責批評。</w:t>
-      </w:r>
-    </w:p>
-    <w:p>
-      <w:pPr>
-        <w:pStyle w:val="aa"/>
-        <w:numPr>
-          <w:ilvl w:val="0"/>
-          <w:numId w:val="36"/>
-        </w:numPr>
-        <w:spacing w:line="400" w:lineRule="exact"/>
-        <w:ind w:leftChars="0" w:right="0"/>
-        <w:rPr>
-          <w:sz w:val="30"/>
-          <w:szCs w:val="30"/>
-        </w:rPr>
-      </w:pPr>
-      <w:r>
-        <w:rPr>
-          <w:rFonts w:hint="eastAsia"/>
-          <w:sz w:val="30"/>
-          <w:szCs w:val="30"/>
-        </w:rPr>
-        <w:t>對壘：兩方互相對峙。【例】兩軍對壘，沉著應戰的一方必能獲勝。</w:t>
-      </w:r>
-    </w:p>
-    <w:p>
-      <w:pPr>
-        <w:pStyle w:val="aa"/>
-        <w:numPr>
-          <w:ilvl w:val="0"/>
-          <w:numId w:val="36"/>
-        </w:numPr>
-        <w:spacing w:line="400" w:lineRule="exact"/>
-        <w:ind w:leftChars="0" w:right="0"/>
-        <w:rPr>
-          <w:sz w:val="30"/>
-          <w:szCs w:val="30"/>
-        </w:rPr>
-      </w:pPr>
-      <w:r>
-        <w:rPr>
-          <w:rFonts w:hint="eastAsia"/>
-          <w:sz w:val="30"/>
-          <w:szCs w:val="30"/>
-        </w:rPr>
-        <w:t>儀表堂堂：形容人的容貌端正莊嚴。</w:t>
-      </w:r>
-    </w:p>
-    <w:p>
-      <w:pPr>
-        <w:pStyle w:val="aa"/>
-        <w:numPr>
-          <w:ilvl w:val="0"/>
-          <w:numId w:val="36"/>
-        </w:numPr>
-        <w:spacing w:line="400" w:lineRule="exact"/>
-        <w:ind w:leftChars="0" w:right="0"/>
-        <w:rPr>
-          <w:sz w:val="30"/>
-          <w:szCs w:val="30"/>
-        </w:rPr>
-      </w:pPr>
-      <w:r>
-        <w:rPr>
-          <w:rFonts w:hint="eastAsia"/>
-          <w:sz w:val="30"/>
-          <w:szCs w:val="30"/>
-        </w:rPr>
-        <w:t>威風</w:t>
-      </w:r>
-      <w:proofErr w:type="gramStart"/>
-      <w:r>
-        <w:rPr>
-          <w:rFonts w:hint="eastAsia"/>
-          <w:sz w:val="30"/>
-          <w:szCs w:val="30"/>
-        </w:rPr>
-        <w:t>凜</w:t>
-      </w:r>
-      <w:proofErr w:type="gramEnd"/>
-      <w:r>
-        <w:rPr>
-          <w:rFonts w:hint="eastAsia"/>
-          <w:sz w:val="30"/>
-          <w:szCs w:val="30"/>
-        </w:rPr>
-        <w:t>(</w:t>
-      </w:r>
-      <w:proofErr w:type="gramStart"/>
-      <w:r>
-        <w:rPr>
-          <w:rFonts w:hint="eastAsia"/>
-          <w:color w:val="FF0000"/>
-          <w:sz w:val="16"/>
-          <w:szCs w:val="16"/>
-        </w:rPr>
-        <w:t>ㄌㄧㄣˇ</w:t>
-      </w:r>
-      <w:proofErr w:type="gramEnd"/>
-      <w:r>
-        <w:rPr>
-          <w:rFonts w:hint="eastAsia"/>
-          <w:sz w:val="30"/>
-          <w:szCs w:val="30"/>
-        </w:rPr>
-        <w:t>)</w:t>
-      </w:r>
-      <w:proofErr w:type="gramStart"/>
-      <w:r>
-        <w:rPr>
-          <w:rFonts w:hint="eastAsia"/>
-          <w:sz w:val="30"/>
-          <w:szCs w:val="30"/>
-        </w:rPr>
-        <w:t>凜</w:t>
-      </w:r>
-      <w:proofErr w:type="gramEnd"/>
-      <w:r>
-        <w:rPr>
-          <w:rFonts w:hint="eastAsia"/>
-          <w:sz w:val="30"/>
-          <w:szCs w:val="30"/>
-        </w:rPr>
-        <w:t>：</w:t>
-      </w:r>
-      <w:r>
-        <w:rPr>
-          <w:rFonts w:hint="eastAsia"/>
-          <w:sz w:val="30"/>
-          <w:szCs w:val="30"/>
-        </w:rPr>
-        <w:t>形容聲勢赫赫，氣勢逼人。</w:t>
-      </w:r>
-    </w:p>
-    <w:p>
-      <w:pPr>
-        <w:pStyle w:val="aa"/>
-        <w:numPr>
-          <w:ilvl w:val="0"/>
-          <w:numId w:val="36"/>
-        </w:numPr>
-        <w:spacing w:line="400" w:lineRule="exact"/>
-        <w:ind w:leftChars="0" w:right="0"/>
-        <w:rPr>
-          <w:sz w:val="30"/>
-          <w:szCs w:val="30"/>
-        </w:rPr>
-      </w:pPr>
-      <w:proofErr w:type="gramStart"/>
-      <w:r>
-        <w:rPr>
-          <w:rFonts w:hint="eastAsia"/>
-          <w:sz w:val="30"/>
-          <w:szCs w:val="30"/>
-        </w:rPr>
-        <w:t>喟</w:t>
-      </w:r>
-      <w:proofErr w:type="gramEnd"/>
-      <w:r>
-        <w:rPr>
-          <w:rFonts w:hint="eastAsia"/>
-          <w:sz w:val="30"/>
-          <w:szCs w:val="30"/>
-        </w:rPr>
-        <w:t>(</w:t>
-      </w:r>
-      <w:proofErr w:type="gramStart"/>
-      <w:r>
-        <w:rPr>
-          <w:rFonts w:hint="eastAsia"/>
-          <w:color w:val="FF0000"/>
-          <w:sz w:val="16"/>
-          <w:szCs w:val="16"/>
-        </w:rPr>
-        <w:t>ㄎㄨㄟˋ</w:t>
-      </w:r>
-      <w:proofErr w:type="gramEnd"/>
-      <w:r>
-        <w:rPr>
-          <w:rFonts w:hint="eastAsia"/>
-          <w:sz w:val="30"/>
-          <w:szCs w:val="30"/>
-        </w:rPr>
-        <w:t>)</w:t>
-      </w:r>
-      <w:r>
-        <w:rPr>
-          <w:rFonts w:hint="eastAsia"/>
-          <w:sz w:val="30"/>
-          <w:szCs w:val="30"/>
-        </w:rPr>
-        <w:t>然</w:t>
-      </w:r>
-      <w:r>
-        <w:rPr>
-          <w:rFonts w:hint="eastAsia"/>
-          <w:sz w:val="30"/>
-          <w:szCs w:val="30"/>
-        </w:rPr>
-        <w:t>：</w:t>
-      </w:r>
-      <w:r>
-        <w:rPr>
-          <w:rFonts w:hint="eastAsia"/>
-          <w:sz w:val="30"/>
-          <w:szCs w:val="30"/>
-        </w:rPr>
-        <w:t>嘆息、嘆氣的樣子。</w:t>
-      </w:r>
-    </w:p>
-    <w:p>
-      <w:pPr>
-        <w:pStyle w:val="aa"/>
-        <w:numPr>
-          <w:ilvl w:val="0"/>
-          <w:numId w:val="36"/>
-        </w:numPr>
-        <w:spacing w:line="400" w:lineRule="exact"/>
-        <w:ind w:leftChars="0" w:right="0"/>
-        <w:rPr>
-          <w:sz w:val="30"/>
-          <w:szCs w:val="30"/>
-        </w:rPr>
-      </w:pPr>
-      <w:r>
-        <w:rPr>
-          <w:rFonts w:hint="eastAsia"/>
-          <w:sz w:val="30"/>
-          <w:szCs w:val="30"/>
-        </w:rPr>
-        <w:t>別開生面</w:t>
-      </w:r>
-      <w:r>
-        <w:rPr>
-          <w:rFonts w:hint="eastAsia"/>
-          <w:sz w:val="30"/>
-          <w:szCs w:val="30"/>
-        </w:rPr>
-        <w:t>：</w:t>
-      </w:r>
-      <w:r>
-        <w:rPr>
-          <w:rFonts w:hint="eastAsia"/>
-          <w:sz w:val="30"/>
-          <w:szCs w:val="30"/>
-        </w:rPr>
-        <w:t>比喻開創新的風格、形式。</w:t>
-      </w:r>
-    </w:p>
-    <w:p>
-      <w:pPr>
-        <w:pStyle w:val="aa"/>
-        <w:spacing w:line="400" w:lineRule="exact"/>
-        <w:ind w:leftChars="0" w:right="0" w:firstLine="0"/>
-        <w:rPr>
-          <w:sz w:val="30"/>
-          <w:szCs w:val="30"/>
-        </w:rPr>
-      </w:pPr>
-      <w:r>
-        <w:rPr>
-          <w:rFonts w:hint="eastAsia"/>
-          <w:sz w:val="30"/>
-          <w:szCs w:val="30"/>
-        </w:rPr>
-        <w:t>【例】這幅畫真是別開生面，另有一番新意。</w:t>
-      </w:r>
-    </w:p>
-    <w:p>
-      <w:pPr>
-        <w:pStyle w:val="aa"/>
-        <w:numPr>
-          <w:ilvl w:val="0"/>
-          <w:numId w:val="36"/>
-        </w:numPr>
-        <w:spacing w:line="400" w:lineRule="exact"/>
-        <w:ind w:leftChars="0" w:right="0"/>
-        <w:rPr>
-          <w:sz w:val="30"/>
-          <w:szCs w:val="30"/>
-        </w:rPr>
-      </w:pPr>
-      <w:r>
-        <w:rPr>
-          <w:rFonts w:hint="eastAsia"/>
-          <w:sz w:val="30"/>
-          <w:szCs w:val="30"/>
-        </w:rPr>
-        <w:t>萎靡</w:t>
-      </w:r>
-      <w:r>
-        <w:rPr>
-          <w:rFonts w:hint="eastAsia"/>
-          <w:sz w:val="30"/>
-          <w:szCs w:val="30"/>
-        </w:rPr>
-        <w:t>(</w:t>
-      </w:r>
-      <w:proofErr w:type="gramStart"/>
-      <w:r>
-        <w:rPr>
-          <w:rFonts w:hint="eastAsia"/>
-          <w:color w:val="FF0000"/>
-          <w:sz w:val="16"/>
-          <w:szCs w:val="16"/>
-        </w:rPr>
-        <w:t>ㄨㄟ</w:t>
-      </w:r>
-      <w:proofErr w:type="gramEnd"/>
-      <w:r>
-        <w:rPr>
-          <w:rFonts w:hint="eastAsia"/>
-          <w:color w:val="FF0000"/>
-          <w:sz w:val="16"/>
-          <w:szCs w:val="16"/>
-        </w:rPr>
-        <w:t xml:space="preserve"> </w:t>
-      </w:r>
-      <w:proofErr w:type="gramStart"/>
-      <w:r>
-        <w:rPr>
-          <w:rFonts w:hint="eastAsia"/>
-          <w:color w:val="FF0000"/>
-          <w:sz w:val="16"/>
-          <w:szCs w:val="16"/>
-        </w:rPr>
-        <w:t>ㄇㄧˇ</w:t>
-      </w:r>
-      <w:proofErr w:type="gramEnd"/>
-      <w:r>
-        <w:rPr>
-          <w:rFonts w:hint="eastAsia"/>
-          <w:sz w:val="30"/>
-          <w:szCs w:val="30"/>
-        </w:rPr>
-        <w:t>)：</w:t>
-      </w:r>
-      <w:r>
-        <w:rPr>
-          <w:rFonts w:hint="eastAsia"/>
-          <w:sz w:val="30"/>
-          <w:szCs w:val="30"/>
-        </w:rPr>
-        <w:t>頹喪消</w:t>
-      </w:r>
-      <w:proofErr w:type="gramStart"/>
-      <w:r>
-        <w:rPr>
-          <w:rFonts w:hint="eastAsia"/>
-          <w:sz w:val="30"/>
-          <w:szCs w:val="30"/>
-        </w:rPr>
-        <w:t>沉</w:t>
-      </w:r>
-      <w:proofErr w:type="gramEnd"/>
-      <w:r>
-        <w:rPr>
-          <w:rFonts w:hint="eastAsia"/>
-          <w:sz w:val="30"/>
-          <w:szCs w:val="30"/>
-        </w:rPr>
-        <w:t>，沒精打采。如：「他今天中午午睡沒睡飽，精神顯得非常萎靡。</w:t>
-      </w:r>
-      <w:r>
-        <w:rPr>
-          <w:sz w:val="30"/>
-          <w:szCs w:val="30"/>
-        </w:rPr>
-        <w:t xml:space="preserve"> 」也作「委</w:t>
-      </w:r>
-      <w:proofErr w:type="gramStart"/>
-      <w:r>
-        <w:rPr>
-          <w:sz w:val="30"/>
-          <w:szCs w:val="30"/>
-        </w:rPr>
-        <w:t>靡</w:t>
-      </w:r>
-      <w:proofErr w:type="gramEnd"/>
-      <w:r>
-        <w:rPr>
-          <w:sz w:val="30"/>
-          <w:szCs w:val="30"/>
-        </w:rPr>
-        <w:t>」。</w:t>
-      </w:r>
-    </w:p>
-    <w:p>
-      <w:pPr>
-        <w:pStyle w:val="aa"/>
-        <w:numPr>
-          <w:ilvl w:val="0"/>
-          <w:numId w:val="36"/>
-        </w:numPr>
-        <w:spacing w:line="400" w:lineRule="exact"/>
-        <w:ind w:leftChars="0" w:right="0"/>
-        <w:rPr>
-          <w:sz w:val="30"/>
-          <w:szCs w:val="30"/>
-        </w:rPr>
-      </w:pPr>
-      <w:r>
-        <w:rPr>
-          <w:rFonts w:hint="eastAsia"/>
-          <w:sz w:val="30"/>
-          <w:szCs w:val="30"/>
-        </w:rPr>
-        <w:t>庸碌：</w:t>
-      </w:r>
-      <w:r>
-        <w:rPr>
-          <w:rFonts w:hint="eastAsia"/>
-          <w:sz w:val="30"/>
-          <w:szCs w:val="30"/>
-        </w:rPr>
-        <w:t>平凡庸俗。</w:t>
-      </w:r>
-    </w:p>
-    <w:p>
-      <w:pPr>
-        <w:pStyle w:val="aa"/>
-        <w:numPr>
-          <w:ilvl w:val="0"/>
-          <w:numId w:val="36"/>
-        </w:numPr>
-        <w:spacing w:line="400" w:lineRule="exact"/>
-        <w:ind w:leftChars="0" w:right="0"/>
-        <w:rPr>
-          <w:sz w:val="30"/>
-          <w:szCs w:val="30"/>
-        </w:rPr>
-      </w:pPr>
-      <w:proofErr w:type="gramStart"/>
-      <w:r>
-        <w:rPr>
-          <w:rFonts w:hint="eastAsia"/>
-          <w:sz w:val="30"/>
-          <w:szCs w:val="30"/>
-        </w:rPr>
-        <w:t>感愴</w:t>
-      </w:r>
-      <w:proofErr w:type="gramEnd"/>
-      <w:r>
-        <w:rPr>
-          <w:rFonts w:hint="eastAsia"/>
-          <w:sz w:val="30"/>
-          <w:szCs w:val="30"/>
-        </w:rPr>
-        <w:t>：感傷。</w:t>
-      </w:r>
-    </w:p>
-    <w:p>
-      <w:pPr>
-        <w:pStyle w:val="aa"/>
-        <w:numPr>
-          <w:ilvl w:val="0"/>
-          <w:numId w:val="36"/>
-        </w:numPr>
-        <w:spacing w:line="400" w:lineRule="exact"/>
-        <w:ind w:leftChars="0" w:right="0"/>
-        <w:rPr>
-          <w:sz w:val="30"/>
-          <w:szCs w:val="30"/>
-        </w:rPr>
-      </w:pPr>
-      <w:r>
-        <w:rPr>
-          <w:rFonts w:hint="eastAsia"/>
-          <w:sz w:val="30"/>
-          <w:szCs w:val="30"/>
-        </w:rPr>
-        <w:t>沉鬱頓挫</w:t>
-      </w:r>
-      <w:r>
-        <w:rPr>
-          <w:rFonts w:hint="eastAsia"/>
-          <w:sz w:val="30"/>
-          <w:szCs w:val="30"/>
-        </w:rPr>
-        <w:t>：</w:t>
-      </w:r>
-      <w:r>
-        <w:rPr>
-          <w:rFonts w:hint="eastAsia"/>
-          <w:sz w:val="30"/>
-          <w:szCs w:val="30"/>
-        </w:rPr>
-        <w:t>文章的氣勢深</w:t>
-      </w:r>
-      <w:proofErr w:type="gramStart"/>
-      <w:r>
-        <w:rPr>
-          <w:rFonts w:hint="eastAsia"/>
-          <w:sz w:val="30"/>
-          <w:szCs w:val="30"/>
-        </w:rPr>
-        <w:t>沉</w:t>
-      </w:r>
-      <w:proofErr w:type="gramEnd"/>
-      <w:r>
-        <w:rPr>
-          <w:rFonts w:hint="eastAsia"/>
-          <w:sz w:val="30"/>
-          <w:szCs w:val="30"/>
-        </w:rPr>
-        <w:t>蘊蓄而抑揚曲折。</w:t>
+          <w:szCs w:val="28"/>
+        </w:rPr>
+        <w:t>到死都不改變，形容意志、感情非常堅定。</w:t>
       </w:r>
     </w:p>
     <w:sectPr>
+      <w:footerReference w:type="default" r:id="rId9"/>
       <w:pgSz w:w="11906" w:h="16838"/>
       <w:pgMar w:top="567" w:right="851" w:bottom="567" w:left="851" w:header="567" w:footer="283" w:gutter="0"/>
       <w:cols w:space="720"/>
@@ -5755,7 +2296,7 @@
 </file>
 
 <file path=word/endnotes.xml><?xml version="1.0" encoding="utf-8"?>
-<w:endnotes xmlns:wpc="http://schemas.microsoft.com/office/word/2010/wordprocessingCanvas" xmlns:cx="http://schemas.microsoft.com/office/drawing/2014/chartex" xmlns:cx1="http://schemas.microsoft.com/office/drawing/2015/9/8/chartex" xmlns:cx2="http://schemas.microsoft.com/office/drawing/2015/10/21/chartex" xmlns:cx3="http://schemas.microsoft.com/office/drawing/2016/5/9/chartex" xmlns:cx4="http://schemas.microsoft.com/office/drawing/2016/5/10/chartex" xmlns:cx5="http://schemas.microsoft.com/office/drawing/2016/5/11/chartex" xmlns:cx6="http://schemas.microsoft.com/office/drawing/2016/5/12/chartex" xmlns:cx7="http://schemas.microsoft.com/office/drawing/2016/5/13/chartex" xmlns:cx8="http://schemas.microsoft.com/office/drawing/2016/5/14/chartex" xmlns:mc="http://schemas.openxmlformats.org/markup-compatibility/2006" xmlns:aink="http://schemas.microsoft.com/office/drawing/2016/ink" xmlns:am3d="http://schemas.microsoft.com/office/drawing/2017/model3d" xmlns:o="urn:schemas-microsoft-com:office:office" xmlns:oel="http://schemas.microsoft.com/office/2019/extlst" xmlns:r="http://schemas.openxmlformats.org/officeDocument/2006/relationships" xmlns:m="http://schemas.openxmlformats.org/officeDocument/2006/math" xmlns:v="urn:schemas-microsoft-com:vml" xmlns:wp14="http://schemas.microsoft.com/office/word/2010/wordprocessingDrawing" xmlns:wp="http://schemas.openxmlformats.org/drawingml/2006/wordprocessingDrawing" xmlns:w10="urn:schemas-microsoft-com:office:word" xmlns:w="http://schemas.openxmlformats.org/wordprocessingml/2006/main" xmlns:w14="http://schemas.microsoft.com/office/word/2010/wordml" xmlns:w15="http://schemas.microsoft.com/office/word/2012/wordml" xmlns:w16cex="http://schemas.microsoft.com/office/word/2018/wordml/cex" xmlns:w16cid="http://schemas.microsoft.com/office/word/2016/wordml/cid" xmlns:w16="http://schemas.microsoft.com/office/word/2018/wordml" xmlns:w16du="http://schemas.microsoft.com/office/word/2023/wordml/word16du" xmlns:w16sdtdh="http://schemas.microsoft.com/office/word/2020/wordml/sdtdatahash" xmlns:w16se="http://schemas.microsoft.com/office/word/2015/wordml/symex" xmlns:wpg="http://schemas.microsoft.com/office/word/2010/wordprocessingGroup" xmlns:wpi="http://schemas.microsoft.com/office/word/2010/wordprocessingInk" xmlns:wne="http://schemas.microsoft.com/office/word/2006/wordml" xmlns:wps="http://schemas.microsoft.com/office/word/2010/wordprocessingShape" mc:Ignorable="w14 w15 w16se w16cid w16 w16cex w16sdtdh wp14">
+<w:endnotes xmlns:wpc="http://schemas.microsoft.com/office/word/2010/wordprocessingCanvas" xmlns:cx="http://schemas.microsoft.com/office/drawing/2014/chartex" xmlns:cx1="http://schemas.microsoft.com/office/drawing/2015/9/8/chartex" xmlns:cx2="http://schemas.microsoft.com/office/drawing/2015/10/21/chartex" xmlns:cx3="http://schemas.microsoft.com/office/drawing/2016/5/9/chartex" xmlns:cx4="http://schemas.microsoft.com/office/drawing/2016/5/10/chartex" xmlns:cx5="http://schemas.microsoft.com/office/drawing/2016/5/11/chartex" xmlns:cx6="http://schemas.microsoft.com/office/drawing/2016/5/12/chartex" xmlns:cx7="http://schemas.microsoft.com/office/drawing/2016/5/13/chartex" xmlns:cx8="http://schemas.microsoft.com/office/drawing/2016/5/14/chartex" xmlns:mc="http://schemas.openxmlformats.org/markup-compatibility/2006" xmlns:aink="http://schemas.microsoft.com/office/drawing/2016/ink" xmlns:am3d="http://schemas.microsoft.com/office/drawing/2017/model3d" xmlns:o="urn:schemas-microsoft-com:office:office" xmlns:oel="http://schemas.microsoft.com/office/2019/extlst" xmlns:r="http://schemas.openxmlformats.org/officeDocument/2006/relationships" xmlns:m="http://schemas.openxmlformats.org/officeDocument/2006/math" xmlns:v="urn:schemas-microsoft-com:vml" xmlns:wp14="http://schemas.microsoft.com/office/word/2010/wordprocessingDrawing" xmlns:wp="http://schemas.openxmlformats.org/drawingml/2006/wordprocessingDrawing" xmlns:w10="urn:schemas-microsoft-com:office:word" xmlns:w="http://schemas.openxmlformats.org/wordprocessingml/2006/main" xmlns:w14="http://schemas.microsoft.com/office/word/2010/wordml" xmlns:w15="http://schemas.microsoft.com/office/word/2012/wordml" xmlns:w16cex="http://schemas.microsoft.com/office/word/2018/wordml/cex" xmlns:w16cid="http://schemas.microsoft.com/office/word/2016/wordml/cid" xmlns:w16="http://schemas.microsoft.com/office/word/2018/wordml" xmlns:w16du="http://schemas.microsoft.com/office/word/2023/wordml/word16du" xmlns:w16sdtdh="http://schemas.microsoft.com/office/word/2020/wordml/sdtdatahash" xmlns:w16sdtfl="http://schemas.microsoft.com/office/word/2024/wordml/sdtformatlock" xmlns:w16se="http://schemas.microsoft.com/office/word/2015/wordml/symex" xmlns:wpg="http://schemas.microsoft.com/office/word/2010/wordprocessingGroup" xmlns:wpi="http://schemas.microsoft.com/office/word/2010/wordprocessingInk" xmlns:wne="http://schemas.microsoft.com/office/word/2006/wordml" xmlns:wps="http://schemas.microsoft.com/office/word/2010/wordprocessingShape" mc:Ignorable="w14 w15 w16se w16cid w16 w16cex w16sdtdh w16sdtfl w16du wp14">
   <w:endnote w:type="separator" w:id="-1">
     <w:p>
       <w:pPr>
@@ -5780,7 +2321,7 @@
 </file>
 
 <file path=word/footer1.xml><?xml version="1.0" encoding="utf-8"?>
-<w:ftr xmlns:wpc="http://schemas.microsoft.com/office/word/2010/wordprocessingCanvas" xmlns:cx="http://schemas.microsoft.com/office/drawing/2014/chartex" xmlns:cx1="http://schemas.microsoft.com/office/drawing/2015/9/8/chartex" xmlns:cx2="http://schemas.microsoft.com/office/drawing/2015/10/21/chartex" xmlns:cx3="http://schemas.microsoft.com/office/drawing/2016/5/9/chartex" xmlns:cx4="http://schemas.microsoft.com/office/drawing/2016/5/10/chartex" xmlns:cx5="http://schemas.microsoft.com/office/drawing/2016/5/11/chartex" xmlns:cx6="http://schemas.microsoft.com/office/drawing/2016/5/12/chartex" xmlns:cx7="http://schemas.microsoft.com/office/drawing/2016/5/13/chartex" xmlns:cx8="http://schemas.microsoft.com/office/drawing/2016/5/14/chartex" xmlns:mc="http://schemas.openxmlformats.org/markup-compatibility/2006" xmlns:aink="http://schemas.microsoft.com/office/drawing/2016/ink" xmlns:am3d="http://schemas.microsoft.com/office/drawing/2017/model3d" xmlns:o="urn:schemas-microsoft-com:office:office" xmlns:oel="http://schemas.microsoft.com/office/2019/extlst" xmlns:r="http://schemas.openxmlformats.org/officeDocument/2006/relationships" xmlns:m="http://schemas.openxmlformats.org/officeDocument/2006/math" xmlns:v="urn:schemas-microsoft-com:vml" xmlns:wp14="http://schemas.microsoft.com/office/word/2010/wordprocessingDrawing" xmlns:wp="http://schemas.openxmlformats.org/drawingml/2006/wordprocessingDrawing" xmlns:w10="urn:schemas-microsoft-com:office:word" xmlns:w="http://schemas.openxmlformats.org/wordprocessingml/2006/main" xmlns:w14="http://schemas.microsoft.com/office/word/2010/wordml" xmlns:w15="http://schemas.microsoft.com/office/word/2012/wordml" xmlns:w16cex="http://schemas.microsoft.com/office/word/2018/wordml/cex" xmlns:w16cid="http://schemas.microsoft.com/office/word/2016/wordml/cid" xmlns:w16="http://schemas.microsoft.com/office/word/2018/wordml" xmlns:w16du="http://schemas.microsoft.com/office/word/2023/wordml/word16du" xmlns:w16sdtdh="http://schemas.microsoft.com/office/word/2020/wordml/sdtdatahash" xmlns:w16se="http://schemas.microsoft.com/office/word/2015/wordml/symex" xmlns:wpg="http://schemas.microsoft.com/office/word/2010/wordprocessingGroup" xmlns:wpi="http://schemas.microsoft.com/office/word/2010/wordprocessingInk" xmlns:wne="http://schemas.microsoft.com/office/word/2006/wordml" xmlns:wps="http://schemas.microsoft.com/office/word/2010/wordprocessingShape" mc:Ignorable="w14 w15 w16se w16cid w16 w16cex w16sdtdh wp14">
+<w:ftr xmlns:wpc="http://schemas.microsoft.com/office/word/2010/wordprocessingCanvas" xmlns:cx="http://schemas.microsoft.com/office/drawing/2014/chartex" xmlns:cx1="http://schemas.microsoft.com/office/drawing/2015/9/8/chartex" xmlns:cx2="http://schemas.microsoft.com/office/drawing/2015/10/21/chartex" xmlns:cx3="http://schemas.microsoft.com/office/drawing/2016/5/9/chartex" xmlns:cx4="http://schemas.microsoft.com/office/drawing/2016/5/10/chartex" xmlns:cx5="http://schemas.microsoft.com/office/drawing/2016/5/11/chartex" xmlns:cx6="http://schemas.microsoft.com/office/drawing/2016/5/12/chartex" xmlns:cx7="http://schemas.microsoft.com/office/drawing/2016/5/13/chartex" xmlns:cx8="http://schemas.microsoft.com/office/drawing/2016/5/14/chartex" xmlns:mc="http://schemas.openxmlformats.org/markup-compatibility/2006" xmlns:aink="http://schemas.microsoft.com/office/drawing/2016/ink" xmlns:am3d="http://schemas.microsoft.com/office/drawing/2017/model3d" xmlns:o="urn:schemas-microsoft-com:office:office" xmlns:oel="http://schemas.microsoft.com/office/2019/extlst" xmlns:r="http://schemas.openxmlformats.org/officeDocument/2006/relationships" xmlns:m="http://schemas.openxmlformats.org/officeDocument/2006/math" xmlns:v="urn:schemas-microsoft-com:vml" xmlns:wp14="http://schemas.microsoft.com/office/word/2010/wordprocessingDrawing" xmlns:wp="http://schemas.openxmlformats.org/drawingml/2006/wordprocessingDrawing" xmlns:w10="urn:schemas-microsoft-com:office:word" xmlns:w="http://schemas.openxmlformats.org/wordprocessingml/2006/main" xmlns:w14="http://schemas.microsoft.com/office/word/2010/wordml" xmlns:w15="http://schemas.microsoft.com/office/word/2012/wordml" xmlns:w16cex="http://schemas.microsoft.com/office/word/2018/wordml/cex" xmlns:w16cid="http://schemas.microsoft.com/office/word/2016/wordml/cid" xmlns:w16="http://schemas.microsoft.com/office/word/2018/wordml" xmlns:w16du="http://schemas.microsoft.com/office/word/2023/wordml/word16du" xmlns:w16sdtdh="http://schemas.microsoft.com/office/word/2020/wordml/sdtdatahash" xmlns:w16sdtfl="http://schemas.microsoft.com/office/word/2024/wordml/sdtformatlock" xmlns:w16se="http://schemas.microsoft.com/office/word/2015/wordml/symex" xmlns:wpg="http://schemas.microsoft.com/office/word/2010/wordprocessingGroup" xmlns:wpi="http://schemas.microsoft.com/office/word/2010/wordprocessingInk" xmlns:wne="http://schemas.microsoft.com/office/word/2006/wordml" xmlns:wps="http://schemas.microsoft.com/office/word/2010/wordprocessingShape" mc:Ignorable="w14 w15 w16se w16cid w16 w16cex w16sdtdh w16sdtfl w16du wp14">
   <w:sdt>
     <w:sdtPr>
       <w:id w:val="1495451635"/>
@@ -5793,6 +2334,7 @@
       <w:p>
         <w:pPr>
           <w:pStyle w:val="a6"/>
+          <w:ind w:right="-2"/>
           <w:jc w:val="right"/>
         </w:pPr>
         <w:r>
@@ -5834,7 +2376,7 @@
 </file>
 
 <file path=word/footnotes.xml><?xml version="1.0" encoding="utf-8"?>
-<w:footnotes xmlns:wpc="http://schemas.microsoft.com/office/word/2010/wordprocessingCanvas" xmlns:cx="http://schemas.microsoft.com/office/drawing/2014/chartex" xmlns:cx1="http://schemas.microsoft.com/office/drawing/2015/9/8/chartex" xmlns:cx2="http://schemas.microsoft.com/office/drawing/2015/10/21/chartex" xmlns:cx3="http://schemas.microsoft.com/office/drawing/2016/5/9/chartex" xmlns:cx4="http://schemas.microsoft.com/office/drawing/2016/5/10/chartex" xmlns:cx5="http://schemas.microsoft.com/office/drawing/2016/5/11/chartex" xmlns:cx6="http://schemas.microsoft.com/office/drawing/2016/5/12/chartex" xmlns:cx7="http://schemas.microsoft.com/office/drawing/2016/5/13/chartex" xmlns:cx8="http://schemas.microsoft.com/office/drawing/2016/5/14/chartex" xmlns:mc="http://schemas.openxmlformats.org/markup-compatibility/2006" xmlns:aink="http://schemas.microsoft.com/office/drawing/2016/ink" xmlns:am3d="http://schemas.microsoft.com/office/drawing/2017/model3d" xmlns:o="urn:schemas-microsoft-com:office:office" xmlns:oel="http://schemas.microsoft.com/office/2019/extlst" xmlns:r="http://schemas.openxmlformats.org/officeDocument/2006/relationships" xmlns:m="http://schemas.openxmlformats.org/officeDocument/2006/math" xmlns:v="urn:schemas-microsoft-com:vml" xmlns:wp14="http://schemas.microsoft.com/office/word/2010/wordprocessingDrawing" xmlns:wp="http://schemas.openxmlformats.org/drawingml/2006/wordprocessingDrawing" xmlns:w10="urn:schemas-microsoft-com:office:word" xmlns:w="http://schemas.openxmlformats.org/wordprocessingml/2006/main" xmlns:w14="http://schemas.microsoft.com/office/word/2010/wordml" xmlns:w15="http://schemas.microsoft.com/office/word/2012/wordml" xmlns:w16cex="http://schemas.microsoft.com/office/word/2018/wordml/cex" xmlns:w16cid="http://schemas.microsoft.com/office/word/2016/wordml/cid" xmlns:w16="http://schemas.microsoft.com/office/word/2018/wordml" xmlns:w16du="http://schemas.microsoft.com/office/word/2023/wordml/word16du" xmlns:w16sdtdh="http://schemas.microsoft.com/office/word/2020/wordml/sdtdatahash" xmlns:w16se="http://schemas.microsoft.com/office/word/2015/wordml/symex" xmlns:wpg="http://schemas.microsoft.com/office/word/2010/wordprocessingGroup" xmlns:wpi="http://schemas.microsoft.com/office/word/2010/wordprocessingInk" xmlns:wne="http://schemas.microsoft.com/office/word/2006/wordml" xmlns:wps="http://schemas.microsoft.com/office/word/2010/wordprocessingShape" mc:Ignorable="w14 w15 w16se w16cid w16 w16cex w16sdtdh wp14">
+<w:footnotes xmlns:wpc="http://schemas.microsoft.com/office/word/2010/wordprocessingCanvas" xmlns:cx="http://schemas.microsoft.com/office/drawing/2014/chartex" xmlns:cx1="http://schemas.microsoft.com/office/drawing/2015/9/8/chartex" xmlns:cx2="http://schemas.microsoft.com/office/drawing/2015/10/21/chartex" xmlns:cx3="http://schemas.microsoft.com/office/drawing/2016/5/9/chartex" xmlns:cx4="http://schemas.microsoft.com/office/drawing/2016/5/10/chartex" xmlns:cx5="http://schemas.microsoft.com/office/drawing/2016/5/11/chartex" xmlns:cx6="http://schemas.microsoft.com/office/drawing/2016/5/12/chartex" xmlns:cx7="http://schemas.microsoft.com/office/drawing/2016/5/13/chartex" xmlns:cx8="http://schemas.microsoft.com/office/drawing/2016/5/14/chartex" xmlns:mc="http://schemas.openxmlformats.org/markup-compatibility/2006" xmlns:aink="http://schemas.microsoft.com/office/drawing/2016/ink" xmlns:am3d="http://schemas.microsoft.com/office/drawing/2017/model3d" xmlns:o="urn:schemas-microsoft-com:office:office" xmlns:oel="http://schemas.microsoft.com/office/2019/extlst" xmlns:r="http://schemas.openxmlformats.org/officeDocument/2006/relationships" xmlns:m="http://schemas.openxmlformats.org/officeDocument/2006/math" xmlns:v="urn:schemas-microsoft-com:vml" xmlns:wp14="http://schemas.microsoft.com/office/word/2010/wordprocessingDrawing" xmlns:wp="http://schemas.openxmlformats.org/drawingml/2006/wordprocessingDrawing" xmlns:w10="urn:schemas-microsoft-com:office:word" xmlns:w="http://schemas.openxmlformats.org/wordprocessingml/2006/main" xmlns:w14="http://schemas.microsoft.com/office/word/2010/wordml" xmlns:w15="http://schemas.microsoft.com/office/word/2012/wordml" xmlns:w16cex="http://schemas.microsoft.com/office/word/2018/wordml/cex" xmlns:w16cid="http://schemas.microsoft.com/office/word/2016/wordml/cid" xmlns:w16="http://schemas.microsoft.com/office/word/2018/wordml" xmlns:w16du="http://schemas.microsoft.com/office/word/2023/wordml/word16du" xmlns:w16sdtdh="http://schemas.microsoft.com/office/word/2020/wordml/sdtdatahash" xmlns:w16sdtfl="http://schemas.microsoft.com/office/word/2024/wordml/sdtformatlock" xmlns:w16se="http://schemas.microsoft.com/office/word/2015/wordml/symex" xmlns:wpg="http://schemas.microsoft.com/office/word/2010/wordprocessingGroup" xmlns:wpi="http://schemas.microsoft.com/office/word/2010/wordprocessingInk" xmlns:wne="http://schemas.microsoft.com/office/word/2006/wordml" xmlns:wps="http://schemas.microsoft.com/office/word/2010/wordprocessingShape" mc:Ignorable="w14 w15 w16se w16cid w16 w16cex w16sdtdh w16sdtfl w16du wp14">
   <w:footnote w:type="separator" w:id="-1">
     <w:p>
       <w:pPr>
@@ -5859,7 +2401,7 @@
 </file>
 
 <file path=word/numbering.xml><?xml version="1.0" encoding="utf-8"?>
-<w:numbering xmlns:wpc="http://schemas.microsoft.com/office/word/2010/wordprocessingCanvas" xmlns:cx="http://schemas.microsoft.com/office/drawing/2014/chartex" xmlns:cx1="http://schemas.microsoft.com/office/drawing/2015/9/8/chartex" xmlns:cx2="http://schemas.microsoft.com/office/drawing/2015/10/21/chartex" xmlns:cx3="http://schemas.microsoft.com/office/drawing/2016/5/9/chartex" xmlns:cx4="http://schemas.microsoft.com/office/drawing/2016/5/10/chartex" xmlns:cx5="http://schemas.microsoft.com/office/drawing/2016/5/11/chartex" xmlns:cx6="http://schemas.microsoft.com/office/drawing/2016/5/12/chartex" xmlns:cx7="http://schemas.microsoft.com/office/drawing/2016/5/13/chartex" xmlns:cx8="http://schemas.microsoft.com/office/drawing/2016/5/14/chartex" xmlns:mc="http://schemas.openxmlformats.org/markup-compatibility/2006" xmlns:aink="http://schemas.microsoft.com/office/drawing/2016/ink" xmlns:am3d="http://schemas.microsoft.com/office/drawing/2017/model3d" xmlns:o="urn:schemas-microsoft-com:office:office" xmlns:oel="http://schemas.microsoft.com/office/2019/extlst" xmlns:r="http://schemas.openxmlformats.org/officeDocument/2006/relationships" xmlns:m="http://schemas.openxmlformats.org/officeDocument/2006/math" xmlns:v="urn:schemas-microsoft-com:vml" xmlns:wp14="http://schemas.microsoft.com/office/word/2010/wordprocessingDrawing" xmlns:wp="http://schemas.openxmlformats.org/drawingml/2006/wordprocessingDrawing" xmlns:w10="urn:schemas-microsoft-com:office:word" xmlns:w="http://schemas.openxmlformats.org/wordprocessingml/2006/main" xmlns:w14="http://schemas.microsoft.com/office/word/2010/wordml" xmlns:w15="http://schemas.microsoft.com/office/word/2012/wordml" xmlns:w16cex="http://schemas.microsoft.com/office/word/2018/wordml/cex" xmlns:w16cid="http://schemas.microsoft.com/office/word/2016/wordml/cid" xmlns:w16="http://schemas.microsoft.com/office/word/2018/wordml" xmlns:w16du="http://schemas.microsoft.com/office/word/2023/wordml/word16du" xmlns:w16sdtdh="http://schemas.microsoft.com/office/word/2020/wordml/sdtdatahash" xmlns:w16se="http://schemas.microsoft.com/office/word/2015/wordml/symex" xmlns:wpg="http://schemas.microsoft.com/office/word/2010/wordprocessingGroup" xmlns:wpi="http://schemas.microsoft.com/office/word/2010/wordprocessingInk" xmlns:wne="http://schemas.microsoft.com/office/word/2006/wordml" xmlns:wps="http://schemas.microsoft.com/office/word/2010/wordprocessingShape" mc:Ignorable="w14 w15 w16se w16cid w16 w16cex w16sdtdh wp14">
+<w:numbering xmlns:wpc="http://schemas.microsoft.com/office/word/2010/wordprocessingCanvas" xmlns:cx="http://schemas.microsoft.com/office/drawing/2014/chartex" xmlns:cx1="http://schemas.microsoft.com/office/drawing/2015/9/8/chartex" xmlns:cx2="http://schemas.microsoft.com/office/drawing/2015/10/21/chartex" xmlns:cx3="http://schemas.microsoft.com/office/drawing/2016/5/9/chartex" xmlns:cx4="http://schemas.microsoft.com/office/drawing/2016/5/10/chartex" xmlns:cx5="http://schemas.microsoft.com/office/drawing/2016/5/11/chartex" xmlns:cx6="http://schemas.microsoft.com/office/drawing/2016/5/12/chartex" xmlns:cx7="http://schemas.microsoft.com/office/drawing/2016/5/13/chartex" xmlns:cx8="http://schemas.microsoft.com/office/drawing/2016/5/14/chartex" xmlns:mc="http://schemas.openxmlformats.org/markup-compatibility/2006" xmlns:aink="http://schemas.microsoft.com/office/drawing/2016/ink" xmlns:am3d="http://schemas.microsoft.com/office/drawing/2017/model3d" xmlns:o="urn:schemas-microsoft-com:office:office" xmlns:oel="http://schemas.microsoft.com/office/2019/extlst" xmlns:r="http://schemas.openxmlformats.org/officeDocument/2006/relationships" xmlns:m="http://schemas.openxmlformats.org/officeDocument/2006/math" xmlns:v="urn:schemas-microsoft-com:vml" xmlns:wp14="http://schemas.microsoft.com/office/word/2010/wordprocessingDrawing" xmlns:wp="http://schemas.openxmlformats.org/drawingml/2006/wordprocessingDrawing" xmlns:w10="urn:schemas-microsoft-com:office:word" xmlns:w="http://schemas.openxmlformats.org/wordprocessingml/2006/main" xmlns:w14="http://schemas.microsoft.com/office/word/2010/wordml" xmlns:w15="http://schemas.microsoft.com/office/word/2012/wordml" xmlns:w16cex="http://schemas.microsoft.com/office/word/2018/wordml/cex" xmlns:w16cid="http://schemas.microsoft.com/office/word/2016/wordml/cid" xmlns:w16="http://schemas.microsoft.com/office/word/2018/wordml" xmlns:w16du="http://schemas.microsoft.com/office/word/2023/wordml/word16du" xmlns:w16sdtdh="http://schemas.microsoft.com/office/word/2020/wordml/sdtdatahash" xmlns:w16sdtfl="http://schemas.microsoft.com/office/word/2024/wordml/sdtformatlock" xmlns:w16se="http://schemas.microsoft.com/office/word/2015/wordml/symex" xmlns:wpg="http://schemas.microsoft.com/office/word/2010/wordprocessingGroup" xmlns:wpi="http://schemas.microsoft.com/office/word/2010/wordprocessingInk" xmlns:wne="http://schemas.microsoft.com/office/word/2006/wordml" xmlns:wps="http://schemas.microsoft.com/office/word/2010/wordprocessingShape" mc:Ignorable="w14 w15 w16se w16cid w16 w16cex w16sdtdh w16sdtfl w16du wp14">
   <w:abstractNum w:abstractNumId="0" w15:restartNumberingAfterBreak="0">
     <w:nsid w:val="FFFFFF89"/>
     <w:multiLevelType w:val="singleLevel"/>
@@ -10918,7 +7460,7 @@
 </file>
 
 <file path=word/styles.xml><?xml version="1.0" encoding="utf-8"?>
-<w:styles xmlns:mc="http://schemas.openxmlformats.org/markup-compatibility/2006" xmlns:r="http://schemas.openxmlformats.org/officeDocument/2006/relationships" xmlns:w="http://schemas.openxmlformats.org/wordprocessingml/2006/main" xmlns:w14="http://schemas.microsoft.com/office/word/2010/wordml" xmlns:w15="http://schemas.microsoft.com/office/word/2012/wordml" xmlns:w16cex="http://schemas.microsoft.com/office/word/2018/wordml/cex" xmlns:w16cid="http://schemas.microsoft.com/office/word/2016/wordml/cid" xmlns:w16="http://schemas.microsoft.com/office/word/2018/wordml" xmlns:w16sdtdh="http://schemas.microsoft.com/office/word/2020/wordml/sdtdatahash" xmlns:w16se="http://schemas.microsoft.com/office/word/2015/wordml/symex" mc:Ignorable="w14 w15 w16se w16cid w16 w16cex w16sdtdh">
+<w:styles xmlns:mc="http://schemas.openxmlformats.org/markup-compatibility/2006" xmlns:r="http://schemas.openxmlformats.org/officeDocument/2006/relationships" xmlns:w="http://schemas.openxmlformats.org/wordprocessingml/2006/main" xmlns:w14="http://schemas.microsoft.com/office/word/2010/wordml" xmlns:w15="http://schemas.microsoft.com/office/word/2012/wordml" xmlns:w16cex="http://schemas.microsoft.com/office/word/2018/wordml/cex" xmlns:w16cid="http://schemas.microsoft.com/office/word/2016/wordml/cid" xmlns:w16="http://schemas.microsoft.com/office/word/2018/wordml" xmlns:w16du="http://schemas.microsoft.com/office/word/2023/wordml/word16du" xmlns:w16sdtdh="http://schemas.microsoft.com/office/word/2020/wordml/sdtdatahash" xmlns:w16sdtfl="http://schemas.microsoft.com/office/word/2024/wordml/sdtformatlock" xmlns:w16se="http://schemas.microsoft.com/office/word/2015/wordml/symex" mc:Ignorable="w14 w15 w16se w16cid w16 w16cex w16sdtdh w16sdtfl w16du">
   <w:docDefaults>
     <w:rPrDefault>
       <w:rPr>
